--- a/docs/tech/ezEKP/고객사이트_구축시_사이트저장소_생성방법.docx
+++ b/docs/tech/ezEKP/고객사이트_구축시_사이트저장소_생성방법.docx
@@ -86,24 +86,17 @@
         </w:rPr>
         <w:t xml:space="preserve">고객 사이트에 </w:t>
       </w:r>
-      <w:proofErr w:type="spellStart"/>
       <w:r>
         <w:t>ezEKP</w:t>
       </w:r>
-      <w:proofErr w:type="spellEnd"/>
       <w:r>
         <w:rPr>
           <w:rFonts w:hint="eastAsia"/>
         </w:rPr>
         <w:t xml:space="preserve">를 설치 시 해당 사이트에 대한 소스코드 형상 관리를 위해 사이트 전용 </w:t>
       </w:r>
-      <w:proofErr w:type="spellStart"/>
-      <w:r>
-        <w:t>git</w:t>
-      </w:r>
-      <w:proofErr w:type="spellEnd"/>
-      <w:r>
-        <w:t xml:space="preserve"> </w:t>
+      <w:r>
+        <w:t xml:space="preserve">git </w:t>
       </w:r>
       <w:r>
         <w:rPr>
@@ -596,257 +589,144 @@
         </w:rPr>
         <w:t xml:space="preserve">개발팀 </w:t>
       </w:r>
-      <w:proofErr w:type="spellStart"/>
-      <w:r>
-        <w:t>git</w:t>
-      </w:r>
-      <w:proofErr w:type="spellEnd"/>
+      <w:r>
+        <w:t xml:space="preserve">git </w:t>
+      </w:r>
+      <w:r>
+        <w:rPr>
+          <w:rFonts w:hint="eastAsia"/>
+        </w:rPr>
+        <w:t>서</w:t>
+      </w:r>
+      <w:r>
+        <w:rPr>
+          <w:rFonts w:hint="eastAsia"/>
+        </w:rPr>
+        <w:t xml:space="preserve">버내 </w:t>
+      </w:r>
+      <w:r>
+        <w:t xml:space="preserve">ezEKP </w:t>
+      </w:r>
+      <w:r>
+        <w:rPr>
+          <w:rFonts w:hint="eastAsia"/>
+        </w:rPr>
+        <w:t xml:space="preserve">표준모듈 소스코드가 저장된 </w:t>
+      </w:r>
+      <w:r>
+        <w:t xml:space="preserve">Dev </w:t>
+      </w:r>
+      <w:r>
+        <w:rPr>
+          <w:rFonts w:hint="eastAsia"/>
+        </w:rPr>
+        <w:t xml:space="preserve">저장소는 </w:t>
+      </w:r>
+      <w:r>
+        <w:t>/home/jmocha/git</w:t>
+      </w:r>
+      <w:r>
+        <w:rPr>
+          <w:rFonts w:hint="eastAsia"/>
+        </w:rPr>
+        <w:t xml:space="preserve"> 폴더에 위치해 있으며 각 사이트별 저장소는 </w:t>
+      </w:r>
+      <w:r>
+        <w:t xml:space="preserve">/home/jmocha/sitegit </w:t>
+      </w:r>
+      <w:r>
+        <w:rPr>
+          <w:rFonts w:hint="eastAsia"/>
+        </w:rPr>
+        <w:t xml:space="preserve">밑에 위치한다(이하 </w:t>
+      </w:r>
+      <w:r>
+        <w:t xml:space="preserve">/home/jmocha </w:t>
+      </w:r>
+      <w:r>
+        <w:rPr>
+          <w:rFonts w:hint="eastAsia"/>
+        </w:rPr>
+        <w:t>생략)</w:t>
+      </w:r>
+      <w:r>
+        <w:t xml:space="preserve">. git/ezEKP-build.git </w:t>
+      </w:r>
+      <w:r>
+        <w:rPr>
+          <w:rFonts w:hint="eastAsia"/>
+        </w:rPr>
+        <w:t xml:space="preserve">프로젝트를 </w:t>
+      </w:r>
+      <w:r>
+        <w:t xml:space="preserve">clone </w:t>
+      </w:r>
+      <w:r>
+        <w:rPr>
+          <w:rFonts w:hint="eastAsia"/>
+        </w:rPr>
+        <w:t xml:space="preserve">받아 </w:t>
+      </w:r>
+      <w:r>
+        <w:t xml:space="preserve">ezEKP </w:t>
+      </w:r>
+      <w:r>
+        <w:rPr>
+          <w:rFonts w:hint="eastAsia"/>
+        </w:rPr>
+        <w:t xml:space="preserve">패키지를 빌드하면 </w:t>
+      </w:r>
+      <w:r>
+        <w:t xml:space="preserve">build.pl </w:t>
+      </w:r>
+      <w:r>
+        <w:rPr>
+          <w:rFonts w:hint="eastAsia"/>
+        </w:rPr>
+        <w:t xml:space="preserve">스크립트가 </w:t>
+      </w:r>
+      <w:r>
+        <w:t xml:space="preserve">git </w:t>
+      </w:r>
+      <w:r>
+        <w:rPr>
+          <w:rFonts w:hint="eastAsia"/>
+        </w:rPr>
+        <w:t xml:space="preserve">폴더 밑에 위치한 </w:t>
+      </w:r>
+      <w:r>
+        <w:rPr>
+          <w:rFonts w:hint="eastAsia"/>
+        </w:rPr>
+        <w:t>표준모</w:t>
+      </w:r>
+      <w:r>
+        <w:rPr>
+          <w:rFonts w:hint="eastAsia"/>
+        </w:rPr>
+        <w:t xml:space="preserve">듈인 </w:t>
+      </w:r>
+      <w:r>
+        <w:t xml:space="preserve">ezFlow4Java.git, </w:t>
+      </w:r>
+      <w:r>
+        <w:t>jgw_server.git</w:t>
+      </w:r>
+      <w:r>
+        <w:t xml:space="preserve">, </w:t>
+      </w:r>
+      <w:r>
+        <w:t>jmocha.git</w:t>
+      </w:r>
+      <w:r>
+        <w:rPr>
+          <w:rFonts w:hint="eastAsia"/>
+        </w:rPr>
+        <w:t>를</w:t>
+      </w:r>
       <w:r>
         <w:t xml:space="preserve"> </w:t>
       </w:r>
-      <w:proofErr w:type="spellStart"/>
-      <w:r>
-        <w:rPr>
-          <w:rFonts w:hint="eastAsia"/>
-        </w:rPr>
-        <w:t>서</w:t>
-      </w:r>
-      <w:r>
-        <w:rPr>
-          <w:rFonts w:hint="eastAsia"/>
-        </w:rPr>
-        <w:t>버내</w:t>
-      </w:r>
-      <w:proofErr w:type="spellEnd"/>
-      <w:r>
-        <w:rPr>
-          <w:rFonts w:hint="eastAsia"/>
-        </w:rPr>
-        <w:t xml:space="preserve"> </w:t>
-      </w:r>
-      <w:proofErr w:type="spellStart"/>
-      <w:r>
-        <w:t>ezEKP</w:t>
-      </w:r>
-      <w:proofErr w:type="spellEnd"/>
-      <w:r>
-        <w:t xml:space="preserve"> </w:t>
-      </w:r>
-      <w:r>
-        <w:rPr>
-          <w:rFonts w:hint="eastAsia"/>
-        </w:rPr>
-        <w:t xml:space="preserve">표준모듈 소스코드가 저장된 </w:t>
-      </w:r>
-      <w:r>
-        <w:t xml:space="preserve">Dev </w:t>
-      </w:r>
-      <w:r>
-        <w:rPr>
-          <w:rFonts w:hint="eastAsia"/>
-        </w:rPr>
-        <w:t xml:space="preserve">저장소는 </w:t>
-      </w:r>
-      <w:r>
-        <w:t>/home/</w:t>
-      </w:r>
-      <w:proofErr w:type="spellStart"/>
-      <w:r>
-        <w:t>jmocha</w:t>
-      </w:r>
-      <w:proofErr w:type="spellEnd"/>
-      <w:r>
-        <w:t>/</w:t>
-      </w:r>
-      <w:proofErr w:type="spellStart"/>
-      <w:r>
-        <w:t>git</w:t>
-      </w:r>
-      <w:proofErr w:type="spellEnd"/>
-      <w:r>
-        <w:rPr>
-          <w:rFonts w:hint="eastAsia"/>
-        </w:rPr>
-        <w:t xml:space="preserve"> 폴더에 위치해 있으며 각 </w:t>
-      </w:r>
-      <w:proofErr w:type="spellStart"/>
-      <w:r>
-        <w:rPr>
-          <w:rFonts w:hint="eastAsia"/>
-        </w:rPr>
-        <w:t>사이트별</w:t>
-      </w:r>
-      <w:proofErr w:type="spellEnd"/>
-      <w:r>
-        <w:rPr>
-          <w:rFonts w:hint="eastAsia"/>
-        </w:rPr>
-        <w:t xml:space="preserve"> 저장소는 </w:t>
-      </w:r>
-      <w:r>
-        <w:t>/home/</w:t>
-      </w:r>
-      <w:proofErr w:type="spellStart"/>
-      <w:r>
-        <w:t>jmocha</w:t>
-      </w:r>
-      <w:proofErr w:type="spellEnd"/>
-      <w:r>
-        <w:t>/</w:t>
-      </w:r>
-      <w:proofErr w:type="spellStart"/>
-      <w:r>
-        <w:t>sitegit</w:t>
-      </w:r>
-      <w:proofErr w:type="spellEnd"/>
-      <w:r>
-        <w:t xml:space="preserve"> </w:t>
-      </w:r>
-      <w:r>
-        <w:rPr>
-          <w:rFonts w:hint="eastAsia"/>
-        </w:rPr>
-        <w:t xml:space="preserve">밑에 위치한다(이하 </w:t>
-      </w:r>
-      <w:r>
-        <w:t>/home/</w:t>
-      </w:r>
-      <w:proofErr w:type="spellStart"/>
-      <w:r>
-        <w:t>jmocha</w:t>
-      </w:r>
-      <w:proofErr w:type="spellEnd"/>
-      <w:r>
-        <w:t xml:space="preserve"> </w:t>
-      </w:r>
-      <w:r>
-        <w:rPr>
-          <w:rFonts w:hint="eastAsia"/>
-        </w:rPr>
-        <w:t>생략)</w:t>
-      </w:r>
-      <w:r>
-        <w:t xml:space="preserve">. </w:t>
-      </w:r>
-      <w:proofErr w:type="spellStart"/>
-      <w:r>
-        <w:t>git</w:t>
-      </w:r>
-      <w:proofErr w:type="spellEnd"/>
-      <w:r>
-        <w:t>/</w:t>
-      </w:r>
-      <w:proofErr w:type="spellStart"/>
-      <w:r>
-        <w:t>ezEKP-build.git</w:t>
-      </w:r>
-      <w:proofErr w:type="spellEnd"/>
-      <w:r>
-        <w:t xml:space="preserve"> </w:t>
-      </w:r>
-      <w:r>
-        <w:rPr>
-          <w:rFonts w:hint="eastAsia"/>
-        </w:rPr>
-        <w:t xml:space="preserve">프로젝트를 </w:t>
-      </w:r>
-      <w:r>
-        <w:t xml:space="preserve">clone </w:t>
-      </w:r>
-      <w:r>
-        <w:rPr>
-          <w:rFonts w:hint="eastAsia"/>
-        </w:rPr>
-        <w:t xml:space="preserve">받아 </w:t>
-      </w:r>
-      <w:proofErr w:type="spellStart"/>
-      <w:r>
-        <w:t>ezEKP</w:t>
-      </w:r>
-      <w:proofErr w:type="spellEnd"/>
-      <w:r>
-        <w:t xml:space="preserve"> </w:t>
-      </w:r>
-      <w:r>
-        <w:rPr>
-          <w:rFonts w:hint="eastAsia"/>
-        </w:rPr>
-        <w:t xml:space="preserve">패키지를 </w:t>
-      </w:r>
-      <w:proofErr w:type="spellStart"/>
-      <w:r>
-        <w:rPr>
-          <w:rFonts w:hint="eastAsia"/>
-        </w:rPr>
-        <w:t>빌드하면</w:t>
-      </w:r>
-      <w:proofErr w:type="spellEnd"/>
-      <w:r>
-        <w:rPr>
-          <w:rFonts w:hint="eastAsia"/>
-        </w:rPr>
-        <w:t xml:space="preserve"> </w:t>
-      </w:r>
-      <w:r>
-        <w:t xml:space="preserve">build.pl </w:t>
-      </w:r>
-      <w:r>
-        <w:rPr>
-          <w:rFonts w:hint="eastAsia"/>
-        </w:rPr>
-        <w:t xml:space="preserve">스크립트가 </w:t>
-      </w:r>
-      <w:proofErr w:type="spellStart"/>
-      <w:r>
-        <w:t>git</w:t>
-      </w:r>
-      <w:proofErr w:type="spellEnd"/>
-      <w:r>
-        <w:t xml:space="preserve"> </w:t>
-      </w:r>
-      <w:r>
-        <w:rPr>
-          <w:rFonts w:hint="eastAsia"/>
-        </w:rPr>
-        <w:t xml:space="preserve">폴더 밑에 위치한 </w:t>
-      </w:r>
-      <w:r>
-        <w:rPr>
-          <w:rFonts w:hint="eastAsia"/>
-        </w:rPr>
-        <w:t>표준모</w:t>
-      </w:r>
-      <w:r>
-        <w:rPr>
-          <w:rFonts w:hint="eastAsia"/>
-        </w:rPr>
-        <w:t xml:space="preserve">듈인 </w:t>
-      </w:r>
-      <w:r>
-        <w:t xml:space="preserve">ezFlow4Java.git, </w:t>
-      </w:r>
-      <w:proofErr w:type="spellStart"/>
-      <w:r>
-        <w:t>jgw_server.git</w:t>
-      </w:r>
-      <w:proofErr w:type="spellEnd"/>
-      <w:r>
-        <w:t xml:space="preserve">, </w:t>
-      </w:r>
-      <w:proofErr w:type="spellStart"/>
-      <w:r>
-        <w:t>jmocha.git</w:t>
-      </w:r>
-      <w:proofErr w:type="spellEnd"/>
-      <w:r>
-        <w:rPr>
-          <w:rFonts w:hint="eastAsia"/>
-        </w:rPr>
-        <w:t>를</w:t>
-      </w:r>
-      <w:r>
-        <w:t xml:space="preserve"> </w:t>
-      </w:r>
       <w:r>
         <w:rPr>
           <w:rFonts w:hint="eastAsia"/>
@@ -862,13 +742,8 @@
         </w:rPr>
         <w:t xml:space="preserve"> 받아 </w:t>
       </w:r>
-      <w:proofErr w:type="spellStart"/>
-      <w:r>
-        <w:t>ezEKP</w:t>
-      </w:r>
-      <w:proofErr w:type="spellEnd"/>
-      <w:r>
-        <w:t xml:space="preserve"> </w:t>
+      <w:r>
+        <w:t xml:space="preserve">ezEKP </w:t>
       </w:r>
       <w:r>
         <w:rPr>
@@ -887,34 +762,57 @@
         </w:rPr>
         <w:t xml:space="preserve">이와 같이 표준모듈을 이용해 </w:t>
       </w:r>
-      <w:proofErr w:type="spellStart"/>
-      <w:r>
-        <w:t>ezEKP</w:t>
-      </w:r>
-      <w:proofErr w:type="spellEnd"/>
-      <w:r>
+      <w:r>
+        <w:t xml:space="preserve">ezEKP </w:t>
+      </w:r>
+      <w:r>
+        <w:rPr>
+          <w:rFonts w:hint="eastAsia"/>
+        </w:rPr>
+        <w:t>패키지</w:t>
+      </w:r>
+      <w:r>
+        <w:rPr>
+          <w:rFonts w:hint="eastAsia"/>
+        </w:rPr>
+        <w:t xml:space="preserve">를 빌드하고 </w:t>
+      </w:r>
+      <w:r>
+        <w:rPr>
+          <w:rFonts w:hint="eastAsia"/>
+        </w:rPr>
+        <w:t>고객 사이트에 설치</w:t>
+      </w:r>
+      <w:r>
+        <w:rPr>
+          <w:rFonts w:hint="eastAsia"/>
+        </w:rPr>
+        <w:t>할 때</w:t>
+      </w:r>
+      <w:r>
+        <w:rPr>
+          <w:rFonts w:hint="eastAsia"/>
+        </w:rPr>
+        <w:t>에는 해당 고객 사이트만을 위한 별도의 사이트</w:t>
+      </w:r>
+      <w:r>
+        <w:rPr>
+          <w:rFonts w:hint="eastAsia"/>
+        </w:rPr>
         <w:t xml:space="preserve"> </w:t>
       </w:r>
       <w:r>
         <w:rPr>
           <w:rFonts w:hint="eastAsia"/>
         </w:rPr>
-        <w:t>패키지</w:t>
-      </w:r>
-      <w:r>
-        <w:rPr>
-          <w:rFonts w:hint="eastAsia"/>
-        </w:rPr>
-        <w:t xml:space="preserve">를 </w:t>
-      </w:r>
-      <w:proofErr w:type="spellStart"/>
-      <w:r>
-        <w:rPr>
-          <w:rFonts w:hint="eastAsia"/>
-        </w:rPr>
-        <w:t>빌드하고</w:t>
-      </w:r>
-      <w:proofErr w:type="spellEnd"/>
+        <w:t>저장소를 생</w:t>
+      </w:r>
+      <w:r>
+        <w:rPr>
+          <w:rFonts w:hint="eastAsia"/>
+        </w:rPr>
+        <w:t>성하여</w:t>
+      </w:r>
       <w:r>
         <w:rPr>
           <w:rFonts w:hint="eastAsia"/>
@@ -925,63 +823,21 @@
         <w:rPr>
           <w:rFonts w:hint="eastAsia"/>
         </w:rPr>
-        <w:t>고객 사이트에 설치</w:t>
-      </w:r>
-      <w:r>
-        <w:rPr>
-          <w:rFonts w:hint="eastAsia"/>
-        </w:rPr>
-        <w:t>할 때</w:t>
-      </w:r>
-      <w:r>
-        <w:rPr>
-          <w:rFonts w:hint="eastAsia"/>
-        </w:rPr>
-        <w:t>에는 해당 고객 사이트만을 위한 별도의 사이트</w:t>
-      </w:r>
-      <w:r>
-        <w:rPr>
-          <w:rFonts w:hint="eastAsia"/>
-        </w:rPr>
+        <w:t xml:space="preserve">사이트에 </w:t>
+      </w:r>
+      <w:r>
+        <w:rPr>
+          <w:rFonts w:hint="eastAsia"/>
+        </w:rPr>
+        <w:t>적용된 소스코드를 보관하여야 한다.</w:t>
+      </w:r>
+      <w:r>
         <w:t xml:space="preserve"> </w:t>
       </w:r>
       <w:r>
         <w:rPr>
           <w:rFonts w:hint="eastAsia"/>
         </w:rPr>
-        <w:t>저장소를 생</w:t>
-      </w:r>
-      <w:r>
-        <w:rPr>
-          <w:rFonts w:hint="eastAsia"/>
-        </w:rPr>
-        <w:t>성하여</w:t>
-      </w:r>
-      <w:r>
-        <w:rPr>
-          <w:rFonts w:hint="eastAsia"/>
-        </w:rPr>
-        <w:t xml:space="preserve"> </w:t>
-      </w:r>
-      <w:r>
-        <w:rPr>
-          <w:rFonts w:hint="eastAsia"/>
-        </w:rPr>
-        <w:t xml:space="preserve">사이트에 </w:t>
-      </w:r>
-      <w:r>
-        <w:rPr>
-          <w:rFonts w:hint="eastAsia"/>
-        </w:rPr>
-        <w:t>적용된 소스코드를 보관하여야 한다.</w:t>
-      </w:r>
-      <w:r>
-        <w:t xml:space="preserve"> </w:t>
-      </w:r>
-      <w:r>
-        <w:rPr>
-          <w:rFonts w:hint="eastAsia"/>
-        </w:rPr>
         <w:t xml:space="preserve">또한 특정 </w:t>
       </w:r>
       <w:r>
@@ -990,33 +846,11 @@
         </w:rPr>
         <w:t xml:space="preserve">사이트 </w:t>
       </w:r>
-      <w:proofErr w:type="spellStart"/>
-      <w:r>
-        <w:rPr>
-          <w:rFonts w:hint="eastAsia"/>
-        </w:rPr>
-        <w:t>커스터마이징</w:t>
-      </w:r>
-      <w:proofErr w:type="spellEnd"/>
-      <w:r>
-        <w:rPr>
-          <w:rFonts w:hint="eastAsia"/>
-        </w:rPr>
-        <w:t xml:space="preserve"> 사항이 발생하였을 때도 사이트 저장소의 사이트 </w:t>
-      </w:r>
-      <w:proofErr w:type="spellStart"/>
-      <w:r>
-        <w:rPr>
-          <w:rFonts w:hint="eastAsia"/>
-        </w:rPr>
-        <w:t>브랜치에서</w:t>
-      </w:r>
-      <w:proofErr w:type="spellEnd"/>
-      <w:r>
-        <w:rPr>
-          <w:rFonts w:hint="eastAsia"/>
-        </w:rPr>
-        <w:t xml:space="preserve"> 작업을 수행</w:t>
+      <w:r>
+        <w:rPr>
+          <w:rFonts w:hint="eastAsia"/>
+        </w:rPr>
+        <w:t>커스터마이징 사항이 발생하였을 때도 사이트 저장소의 사이트 브랜치에서 작업을 수행</w:t>
       </w:r>
       <w:r>
         <w:rPr>
@@ -1080,62 +914,38 @@
       <w:r>
         <w:t xml:space="preserve"> </w:t>
       </w:r>
-      <w:proofErr w:type="spellStart"/>
-      <w:r>
-        <w:rPr>
-          <w:rFonts w:hint="eastAsia"/>
-        </w:rPr>
-        <w:t>코린도의</w:t>
-      </w:r>
-      <w:proofErr w:type="spellEnd"/>
-      <w:r>
-        <w:rPr>
-          <w:rFonts w:hint="eastAsia"/>
-        </w:rPr>
-        <w:t xml:space="preserve"> 경우 </w:t>
-      </w:r>
-      <w:proofErr w:type="spellStart"/>
-      <w:r>
-        <w:rPr>
-          <w:rFonts w:hint="eastAsia"/>
-        </w:rPr>
+      <w:r>
+        <w:rPr>
+          <w:rFonts w:hint="eastAsia"/>
+        </w:rPr>
+        <w:t>코린도의 경우 k</w:t>
+      </w:r>
+      <w:r>
+        <w:t>orindo(</w:t>
+      </w:r>
+      <w:r>
+        <w:rPr>
+          <w:rFonts w:hint="eastAsia"/>
+        </w:rPr>
+        <w:t>이하</w:t>
+      </w:r>
+      <w:r>
+        <w:rPr>
+          <w:rFonts w:hint="eastAsia"/>
+        </w:rPr>
+        <w:t xml:space="preserve"> 설명에서</w:t>
+      </w:r>
+      <w:r>
+        <w:rPr>
+          <w:rFonts w:hint="eastAsia"/>
+        </w:rPr>
+        <w:t xml:space="preserve"> </w:t>
+      </w:r>
+      <w:r>
         <w:t>k</w:t>
       </w:r>
       <w:r>
-        <w:t>orindo</w:t>
-      </w:r>
-      <w:proofErr w:type="spellEnd"/>
-      <w:r>
-        <w:t>(</w:t>
-      </w:r>
-      <w:r>
-        <w:rPr>
-          <w:rFonts w:hint="eastAsia"/>
-        </w:rPr>
-        <w:t>이하</w:t>
-      </w:r>
-      <w:r>
-        <w:rPr>
-          <w:rFonts w:hint="eastAsia"/>
-        </w:rPr>
-        <w:t xml:space="preserve"> 설명에서</w:t>
-      </w:r>
-      <w:r>
-        <w:rPr>
-          <w:rFonts w:hint="eastAsia"/>
-        </w:rPr>
-        <w:t xml:space="preserve"> </w:t>
-      </w:r>
-      <w:proofErr w:type="spellStart"/>
-      <w:r>
-        <w:t>k</w:t>
-      </w:r>
-      <w:r>
-        <w:t>orindo</w:t>
-      </w:r>
-      <w:proofErr w:type="spellEnd"/>
-      <w:r>
-        <w:t xml:space="preserve"> </w:t>
+        <w:t xml:space="preserve">orindo </w:t>
       </w:r>
       <w:r>
         <w:rPr>
@@ -1159,13 +969,8 @@
         </w:rPr>
         <w:t xml:space="preserve">개발팀 </w:t>
       </w:r>
-      <w:proofErr w:type="spellStart"/>
-      <w:r>
-        <w:t>git</w:t>
-      </w:r>
-      <w:proofErr w:type="spellEnd"/>
-      <w:r>
-        <w:t xml:space="preserve"> </w:t>
+      <w:r>
+        <w:t xml:space="preserve">git </w:t>
       </w:r>
       <w:r>
         <w:rPr>
@@ -1173,13 +978,8 @@
         </w:rPr>
         <w:t xml:space="preserve">서버에 </w:t>
       </w:r>
-      <w:proofErr w:type="spellStart"/>
-      <w:r>
-        <w:t>jmocha</w:t>
-      </w:r>
-      <w:proofErr w:type="spellEnd"/>
-      <w:r>
-        <w:t xml:space="preserve"> </w:t>
+      <w:r>
+        <w:t xml:space="preserve">jmocha </w:t>
       </w:r>
       <w:r>
         <w:rPr>
@@ -1203,13 +1003,8 @@
         </w:rPr>
         <w:t xml:space="preserve">다음 명령으로 </w:t>
       </w:r>
-      <w:proofErr w:type="spellStart"/>
-      <w:r>
-        <w:t>sitegit</w:t>
-      </w:r>
-      <w:proofErr w:type="spellEnd"/>
-      <w:r>
-        <w:t xml:space="preserve"> </w:t>
+      <w:r>
+        <w:t xml:space="preserve">sitegit </w:t>
       </w:r>
       <w:r>
         <w:rPr>
@@ -1217,13 +1012,8 @@
         </w:rPr>
         <w:t xml:space="preserve">폴더 밑에 </w:t>
       </w:r>
-      <w:proofErr w:type="spellStart"/>
-      <w:r>
-        <w:t>korindo</w:t>
-      </w:r>
-      <w:proofErr w:type="spellEnd"/>
-      <w:r>
-        <w:t xml:space="preserve"> </w:t>
+      <w:r>
+        <w:t xml:space="preserve">korindo </w:t>
       </w:r>
       <w:r>
         <w:rPr>
@@ -1238,42 +1028,16 @@
         <w:rPr>
           <w:rFonts w:hint="eastAsia"/>
         </w:rPr>
-        <w:t>% cd ~/</w:t>
-      </w:r>
-      <w:proofErr w:type="spellStart"/>
-      <w:r>
-        <w:rPr>
-          <w:rFonts w:hint="eastAsia"/>
-        </w:rPr>
-        <w:t>sitegit</w:t>
-      </w:r>
-      <w:proofErr w:type="spellEnd"/>
+        <w:t>% cd ~/sitegit</w:t>
+      </w:r>
       <w:r>
         <w:br/>
-        <w:t xml:space="preserve">% </w:t>
-      </w:r>
-      <w:proofErr w:type="spellStart"/>
-      <w:r>
-        <w:t>mkdir</w:t>
-      </w:r>
-      <w:proofErr w:type="spellEnd"/>
-      <w:r>
-        <w:t xml:space="preserve"> </w:t>
-      </w:r>
-      <w:proofErr w:type="spellStart"/>
-      <w:r>
-        <w:t>korindo</w:t>
-      </w:r>
-      <w:proofErr w:type="spellEnd"/>
+        <w:t>% mkdir korindo</w:t>
+      </w:r>
       <w:r>
         <w:br/>
-        <w:t xml:space="preserve">% cd </w:t>
-      </w:r>
-      <w:proofErr w:type="spellStart"/>
-      <w:r>
-        <w:t>korindo</w:t>
-      </w:r>
-      <w:proofErr w:type="spellEnd"/>
+        <w:t>% cd korindo</w:t>
+      </w:r>
     </w:p>
     <w:p>
       <w:pPr>
@@ -1290,29 +1054,8 @@
         </w:rPr>
         <w:t xml:space="preserve">다음 명령으로 </w:t>
       </w:r>
-      <w:proofErr w:type="spellStart"/>
-      <w:r>
-        <w:t>ezFlow</w:t>
-      </w:r>
-      <w:proofErr w:type="spellEnd"/>
-      <w:r>
-        <w:t xml:space="preserve"> App, </w:t>
-      </w:r>
-      <w:proofErr w:type="spellStart"/>
-      <w:r>
-        <w:t>JMocha</w:t>
-      </w:r>
-      <w:proofErr w:type="spellEnd"/>
-      <w:r>
-        <w:t xml:space="preserve"> Gateway Server, </w:t>
-      </w:r>
-      <w:proofErr w:type="spellStart"/>
-      <w:r>
-        <w:t>JMocha</w:t>
-      </w:r>
-      <w:proofErr w:type="spellEnd"/>
-      <w:r>
-        <w:t xml:space="preserve"> Mail Server</w:t>
+      <w:r>
+        <w:t>ezFlow App, JMocha Gateway Server, JMocha Mail Server</w:t>
       </w:r>
       <w:r>
         <w:rPr>
@@ -1333,21 +1076,10 @@
         <w:rPr>
           <w:rFonts w:hint="eastAsia"/>
         </w:rPr>
-        <w:t xml:space="preserve">(아래 </w:t>
-      </w:r>
-      <w:proofErr w:type="gramStart"/>
-      <w:r>
-        <w:rPr>
-          <w:rFonts w:hint="eastAsia"/>
-        </w:rPr>
-        <w:t xml:space="preserve">명령에서 </w:t>
-      </w:r>
-      <w:r>
-        <w:t>.</w:t>
-      </w:r>
-      <w:proofErr w:type="gramEnd"/>
-      <w:r>
-        <w:t xml:space="preserve"> </w:t>
+        <w:t xml:space="preserve">(아래 명령에서 </w:t>
+      </w:r>
+      <w:r>
+        <w:t xml:space="preserve">. </w:t>
       </w:r>
       <w:r>
         <w:rPr>
@@ -1364,90 +1096,29 @@
         </w:rPr>
         <w:t xml:space="preserve">% </w:t>
       </w:r>
-      <w:proofErr w:type="spellStart"/>
-      <w:r>
-        <w:t>cp</w:t>
-      </w:r>
-      <w:proofErr w:type="spellEnd"/>
-      <w:r>
-        <w:t xml:space="preserve"> -R ~/</w:t>
-      </w:r>
-      <w:proofErr w:type="spellStart"/>
-      <w:r>
-        <w:t>git</w:t>
-      </w:r>
-      <w:proofErr w:type="spellEnd"/>
-      <w:r>
-        <w:t>/</w:t>
-      </w:r>
-      <w:proofErr w:type="gramStart"/>
-      <w:r>
-        <w:t>ezFlow4Java.git .</w:t>
-      </w:r>
-      <w:proofErr w:type="gramEnd"/>
+      <w:r>
+        <w:t>cp -R ~/git/ezFlow4Java.git .</w:t>
+      </w:r>
       <w:r>
         <w:br/>
-        <w:t xml:space="preserve">% </w:t>
-      </w:r>
-      <w:proofErr w:type="spellStart"/>
-      <w:r>
-        <w:t>cp</w:t>
-      </w:r>
-      <w:proofErr w:type="spellEnd"/>
-      <w:r>
-        <w:t xml:space="preserve"> -R ~/</w:t>
-      </w:r>
-      <w:proofErr w:type="spellStart"/>
-      <w:r>
-        <w:t>git</w:t>
-      </w:r>
-      <w:proofErr w:type="spellEnd"/>
-      <w:r>
-        <w:t>/</w:t>
-      </w:r>
-      <w:proofErr w:type="spellStart"/>
-      <w:r>
-        <w:t>jgw_</w:t>
-      </w:r>
-      <w:proofErr w:type="gramStart"/>
-      <w:r>
-        <w:t>server.git</w:t>
-      </w:r>
-      <w:proofErr w:type="spellEnd"/>
+        <w:t>% cp -R ~/git/</w:t>
+      </w:r>
+      <w:r>
+        <w:t>jgw_server.git</w:t>
+      </w:r>
       <w:r>
         <w:t xml:space="preserve"> .</w:t>
       </w:r>
-      <w:proofErr w:type="gramEnd"/>
       <w:r>
         <w:br/>
-        <w:t xml:space="preserve">% </w:t>
-      </w:r>
-      <w:proofErr w:type="spellStart"/>
-      <w:r>
-        <w:t>cp</w:t>
-      </w:r>
-      <w:proofErr w:type="spellEnd"/>
-      <w:r>
-        <w:t xml:space="preserve"> -R ~/</w:t>
-      </w:r>
-      <w:proofErr w:type="spellStart"/>
-      <w:r>
-        <w:t>git</w:t>
-      </w:r>
-      <w:proofErr w:type="spellEnd"/>
-      <w:r>
-        <w:t>/</w:t>
-      </w:r>
-      <w:proofErr w:type="spellStart"/>
-      <w:proofErr w:type="gramStart"/>
+        <w:t>% cp -R ~/git/</w:t>
+      </w:r>
       <w:r>
         <w:t>jmocha.git</w:t>
       </w:r>
-      <w:proofErr w:type="spellEnd"/>
       <w:r>
         <w:t xml:space="preserve"> .</w:t>
       </w:r>
-      <w:proofErr w:type="gramEnd"/>
     </w:p>
     <w:p>
       <w:pPr>
@@ -1473,13 +1144,8 @@
         </w:rPr>
         <w:t xml:space="preserve">에서 </w:t>
       </w:r>
-      <w:proofErr w:type="spellStart"/>
-      <w:r>
-        <w:t>git</w:t>
-      </w:r>
-      <w:proofErr w:type="spellEnd"/>
-      <w:r>
-        <w:t xml:space="preserve"> bash</w:t>
+      <w:r>
+        <w:t>git bash</w:t>
       </w:r>
       <w:r>
         <w:rPr>
@@ -1512,13 +1178,8 @@
         </w:rPr>
         <w:t xml:space="preserve">에도 </w:t>
       </w:r>
-      <w:proofErr w:type="spellStart"/>
-      <w:r>
-        <w:t>sitegit</w:t>
-      </w:r>
-      <w:proofErr w:type="spellEnd"/>
-      <w:r>
-        <w:t xml:space="preserve"> </w:t>
+      <w:r>
+        <w:t xml:space="preserve">sitegit </w:t>
       </w:r>
       <w:r>
         <w:rPr>
@@ -1526,13 +1187,8 @@
         </w:rPr>
         <w:t xml:space="preserve">폴더를 생성하고 그 밑에 </w:t>
       </w:r>
-      <w:proofErr w:type="spellStart"/>
-      <w:r>
-        <w:t>korindo</w:t>
-      </w:r>
-      <w:proofErr w:type="spellEnd"/>
-      <w:r>
-        <w:t xml:space="preserve"> </w:t>
+      <w:r>
+        <w:t xml:space="preserve">korindo </w:t>
       </w:r>
       <w:r>
         <w:rPr>
@@ -1566,50 +1222,37 @@
         <w:t>의</w:t>
       </w:r>
       <w:r>
+        <w:t xml:space="preserve"> korindo </w:t>
+      </w:r>
+      <w:r>
+        <w:rPr>
+          <w:rFonts w:hint="eastAsia"/>
+        </w:rPr>
+        <w:t xml:space="preserve">폴더에서 위 </w:t>
+      </w:r>
+      <w:r>
+        <w:t>4</w:t>
+      </w:r>
+      <w:r>
+        <w:rPr>
+          <w:rFonts w:hint="eastAsia"/>
+        </w:rPr>
+        <w:t>번에서 생성</w:t>
+      </w:r>
+      <w:r>
+        <w:rPr>
+          <w:rFonts w:hint="eastAsia"/>
+        </w:rPr>
+        <w:t>했던</w:t>
+      </w:r>
+      <w:r>
+        <w:rPr>
+          <w:rFonts w:hint="eastAsia"/>
+        </w:rPr>
         <w:t xml:space="preserve"> </w:t>
       </w:r>
-      <w:proofErr w:type="spellStart"/>
-      <w:r>
-        <w:t>korindo</w:t>
-      </w:r>
-      <w:proofErr w:type="spellEnd"/>
-      <w:r>
-        <w:t xml:space="preserve"> </w:t>
-      </w:r>
-      <w:r>
-        <w:rPr>
-          <w:rFonts w:hint="eastAsia"/>
-        </w:rPr>
-        <w:t xml:space="preserve">폴더에서 위 </w:t>
-      </w:r>
-      <w:r>
-        <w:t>4</w:t>
-      </w:r>
-      <w:r>
-        <w:rPr>
-          <w:rFonts w:hint="eastAsia"/>
-        </w:rPr>
-        <w:t>번에서 생성</w:t>
-      </w:r>
-      <w:r>
-        <w:rPr>
-          <w:rFonts w:hint="eastAsia"/>
-        </w:rPr>
-        <w:t>했던</w:t>
-      </w:r>
-      <w:r>
-        <w:rPr>
-          <w:rFonts w:hint="eastAsia"/>
-        </w:rPr>
-        <w:t xml:space="preserve"> </w:t>
-      </w:r>
-      <w:proofErr w:type="spellStart"/>
-      <w:r>
-        <w:t>git</w:t>
-      </w:r>
-      <w:proofErr w:type="spellEnd"/>
-      <w:r>
-        <w:t xml:space="preserve"> </w:t>
+      <w:r>
+        <w:t xml:space="preserve">git </w:t>
       </w:r>
       <w:r>
         <w:rPr>
@@ -1617,13 +1260,8 @@
         </w:rPr>
         <w:t xml:space="preserve">서버 내 </w:t>
       </w:r>
-      <w:proofErr w:type="spellStart"/>
-      <w:r>
-        <w:t>korindo</w:t>
-      </w:r>
-      <w:proofErr w:type="spellEnd"/>
-      <w:r>
-        <w:t xml:space="preserve"> </w:t>
+      <w:r>
+        <w:t xml:space="preserve">korindo </w:t>
       </w:r>
       <w:r>
         <w:rPr>
@@ -1671,21 +1309,7 @@
         <w:rPr>
           <w:rFonts w:hint="eastAsia"/>
         </w:rPr>
-        <w:t xml:space="preserve">% </w:t>
-      </w:r>
-      <w:proofErr w:type="spellStart"/>
-      <w:r>
-        <w:rPr>
-          <w:rFonts w:hint="eastAsia"/>
-        </w:rPr>
-        <w:t>git</w:t>
-      </w:r>
-      <w:proofErr w:type="spellEnd"/>
-      <w:r>
-        <w:rPr>
-          <w:rFonts w:hint="eastAsia"/>
-        </w:rPr>
-        <w:t xml:space="preserve"> clone </w:t>
+        <w:t xml:space="preserve">% git clone </w:t>
       </w:r>
       <w:hyperlink r:id="rId6" w:history="1">
         <w:r>
@@ -1711,14 +1335,7 @@
       </w:r>
       <w:r>
         <w:br/>
-      </w:r>
-      <w:proofErr w:type="spellStart"/>
-      <w:r>
-        <w:t>ezFlow</w:t>
-      </w:r>
-      <w:proofErr w:type="spellEnd"/>
-      <w:r>
-        <w:t xml:space="preserve"> App</w:t>
+        <w:t>ezFlow App</w:t>
       </w:r>
       <w:r>
         <w:rPr>
@@ -1735,75 +1352,25 @@
       <w:r>
         <w:t xml:space="preserve">master </w:t>
       </w:r>
-      <w:proofErr w:type="spellStart"/>
-      <w:r>
-        <w:rPr>
-          <w:rFonts w:hint="eastAsia"/>
-        </w:rPr>
-        <w:t>브랜치가</w:t>
-      </w:r>
-      <w:proofErr w:type="spellEnd"/>
-      <w:r>
-        <w:rPr>
-          <w:rFonts w:hint="eastAsia"/>
-        </w:rPr>
-        <w:t xml:space="preserve"> </w:t>
-      </w:r>
-      <w:proofErr w:type="spellStart"/>
-      <w:r>
-        <w:rPr>
-          <w:rFonts w:hint="eastAsia"/>
-        </w:rPr>
-        <w:t>메인이므로</w:t>
-      </w:r>
-      <w:proofErr w:type="spellEnd"/>
-      <w:r>
-        <w:rPr>
-          <w:rFonts w:hint="eastAsia"/>
-        </w:rPr>
-        <w:t xml:space="preserve"> 곧바로 </w:t>
-      </w:r>
-      <w:proofErr w:type="spellStart"/>
-      <w:r>
-        <w:t>site_korindo</w:t>
-      </w:r>
-      <w:proofErr w:type="spellEnd"/>
-      <w:r>
-        <w:t xml:space="preserve"> </w:t>
-      </w:r>
-      <w:proofErr w:type="spellStart"/>
-      <w:r>
-        <w:rPr>
-          <w:rFonts w:hint="eastAsia"/>
-        </w:rPr>
-        <w:t>브랜치를</w:t>
-      </w:r>
-      <w:proofErr w:type="spellEnd"/>
-      <w:r>
-        <w:rPr>
-          <w:rFonts w:hint="eastAsia"/>
-        </w:rPr>
-        <w:t xml:space="preserve"> 생성</w:t>
-      </w:r>
-      <w:bookmarkStart w:id="3" w:name="_GoBack"/>
-      <w:bookmarkEnd w:id="3"/>
+      <w:r>
+        <w:rPr>
+          <w:rFonts w:hint="eastAsia"/>
+        </w:rPr>
+        <w:t xml:space="preserve">브랜치가 메인이므로 곧바로 </w:t>
+      </w:r>
+      <w:r>
+        <w:t xml:space="preserve">site_korindo </w:t>
+      </w:r>
+      <w:r>
+        <w:rPr>
+          <w:rFonts w:hint="eastAsia"/>
+        </w:rPr>
+        <w:t>브랜치를 생성</w:t>
+      </w:r>
       <w:r>
         <w:br/>
-        <w:t xml:space="preserve">% </w:t>
-      </w:r>
-      <w:proofErr w:type="spellStart"/>
-      <w:r>
-        <w:t>git</w:t>
-      </w:r>
-      <w:proofErr w:type="spellEnd"/>
-      <w:r>
-        <w:t xml:space="preserve"> checkout -b </w:t>
-      </w:r>
-      <w:proofErr w:type="spellStart"/>
-      <w:r>
-        <w:t>site_korindo</w:t>
-      </w:r>
-      <w:proofErr w:type="spellEnd"/>
+        <w:t>% git checkout -b site_korindo</w:t>
+      </w:r>
       <w:r>
         <w:br/>
       </w:r>
@@ -1833,21 +1400,7 @@
         <w:rPr>
           <w:rFonts w:hint="eastAsia"/>
         </w:rPr>
-        <w:t xml:space="preserve">하기 위해서는 </w:t>
-      </w:r>
-      <w:proofErr w:type="spellStart"/>
-      <w:r>
-        <w:rPr>
-          <w:rFonts w:hint="eastAsia"/>
-        </w:rPr>
-        <w:t>프로젝트명을</w:t>
-      </w:r>
-      <w:proofErr w:type="spellEnd"/>
-      <w:r>
-        <w:rPr>
-          <w:rFonts w:hint="eastAsia"/>
-        </w:rPr>
-        <w:t xml:space="preserve"> 수정해야 한다.</w:t>
+        <w:t>하기 위해서는 프로젝트명을 수정해야 한다.</w:t>
       </w:r>
       <w:r>
         <w:t xml:space="preserve"> .project </w:t>
@@ -1894,19 +1447,11 @@
       <w:r>
         <w:br/>
       </w:r>
-      <w:proofErr w:type="spellStart"/>
-      <w:r>
-        <w:rPr>
-          <w:rFonts w:hint="eastAsia"/>
-        </w:rPr>
-        <w:t>수정전</w:t>
-      </w:r>
-      <w:proofErr w:type="spellEnd"/>
-      <w:r>
-        <w:rPr>
-          <w:rFonts w:hint="eastAsia"/>
-        </w:rPr>
-        <w:t>:</w:t>
+      <w:r>
+        <w:rPr>
+          <w:rFonts w:hint="eastAsia"/>
+        </w:rPr>
+        <w:t>수정전:</w:t>
       </w:r>
       <w:r>
         <w:t xml:space="preserve"> </w:t>
@@ -1917,19 +1462,11 @@
       <w:r>
         <w:br/>
       </w:r>
-      <w:proofErr w:type="spellStart"/>
-      <w:r>
-        <w:rPr>
-          <w:rFonts w:hint="eastAsia"/>
-        </w:rPr>
-        <w:t>수정후</w:t>
-      </w:r>
-      <w:proofErr w:type="spellEnd"/>
-      <w:r>
-        <w:rPr>
-          <w:rFonts w:hint="eastAsia"/>
-        </w:rPr>
-        <w:t>:</w:t>
+      <w:r>
+        <w:rPr>
+          <w:rFonts w:hint="eastAsia"/>
+        </w:rPr>
+        <w:t>수정후:</w:t>
       </w:r>
       <w:r>
         <w:t xml:space="preserve"> </w:t>
@@ -1955,35 +1492,17 @@
         </w:rPr>
         <w:t xml:space="preserve">새로 생성한 </w:t>
       </w:r>
-      <w:proofErr w:type="spellStart"/>
-      <w:r>
-        <w:t>site_korindo</w:t>
-      </w:r>
-      <w:proofErr w:type="spellEnd"/>
-      <w:r>
-        <w:t xml:space="preserve"> </w:t>
-      </w:r>
-      <w:proofErr w:type="spellStart"/>
-      <w:r>
-        <w:rPr>
-          <w:rFonts w:hint="eastAsia"/>
-        </w:rPr>
-        <w:t>브랜치를</w:t>
-      </w:r>
-      <w:proofErr w:type="spellEnd"/>
-      <w:r>
-        <w:rPr>
-          <w:rFonts w:hint="eastAsia"/>
-        </w:rPr>
-        <w:t xml:space="preserve"> </w:t>
-      </w:r>
-      <w:proofErr w:type="spellStart"/>
-      <w:r>
-        <w:t>git</w:t>
-      </w:r>
-      <w:proofErr w:type="spellEnd"/>
-      <w:r>
-        <w:t xml:space="preserve"> </w:t>
+      <w:r>
+        <w:t xml:space="preserve">site_korindo </w:t>
+      </w:r>
+      <w:r>
+        <w:rPr>
+          <w:rFonts w:hint="eastAsia"/>
+        </w:rPr>
+        <w:t xml:space="preserve">브랜치를 </w:t>
+      </w:r>
+      <w:r>
+        <w:t xml:space="preserve">git </w:t>
       </w:r>
       <w:r>
         <w:rPr>
@@ -2009,33 +1528,15 @@
         </w:rPr>
         <w:t xml:space="preserve">% </w:t>
       </w:r>
-      <w:proofErr w:type="spellStart"/>
-      <w:r>
-        <w:t>git</w:t>
-      </w:r>
-      <w:proofErr w:type="spellEnd"/>
-      <w:r>
-        <w:t xml:space="preserve"> push --se</w:t>
-      </w:r>
-      <w:r>
-        <w:t xml:space="preserve">t-upstream origin </w:t>
-      </w:r>
-      <w:proofErr w:type="spellStart"/>
-      <w:r>
-        <w:t>site_korindo</w:t>
-      </w:r>
-      <w:proofErr w:type="spellEnd"/>
+      <w:r>
+        <w:t>git push --se</w:t>
+      </w:r>
+      <w:r>
+        <w:t>t-upstream origin site_korindo</w:t>
+      </w:r>
       <w:r>
         <w:br/>
-        <w:t xml:space="preserve">% </w:t>
-      </w:r>
-      <w:proofErr w:type="spellStart"/>
-      <w:r>
-        <w:t>git</w:t>
-      </w:r>
-      <w:proofErr w:type="spellEnd"/>
-      <w:r>
-        <w:t xml:space="preserve"> push</w:t>
+        <w:t>% git push</w:t>
       </w:r>
     </w:p>
     <w:p>
@@ -2062,13 +1563,8 @@
         </w:rPr>
         <w:t xml:space="preserve">의 </w:t>
       </w:r>
-      <w:proofErr w:type="spellStart"/>
-      <w:r>
-        <w:t>korindo</w:t>
-      </w:r>
-      <w:proofErr w:type="spellEnd"/>
-      <w:r>
-        <w:t xml:space="preserve"> </w:t>
+      <w:r>
+        <w:t xml:space="preserve">korindo </w:t>
       </w:r>
       <w:r>
         <w:rPr>
@@ -2085,13 +1581,8 @@
         </w:rPr>
         <w:t xml:space="preserve">번에서 생성했던 </w:t>
       </w:r>
-      <w:proofErr w:type="spellStart"/>
-      <w:r>
-        <w:t>git</w:t>
-      </w:r>
-      <w:proofErr w:type="spellEnd"/>
-      <w:r>
-        <w:t xml:space="preserve"> </w:t>
+      <w:r>
+        <w:t xml:space="preserve">git </w:t>
       </w:r>
       <w:r>
         <w:rPr>
@@ -2099,13 +1590,8 @@
         </w:rPr>
         <w:t xml:space="preserve">서버 내 </w:t>
       </w:r>
-      <w:proofErr w:type="spellStart"/>
-      <w:r>
-        <w:t>korindo</w:t>
-      </w:r>
-      <w:proofErr w:type="spellEnd"/>
-      <w:r>
-        <w:t xml:space="preserve"> </w:t>
+      <w:r>
+        <w:t xml:space="preserve">korindo </w:t>
       </w:r>
       <w:r>
         <w:rPr>
@@ -2113,11 +1599,9 @@
         </w:rPr>
         <w:t xml:space="preserve">사이트 저장소에 있는 </w:t>
       </w:r>
-      <w:proofErr w:type="spellStart"/>
       <w:r>
         <w:t>jgw_server.git</w:t>
       </w:r>
-      <w:proofErr w:type="spellEnd"/>
       <w:r>
         <w:rPr>
           <w:rFonts w:hint="eastAsia"/>
@@ -2133,13 +1617,8 @@
         </w:rPr>
         <w:t xml:space="preserve">받은 후 </w:t>
       </w:r>
-      <w:proofErr w:type="spellStart"/>
-      <w:r>
-        <w:t>jgw_server</w:t>
-      </w:r>
-      <w:proofErr w:type="spellEnd"/>
-      <w:r>
-        <w:t xml:space="preserve"> </w:t>
+      <w:r>
+        <w:t xml:space="preserve">jgw_server </w:t>
       </w:r>
       <w:r>
         <w:rPr>
@@ -2154,89 +1633,32 @@
         <w:rPr>
           <w:rFonts w:hint="eastAsia"/>
         </w:rPr>
-        <w:t xml:space="preserve">% </w:t>
-      </w:r>
-      <w:proofErr w:type="spellStart"/>
-      <w:r>
-        <w:rPr>
-          <w:rFonts w:hint="eastAsia"/>
-        </w:rPr>
-        <w:t>git</w:t>
-      </w:r>
-      <w:proofErr w:type="spellEnd"/>
-      <w:r>
-        <w:rPr>
-          <w:rFonts w:hint="eastAsia"/>
-        </w:rPr>
-        <w:t xml:space="preserve"> clone </w:t>
-      </w:r>
-      <w:r>
-        <w:rPr>
-          <w:rFonts w:hint="eastAsia"/>
-        </w:rPr>
-        <w:t>jmocha@10.0.102.8</w:t>
-      </w:r>
-      <w:proofErr w:type="gramStart"/>
-      <w:r>
-        <w:rPr>
-          <w:rFonts w:hint="eastAsia"/>
-        </w:rPr>
-        <w:t>:sitegit</w:t>
-      </w:r>
-      <w:proofErr w:type="gramEnd"/>
-      <w:r>
-        <w:rPr>
-          <w:rFonts w:hint="eastAsia"/>
-        </w:rPr>
-        <w:t>/</w:t>
-      </w:r>
-      <w:proofErr w:type="spellStart"/>
-      <w:r>
-        <w:rPr>
-          <w:rFonts w:hint="eastAsia"/>
-        </w:rPr>
-        <w:t>korindo</w:t>
-      </w:r>
-      <w:proofErr w:type="spellEnd"/>
-      <w:r>
-        <w:rPr>
-          <w:rFonts w:hint="eastAsia"/>
-        </w:rPr>
-        <w:t>/</w:t>
-      </w:r>
-      <w:proofErr w:type="spellStart"/>
+        <w:t xml:space="preserve">% git clone </w:t>
+      </w:r>
+      <w:r>
+        <w:rPr>
+          <w:rFonts w:hint="eastAsia"/>
+        </w:rPr>
+        <w:t>jmocha@10.0.102.8:sitegit/korindo/</w:t>
+      </w:r>
       <w:r>
         <w:t>jgw_server.git</w:t>
       </w:r>
-      <w:proofErr w:type="spellEnd"/>
       <w:r>
         <w:br/>
-        <w:t xml:space="preserve">% cd </w:t>
-      </w:r>
-      <w:proofErr w:type="spellStart"/>
-      <w:r>
-        <w:t>jgw_server</w:t>
-      </w:r>
-      <w:proofErr w:type="spellEnd"/>
+        <w:t>% cd jgw_server</w:t>
+      </w:r>
       <w:r>
         <w:br/>
       </w:r>
       <w:r>
         <w:br/>
       </w:r>
-      <w:proofErr w:type="spellStart"/>
-      <w:r>
-        <w:rPr>
-          <w:rFonts w:hint="eastAsia"/>
-        </w:rPr>
-        <w:t>JMocha</w:t>
-      </w:r>
-      <w:proofErr w:type="spellEnd"/>
-      <w:r>
-        <w:rPr>
-          <w:rFonts w:hint="eastAsia"/>
-        </w:rPr>
-        <w:t xml:space="preserve"> </w:t>
+      <w:r>
+        <w:rPr>
+          <w:rFonts w:hint="eastAsia"/>
+        </w:rPr>
+        <w:t xml:space="preserve">JMocha </w:t>
       </w:r>
       <w:r>
         <w:t>Gateway Server</w:t>
@@ -2250,73 +1672,25 @@
       <w:r>
         <w:t xml:space="preserve">master </w:t>
       </w:r>
-      <w:proofErr w:type="spellStart"/>
-      <w:r>
-        <w:rPr>
-          <w:rFonts w:hint="eastAsia"/>
-        </w:rPr>
-        <w:t>브랜치가</w:t>
-      </w:r>
-      <w:proofErr w:type="spellEnd"/>
-      <w:r>
-        <w:rPr>
-          <w:rFonts w:hint="eastAsia"/>
-        </w:rPr>
-        <w:t xml:space="preserve"> </w:t>
-      </w:r>
-      <w:proofErr w:type="spellStart"/>
-      <w:r>
-        <w:rPr>
-          <w:rFonts w:hint="eastAsia"/>
-        </w:rPr>
-        <w:t>메인이므로</w:t>
-      </w:r>
-      <w:proofErr w:type="spellEnd"/>
-      <w:r>
-        <w:rPr>
-          <w:rFonts w:hint="eastAsia"/>
-        </w:rPr>
-        <w:t xml:space="preserve"> 곧바로 </w:t>
-      </w:r>
-      <w:proofErr w:type="spellStart"/>
-      <w:r>
-        <w:t>site_korindo</w:t>
-      </w:r>
-      <w:proofErr w:type="spellEnd"/>
-      <w:r>
-        <w:t xml:space="preserve"> </w:t>
-      </w:r>
-      <w:proofErr w:type="spellStart"/>
-      <w:r>
-        <w:rPr>
-          <w:rFonts w:hint="eastAsia"/>
-        </w:rPr>
-        <w:t>브랜치를</w:t>
-      </w:r>
-      <w:proofErr w:type="spellEnd"/>
-      <w:r>
-        <w:rPr>
-          <w:rFonts w:hint="eastAsia"/>
-        </w:rPr>
-        <w:t xml:space="preserve"> 생성</w:t>
+      <w:r>
+        <w:rPr>
+          <w:rFonts w:hint="eastAsia"/>
+        </w:rPr>
+        <w:t xml:space="preserve">브랜치가 메인이므로 곧바로 </w:t>
+      </w:r>
+      <w:r>
+        <w:t xml:space="preserve">site_korindo </w:t>
+      </w:r>
+      <w:r>
+        <w:rPr>
+          <w:rFonts w:hint="eastAsia"/>
+        </w:rPr>
+        <w:t>브랜치를 생성</w:t>
       </w:r>
       <w:r>
         <w:br/>
-        <w:t xml:space="preserve">% </w:t>
-      </w:r>
-      <w:proofErr w:type="spellStart"/>
-      <w:r>
-        <w:t>git</w:t>
-      </w:r>
-      <w:proofErr w:type="spellEnd"/>
-      <w:r>
-        <w:t xml:space="preserve"> checkout -b </w:t>
-      </w:r>
-      <w:proofErr w:type="spellStart"/>
-      <w:r>
-        <w:t>site_korindo</w:t>
-      </w:r>
-      <w:proofErr w:type="spellEnd"/>
+        <w:t>% git checkout -b site_korindo</w:t>
+      </w:r>
       <w:r>
         <w:tab/>
       </w:r>
@@ -2349,222 +1723,144 @@
         <w:rPr>
           <w:rFonts w:hint="eastAsia"/>
         </w:rPr>
-        <w:t xml:space="preserve">하기 위해서는 </w:t>
-      </w:r>
-      <w:proofErr w:type="spellStart"/>
-      <w:r>
-        <w:rPr>
-          <w:rFonts w:hint="eastAsia"/>
-        </w:rPr>
-        <w:t>프로젝트명을</w:t>
-      </w:r>
-      <w:proofErr w:type="spellEnd"/>
-      <w:r>
-        <w:rPr>
-          <w:rFonts w:hint="eastAsia"/>
-        </w:rPr>
-        <w:t xml:space="preserve"> 수정해야 한다.</w:t>
+        <w:t>하기 위해서는 프로젝트명을 수정해야 한다.</w:t>
+      </w:r>
+      <w:r>
+        <w:t xml:space="preserve"> .project </w:t>
+      </w:r>
+      <w:r>
+        <w:rPr>
+          <w:rFonts w:hint="eastAsia"/>
+        </w:rPr>
+        <w:t>파일을 에디터로 열어</w:t>
       </w:r>
       <w:r>
         <w:t xml:space="preserve"> </w:t>
       </w:r>
-      <w:proofErr w:type="gramStart"/>
-      <w:r>
-        <w:t>.project</w:t>
-      </w:r>
-      <w:proofErr w:type="gramEnd"/>
+      <w:r>
+        <w:rPr>
+          <w:rFonts w:hint="eastAsia"/>
+        </w:rPr>
+        <w:t xml:space="preserve">다음가 같이 </w:t>
+      </w:r>
+      <w:r>
+        <w:t xml:space="preserve">name </w:t>
+      </w:r>
+      <w:r>
+        <w:rPr>
+          <w:rFonts w:hint="eastAsia"/>
+        </w:rPr>
+        <w:t xml:space="preserve">태그의 값을 수정 후 </w:t>
+      </w:r>
+      <w:r>
+        <w:t xml:space="preserve">commit </w:t>
+      </w:r>
+      <w:r>
+        <w:rPr>
+          <w:rFonts w:hint="eastAsia"/>
+        </w:rPr>
+        <w:t>한다.</w:t>
+      </w:r>
+      <w:r>
+        <w:br/>
+      </w:r>
+      <w:r>
+        <w:rPr>
+          <w:rFonts w:hint="eastAsia"/>
+        </w:rPr>
+        <w:lastRenderedPageBreak/>
+        <w:t>수정전:</w:t>
+      </w:r>
       <w:r>
         <w:t xml:space="preserve"> </w:t>
       </w:r>
       <w:r>
-        <w:rPr>
-          <w:rFonts w:hint="eastAsia"/>
-        </w:rPr>
-        <w:t>파일을 에디터로 열어</w:t>
+        <w:t>&lt;name&gt;</w:t>
+      </w:r>
+      <w:r>
+        <w:t>jgw_server</w:t>
+      </w:r>
+      <w:r>
+        <w:t>&lt;/name&gt;</w:t>
+      </w:r>
+      <w:r>
+        <w:br/>
+      </w:r>
+      <w:r>
+        <w:rPr>
+          <w:rFonts w:hint="eastAsia"/>
+        </w:rPr>
+        <w:t>수정후:</w:t>
       </w:r>
       <w:r>
         <w:t xml:space="preserve"> </w:t>
       </w:r>
       <w:r>
-        <w:rPr>
-          <w:rFonts w:hint="eastAsia"/>
-        </w:rPr>
-        <w:t xml:space="preserve">다음가 같이 </w:t>
-      </w:r>
-      <w:r>
-        <w:t xml:space="preserve">name </w:t>
-      </w:r>
-      <w:r>
-        <w:rPr>
-          <w:rFonts w:hint="eastAsia"/>
-        </w:rPr>
-        <w:t xml:space="preserve">태그의 값을 수정 후 </w:t>
-      </w:r>
-      <w:r>
-        <w:t xml:space="preserve">commit </w:t>
-      </w:r>
-      <w:r>
-        <w:rPr>
-          <w:rFonts w:hint="eastAsia"/>
-        </w:rPr>
-        <w:t>한다.</w:t>
+        <w:t>&lt;name&gt;</w:t>
+      </w:r>
+      <w:r>
+        <w:t>jgw_server_korindo</w:t>
+      </w:r>
+      <w:r>
+        <w:t>&lt;/name&gt;</w:t>
       </w:r>
       <w:r>
         <w:br/>
       </w:r>
-      <w:proofErr w:type="spellStart"/>
-      <w:r>
-        <w:rPr>
-          <w:rFonts w:hint="eastAsia"/>
-        </w:rPr>
-        <w:lastRenderedPageBreak/>
-        <w:t>수정전</w:t>
-      </w:r>
-      <w:proofErr w:type="spellEnd"/>
-      <w:r>
-        <w:rPr>
-          <w:rFonts w:hint="eastAsia"/>
-        </w:rPr>
-        <w:t>:</w:t>
-      </w:r>
-      <w:r>
-        <w:t xml:space="preserve"> </w:t>
-      </w:r>
-      <w:r>
-        <w:t>&lt;name&gt;</w:t>
-      </w:r>
-      <w:proofErr w:type="spellStart"/>
-      <w:r>
-        <w:t>jgw_server</w:t>
-      </w:r>
-      <w:proofErr w:type="spellEnd"/>
-      <w:r>
-        <w:t>&lt;/name&gt;</w:t>
-      </w:r>
       <w:r>
         <w:br/>
       </w:r>
-      <w:proofErr w:type="spellStart"/>
-      <w:r>
-        <w:rPr>
-          <w:rFonts w:hint="eastAsia"/>
-        </w:rPr>
-        <w:t>수정후</w:t>
-      </w:r>
-      <w:proofErr w:type="spellEnd"/>
-      <w:r>
-        <w:rPr>
-          <w:rFonts w:hint="eastAsia"/>
-        </w:rPr>
-        <w:t>:</w:t>
-      </w:r>
-      <w:r>
-        <w:t xml:space="preserve"> </w:t>
-      </w:r>
-      <w:r>
-        <w:t>&lt;name&gt;</w:t>
-      </w:r>
-      <w:proofErr w:type="spellStart"/>
-      <w:r>
-        <w:t>jgw_server_korindo</w:t>
-      </w:r>
-      <w:proofErr w:type="spellEnd"/>
-      <w:r>
-        <w:t>&lt;/name&gt;</w:t>
+      <w:r>
+        <w:rPr>
+          <w:rFonts w:hint="eastAsia"/>
+        </w:rPr>
+        <w:t xml:space="preserve">새로 생성한 </w:t>
+      </w:r>
+      <w:r>
+        <w:t xml:space="preserve">site_korindo </w:t>
+      </w:r>
+      <w:r>
+        <w:rPr>
+          <w:rFonts w:hint="eastAsia"/>
+        </w:rPr>
+        <w:t xml:space="preserve">브랜치를 </w:t>
+      </w:r>
+      <w:r>
+        <w:t xml:space="preserve">git </w:t>
+      </w:r>
+      <w:r>
+        <w:rPr>
+          <w:rFonts w:hint="eastAsia"/>
+        </w:rPr>
+        <w:t xml:space="preserve">서버로 </w:t>
+      </w:r>
+      <w:r>
+        <w:t>push</w:t>
+      </w:r>
+      <w:r>
+        <w:rPr>
+          <w:rFonts w:hint="eastAsia"/>
+        </w:rPr>
+        <w:t>함</w:t>
       </w:r>
       <w:r>
         <w:br/>
       </w:r>
       <w:r>
+        <w:rPr>
+          <w:rFonts w:hint="eastAsia"/>
+        </w:rPr>
+        <w:t xml:space="preserve">% </w:t>
+      </w:r>
+      <w:r>
+        <w:t>git push --se</w:t>
+      </w:r>
+      <w:r>
+        <w:t>t-upstream origin site_korindo</w:t>
+      </w:r>
+      <w:r>
         <w:br/>
-      </w:r>
-      <w:r>
-        <w:rPr>
-          <w:rFonts w:hint="eastAsia"/>
-        </w:rPr>
-        <w:t xml:space="preserve">새로 생성한 </w:t>
-      </w:r>
-      <w:proofErr w:type="spellStart"/>
-      <w:r>
-        <w:t>site_korindo</w:t>
-      </w:r>
-      <w:proofErr w:type="spellEnd"/>
-      <w:r>
-        <w:t xml:space="preserve"> </w:t>
-      </w:r>
-      <w:proofErr w:type="spellStart"/>
-      <w:r>
-        <w:rPr>
-          <w:rFonts w:hint="eastAsia"/>
-        </w:rPr>
-        <w:t>브랜치를</w:t>
-      </w:r>
-      <w:proofErr w:type="spellEnd"/>
-      <w:r>
-        <w:rPr>
-          <w:rFonts w:hint="eastAsia"/>
-        </w:rPr>
-        <w:t xml:space="preserve"> </w:t>
-      </w:r>
-      <w:proofErr w:type="spellStart"/>
-      <w:r>
-        <w:t>git</w:t>
-      </w:r>
-      <w:proofErr w:type="spellEnd"/>
-      <w:r>
-        <w:t xml:space="preserve"> </w:t>
-      </w:r>
-      <w:r>
-        <w:rPr>
-          <w:rFonts w:hint="eastAsia"/>
-        </w:rPr>
-        <w:t xml:space="preserve">서버로 </w:t>
-      </w:r>
-      <w:r>
-        <w:t>push</w:t>
-      </w:r>
-      <w:r>
-        <w:rPr>
-          <w:rFonts w:hint="eastAsia"/>
-        </w:rPr>
-        <w:t>함</w:t>
-      </w:r>
-      <w:r>
-        <w:br/>
-      </w:r>
-      <w:r>
-        <w:rPr>
-          <w:rFonts w:hint="eastAsia"/>
-        </w:rPr>
-        <w:t xml:space="preserve">% </w:t>
-      </w:r>
-      <w:proofErr w:type="spellStart"/>
-      <w:r>
-        <w:t>git</w:t>
-      </w:r>
-      <w:proofErr w:type="spellEnd"/>
-      <w:r>
-        <w:t xml:space="preserve"> push --se</w:t>
-      </w:r>
-      <w:r>
-        <w:t xml:space="preserve">t-upstream origin </w:t>
-      </w:r>
-      <w:proofErr w:type="spellStart"/>
-      <w:r>
-        <w:t>site_korindo</w:t>
-      </w:r>
-      <w:proofErr w:type="spellEnd"/>
-      <w:r>
-        <w:br/>
-        <w:t xml:space="preserve">% </w:t>
-      </w:r>
-      <w:proofErr w:type="spellStart"/>
-      <w:r>
-        <w:t>git</w:t>
-      </w:r>
-      <w:proofErr w:type="spellEnd"/>
-      <w:r>
-        <w:t xml:space="preserve"> push</w:t>
+        <w:t>% git push</w:t>
       </w:r>
     </w:p>
     <w:p>
@@ -2591,13 +1887,8 @@
         </w:rPr>
         <w:t xml:space="preserve">의 </w:t>
       </w:r>
-      <w:proofErr w:type="spellStart"/>
-      <w:r>
-        <w:t>korindo</w:t>
-      </w:r>
-      <w:proofErr w:type="spellEnd"/>
-      <w:r>
-        <w:t xml:space="preserve"> </w:t>
+      <w:r>
+        <w:t xml:space="preserve">korindo </w:t>
       </w:r>
       <w:r>
         <w:rPr>
@@ -2614,42 +1905,30 @@
         </w:rPr>
         <w:t xml:space="preserve">번에서 생성했던 </w:t>
       </w:r>
-      <w:proofErr w:type="spellStart"/>
+      <w:r>
+        <w:t xml:space="preserve">git </w:t>
+      </w:r>
+      <w:r>
+        <w:rPr>
+          <w:rFonts w:hint="eastAsia"/>
+        </w:rPr>
+        <w:t xml:space="preserve">서버 내 </w:t>
+      </w:r>
+      <w:r>
+        <w:t xml:space="preserve">korindo </w:t>
+      </w:r>
+      <w:r>
+        <w:rPr>
+          <w:rFonts w:hint="eastAsia"/>
+        </w:rPr>
+        <w:t xml:space="preserve">사이트 저장소에 있는 </w:t>
+      </w:r>
+      <w:r>
+        <w:t>jmocha.</w:t>
+      </w:r>
       <w:r>
         <w:t>git</w:t>
       </w:r>
-      <w:proofErr w:type="spellEnd"/>
-      <w:r>
-        <w:t xml:space="preserve"> </w:t>
-      </w:r>
-      <w:r>
-        <w:rPr>
-          <w:rFonts w:hint="eastAsia"/>
-        </w:rPr>
-        <w:t xml:space="preserve">서버 내 </w:t>
-      </w:r>
-      <w:proofErr w:type="spellStart"/>
-      <w:r>
-        <w:t>korindo</w:t>
-      </w:r>
-      <w:proofErr w:type="spellEnd"/>
-      <w:r>
-        <w:t xml:space="preserve"> </w:t>
-      </w:r>
-      <w:r>
-        <w:rPr>
-          <w:rFonts w:hint="eastAsia"/>
-        </w:rPr>
-        <w:t xml:space="preserve">사이트 저장소에 있는 </w:t>
-      </w:r>
-      <w:proofErr w:type="spellStart"/>
-      <w:r>
-        <w:t>jmocha.</w:t>
-      </w:r>
-      <w:r>
-        <w:t>git</w:t>
-      </w:r>
-      <w:proofErr w:type="spellEnd"/>
       <w:r>
         <w:rPr>
           <w:rFonts w:hint="eastAsia"/>
@@ -2665,13 +1944,8 @@
         </w:rPr>
         <w:t xml:space="preserve">받은 후 </w:t>
       </w:r>
-      <w:proofErr w:type="spellStart"/>
-      <w:r>
-        <w:t>jmocha</w:t>
-      </w:r>
-      <w:proofErr w:type="spellEnd"/>
-      <w:r>
-        <w:t xml:space="preserve"> </w:t>
+      <w:r>
+        <w:t xml:space="preserve">jmocha </w:t>
       </w:r>
       <w:r>
         <w:rPr>
@@ -2686,21 +1960,7 @@
         <w:rPr>
           <w:rFonts w:hint="eastAsia"/>
         </w:rPr>
-        <w:t xml:space="preserve">% </w:t>
-      </w:r>
-      <w:proofErr w:type="spellStart"/>
-      <w:r>
-        <w:rPr>
-          <w:rFonts w:hint="eastAsia"/>
-        </w:rPr>
-        <w:t>git</w:t>
-      </w:r>
-      <w:proofErr w:type="spellEnd"/>
-      <w:r>
-        <w:rPr>
-          <w:rFonts w:hint="eastAsia"/>
-        </w:rPr>
-        <w:t xml:space="preserve"> clone </w:t>
+        <w:t xml:space="preserve">% git clone </w:t>
       </w:r>
       <w:hyperlink r:id="rId7" w:history="1">
         <w:r>
@@ -2719,266 +1979,108 @@
       </w:hyperlink>
       <w:r>
         <w:br/>
-        <w:t xml:space="preserve">% cd </w:t>
-      </w:r>
-      <w:proofErr w:type="spellStart"/>
-      <w:r>
-        <w:t>jmocha</w:t>
-      </w:r>
-      <w:proofErr w:type="spellEnd"/>
+        <w:t>% cd jmocha</w:t>
+      </w:r>
       <w:r>
         <w:br/>
       </w:r>
       <w:r>
         <w:br/>
-      </w:r>
-      <w:proofErr w:type="spellStart"/>
-      <w:r>
-        <w:t>JMocha</w:t>
-      </w:r>
-      <w:proofErr w:type="spellEnd"/>
-      <w:r>
-        <w:t xml:space="preserve"> Mail Server</w:t>
-      </w:r>
-      <w:r>
-        <w:rPr>
-          <w:rFonts w:hint="eastAsia"/>
-        </w:rPr>
-        <w:t xml:space="preserve">는 현재 </w:t>
+        <w:t>JMocha Mail Server</w:t>
+      </w:r>
+      <w:r>
+        <w:rPr>
+          <w:rFonts w:hint="eastAsia"/>
+        </w:rPr>
+        <w:t>는</w:t>
+      </w:r>
+      <w:r>
+        <w:rPr>
+          <w:rFonts w:hint="eastAsia"/>
+        </w:rPr>
+        <w:t xml:space="preserve"> </w:t>
       </w:r>
       <w:r>
         <w:t xml:space="preserve">master </w:t>
       </w:r>
-      <w:proofErr w:type="spellStart"/>
-      <w:r>
-        <w:rPr>
-          <w:rFonts w:hint="eastAsia"/>
-        </w:rPr>
-        <w:t>브랜치가</w:t>
-      </w:r>
-      <w:proofErr w:type="spellEnd"/>
-      <w:r>
-        <w:rPr>
-          <w:rFonts w:hint="eastAsia"/>
-        </w:rPr>
-        <w:t xml:space="preserve"> 아닌 </w:t>
-      </w:r>
-      <w:proofErr w:type="spellStart"/>
-      <w:r>
-        <w:t>jmocha</w:t>
-      </w:r>
-      <w:proofErr w:type="spellEnd"/>
-      <w:r>
-        <w:t xml:space="preserve"> </w:t>
-      </w:r>
-      <w:proofErr w:type="spellStart"/>
-      <w:r>
-        <w:rPr>
-          <w:rFonts w:hint="eastAsia"/>
-        </w:rPr>
-        <w:t>브랜치를</w:t>
-      </w:r>
-      <w:proofErr w:type="spellEnd"/>
-      <w:r>
-        <w:rPr>
-          <w:rFonts w:hint="eastAsia"/>
-        </w:rPr>
-        <w:t xml:space="preserve"> </w:t>
-      </w:r>
-      <w:proofErr w:type="spellStart"/>
-      <w:r>
-        <w:rPr>
-          <w:rFonts w:hint="eastAsia"/>
-        </w:rPr>
-        <w:t>메인으로</w:t>
-      </w:r>
-      <w:proofErr w:type="spellEnd"/>
-      <w:r>
-        <w:rPr>
-          <w:rFonts w:hint="eastAsia"/>
-        </w:rPr>
-        <w:t xml:space="preserve"> 하고 있으므로 </w:t>
-      </w:r>
-      <w:proofErr w:type="spellStart"/>
-      <w:r>
-        <w:t>jmocha</w:t>
-      </w:r>
-      <w:proofErr w:type="spellEnd"/>
-      <w:r>
-        <w:t xml:space="preserve"> </w:t>
-      </w:r>
-      <w:proofErr w:type="spellStart"/>
-      <w:r>
-        <w:rPr>
-          <w:rFonts w:hint="eastAsia"/>
-        </w:rPr>
-        <w:t>브랜치를</w:t>
-      </w:r>
-      <w:proofErr w:type="spellEnd"/>
-      <w:r>
-        <w:rPr>
-          <w:rFonts w:hint="eastAsia"/>
-        </w:rPr>
-        <w:t xml:space="preserve"> </w:t>
-      </w:r>
-      <w:r>
-        <w:t xml:space="preserve">checkout </w:t>
-      </w:r>
-      <w:r>
-        <w:rPr>
-          <w:rFonts w:hint="eastAsia"/>
-        </w:rPr>
-        <w:t xml:space="preserve">한 후 </w:t>
-      </w:r>
-      <w:proofErr w:type="spellStart"/>
-      <w:r>
-        <w:t>site_korindo</w:t>
-      </w:r>
-      <w:proofErr w:type="spellEnd"/>
-      <w:r>
-        <w:t xml:space="preserve"> </w:t>
-      </w:r>
-      <w:proofErr w:type="spellStart"/>
-      <w:r>
-        <w:rPr>
-          <w:rFonts w:hint="eastAsia"/>
-        </w:rPr>
-        <w:t>브랜치를</w:t>
-      </w:r>
-      <w:proofErr w:type="spellEnd"/>
-      <w:r>
-        <w:rPr>
-          <w:rFonts w:hint="eastAsia"/>
-        </w:rPr>
-        <w:t xml:space="preserve"> 생성</w:t>
-      </w:r>
+      <w:r>
+        <w:rPr>
+          <w:rFonts w:hint="eastAsia"/>
+        </w:rPr>
+        <w:t xml:space="preserve">브랜치가 메인이므로 곧바로 </w:t>
+      </w:r>
+      <w:r>
+        <w:t xml:space="preserve">site_korindo </w:t>
+      </w:r>
+      <w:r>
+        <w:rPr>
+          <w:rFonts w:hint="eastAsia"/>
+        </w:rPr>
+        <w:t>브랜치를 생성</w:t>
+      </w:r>
+      <w:bookmarkStart w:id="3" w:name="_GoBack"/>
+      <w:bookmarkEnd w:id="3"/>
       <w:r>
         <w:br/>
+        <w:t>% git checkout -b site_korindo</w:t>
+      </w:r>
+      <w:r>
+        <w:br/>
+      </w:r>
+      <w:r>
+        <w:br/>
+      </w:r>
+      <w:r>
+        <w:rPr>
+          <w:rFonts w:hint="eastAsia"/>
+        </w:rPr>
+        <w:t xml:space="preserve">새로 생성한 </w:t>
+      </w:r>
+      <w:r>
+        <w:t xml:space="preserve">site_korindo </w:t>
+      </w:r>
+      <w:r>
+        <w:rPr>
+          <w:rFonts w:hint="eastAsia"/>
+        </w:rPr>
+        <w:t xml:space="preserve">브랜치를 </w:t>
+      </w:r>
+      <w:r>
+        <w:t xml:space="preserve">git </w:t>
+      </w:r>
+      <w:r>
+        <w:rPr>
+          <w:rFonts w:hint="eastAsia"/>
+        </w:rPr>
+        <w:t xml:space="preserve">서버로 </w:t>
+      </w:r>
+      <w:r>
+        <w:t>push</w:t>
+      </w:r>
+      <w:r>
+        <w:rPr>
+          <w:rFonts w:hint="eastAsia"/>
+        </w:rPr>
+        <w:t>함</w:t>
+      </w:r>
+      <w:r>
+        <w:br/>
+      </w:r>
+      <w:r>
+        <w:rPr>
+          <w:rFonts w:hint="eastAsia"/>
+        </w:rPr>
         <w:t xml:space="preserve">% </w:t>
       </w:r>
-      <w:proofErr w:type="spellStart"/>
-      <w:r>
-        <w:t>git</w:t>
-      </w:r>
-      <w:proofErr w:type="spellEnd"/>
-      <w:r>
-        <w:t xml:space="preserve"> checkout </w:t>
-      </w:r>
-      <w:proofErr w:type="spellStart"/>
-      <w:r>
-        <w:t>jmocha</w:t>
-      </w:r>
-      <w:proofErr w:type="spellEnd"/>
+      <w:r>
+        <w:t>git push --se</w:t>
+      </w:r>
+      <w:r>
+        <w:t>t-upstream origin site_korindo</w:t>
+      </w:r>
       <w:r>
         <w:br/>
-        <w:t xml:space="preserve">% </w:t>
-      </w:r>
-      <w:proofErr w:type="spellStart"/>
-      <w:r>
-        <w:t>git</w:t>
-      </w:r>
-      <w:proofErr w:type="spellEnd"/>
-      <w:r>
-        <w:t xml:space="preserve"> checkout -b </w:t>
-      </w:r>
-      <w:proofErr w:type="spellStart"/>
-      <w:r>
-        <w:t>site_korindo</w:t>
-      </w:r>
-      <w:proofErr w:type="spellEnd"/>
-      <w:r>
-        <w:br/>
-      </w:r>
-      <w:r>
-        <w:br/>
-      </w:r>
-      <w:r>
-        <w:rPr>
-          <w:rFonts w:hint="eastAsia"/>
-        </w:rPr>
-        <w:t xml:space="preserve">새로 생성한 </w:t>
-      </w:r>
-      <w:proofErr w:type="spellStart"/>
-      <w:r>
-        <w:t>site_korindo</w:t>
-      </w:r>
-      <w:proofErr w:type="spellEnd"/>
-      <w:r>
-        <w:t xml:space="preserve"> </w:t>
-      </w:r>
-      <w:proofErr w:type="spellStart"/>
-      <w:r>
-        <w:rPr>
-          <w:rFonts w:hint="eastAsia"/>
-        </w:rPr>
-        <w:t>브랜치를</w:t>
-      </w:r>
-      <w:proofErr w:type="spellEnd"/>
-      <w:r>
-        <w:rPr>
-          <w:rFonts w:hint="eastAsia"/>
-        </w:rPr>
-        <w:t xml:space="preserve"> </w:t>
-      </w:r>
-      <w:proofErr w:type="spellStart"/>
-      <w:r>
-        <w:t>git</w:t>
-      </w:r>
-      <w:proofErr w:type="spellEnd"/>
-      <w:r>
-        <w:t xml:space="preserve"> </w:t>
-      </w:r>
-      <w:r>
-        <w:rPr>
-          <w:rFonts w:hint="eastAsia"/>
-        </w:rPr>
-        <w:t xml:space="preserve">서버로 </w:t>
-      </w:r>
-      <w:r>
-        <w:t>push</w:t>
-      </w:r>
-      <w:r>
-        <w:rPr>
-          <w:rFonts w:hint="eastAsia"/>
-        </w:rPr>
-        <w:t>함</w:t>
-      </w:r>
-      <w:r>
-        <w:br/>
-      </w:r>
-      <w:r>
-        <w:rPr>
-          <w:rFonts w:hint="eastAsia"/>
-        </w:rPr>
-        <w:t xml:space="preserve">% </w:t>
-      </w:r>
-      <w:proofErr w:type="spellStart"/>
-      <w:r>
-        <w:t>git</w:t>
-      </w:r>
-      <w:proofErr w:type="spellEnd"/>
-      <w:r>
-        <w:t xml:space="preserve"> push --se</w:t>
-      </w:r>
-      <w:r>
-        <w:t xml:space="preserve">t-upstream origin </w:t>
-      </w:r>
-      <w:proofErr w:type="spellStart"/>
-      <w:r>
-        <w:t>site_korindo</w:t>
-      </w:r>
-      <w:proofErr w:type="spellEnd"/>
-      <w:r>
-        <w:br/>
-        <w:t xml:space="preserve">% </w:t>
-      </w:r>
-      <w:proofErr w:type="spellStart"/>
-      <w:r>
-        <w:t>git</w:t>
-      </w:r>
-      <w:proofErr w:type="spellEnd"/>
-      <w:r>
-        <w:t xml:space="preserve"> push</w:t>
+        <w:t>% git push</w:t>
       </w:r>
     </w:p>
     <w:p>
@@ -2995,35 +2097,7 @@
         <w:rPr>
           <w:rFonts w:hint="eastAsia"/>
         </w:rPr>
-        <w:t xml:space="preserve">생성한 사이트 저장소 및 사이트 </w:t>
-      </w:r>
-      <w:proofErr w:type="spellStart"/>
-      <w:r>
-        <w:rPr>
-          <w:rFonts w:hint="eastAsia"/>
-        </w:rPr>
-        <w:t>브랜치에</w:t>
-      </w:r>
-      <w:proofErr w:type="spellEnd"/>
-      <w:r>
-        <w:rPr>
-          <w:rFonts w:hint="eastAsia"/>
-        </w:rPr>
-        <w:t xml:space="preserve"> 대한 정보는 팀 </w:t>
-      </w:r>
-      <w:proofErr w:type="spellStart"/>
-      <w:r>
-        <w:rPr>
-          <w:rFonts w:hint="eastAsia"/>
-        </w:rPr>
-        <w:t>레드마인의</w:t>
-      </w:r>
-      <w:proofErr w:type="spellEnd"/>
-      <w:r>
-        <w:rPr>
-          <w:rFonts w:hint="eastAsia"/>
-        </w:rPr>
-        <w:t xml:space="preserve"> </w:t>
+        <w:t xml:space="preserve">생성한 사이트 저장소 및 사이트 브랜치에 대한 정보는 팀 레드마인의 </w:t>
       </w:r>
       <w:r>
         <w:t>‘</w:t>
@@ -5402,7 +4476,7 @@
 </file>
 
 <file path=customXml/itemProps1.xml><?xml version="1.0" encoding="utf-8"?>
-<ds:datastoreItem xmlns:ds="http://schemas.openxmlformats.org/officeDocument/2006/customXml" ds:itemID="{1CF55B70-2124-4AE4-AC5E-14F552D20094}">
+<ds:datastoreItem xmlns:ds="http://schemas.openxmlformats.org/officeDocument/2006/customXml" ds:itemID="{DA9B925D-7ED2-46CD-8F43-0921BEB207A9}">
   <ds:schemaRefs>
     <ds:schemaRef ds:uri="http://schemas.openxmlformats.org/officeDocument/2006/bibliography"/>
   </ds:schemaRefs>

--- a/docs/tech/ezEKP/고객사이트_구축시_사이트저장소_생성방법.docx
+++ b/docs/tech/ezEKP/고객사이트_구축시_사이트저장소_생성방법.docx
@@ -86,17 +86,24 @@
         </w:rPr>
         <w:t xml:space="preserve">고객 사이트에 </w:t>
       </w:r>
+      <w:proofErr w:type="spellStart"/>
       <w:r>
         <w:t>ezEKP</w:t>
       </w:r>
+      <w:proofErr w:type="spellEnd"/>
       <w:r>
         <w:rPr>
           <w:rFonts w:hint="eastAsia"/>
         </w:rPr>
         <w:t xml:space="preserve">를 설치 시 해당 사이트에 대한 소스코드 형상 관리를 위해 사이트 전용 </w:t>
       </w:r>
-      <w:r>
-        <w:t xml:space="preserve">git </w:t>
+      <w:proofErr w:type="spellStart"/>
+      <w:r>
+        <w:t>git</w:t>
+      </w:r>
+      <w:proofErr w:type="spellEnd"/>
+      <w:r>
+        <w:t xml:space="preserve"> </w:t>
       </w:r>
       <w:r>
         <w:rPr>
@@ -589,9 +596,15 @@
         </w:rPr>
         <w:t xml:space="preserve">개발팀 </w:t>
       </w:r>
-      <w:r>
-        <w:t xml:space="preserve">git </w:t>
-      </w:r>
+      <w:proofErr w:type="spellStart"/>
+      <w:r>
+        <w:t>git</w:t>
+      </w:r>
+      <w:proofErr w:type="spellEnd"/>
+      <w:r>
+        <w:t xml:space="preserve"> </w:t>
+      </w:r>
+      <w:proofErr w:type="spellStart"/>
       <w:r>
         <w:rPr>
           <w:rFonts w:hint="eastAsia"/>
@@ -602,10 +615,22 @@
         <w:rPr>
           <w:rFonts w:hint="eastAsia"/>
         </w:rPr>
-        <w:t xml:space="preserve">버내 </w:t>
-      </w:r>
-      <w:r>
-        <w:t xml:space="preserve">ezEKP </w:t>
+        <w:t>버내</w:t>
+      </w:r>
+      <w:proofErr w:type="spellEnd"/>
+      <w:r>
+        <w:rPr>
+          <w:rFonts w:hint="eastAsia"/>
+        </w:rPr>
+        <w:t xml:space="preserve"> </w:t>
+      </w:r>
+      <w:proofErr w:type="spellStart"/>
+      <w:r>
+        <w:t>ezEKP</w:t>
+      </w:r>
+      <w:proofErr w:type="spellEnd"/>
+      <w:r>
+        <w:t xml:space="preserve"> </w:t>
       </w:r>
       <w:r>
         <w:rPr>
@@ -623,16 +648,59 @@
         <w:t xml:space="preserve">저장소는 </w:t>
       </w:r>
       <w:r>
-        <w:t>/home/jmocha/git</w:t>
-      </w:r>
-      <w:r>
-        <w:rPr>
-          <w:rFonts w:hint="eastAsia"/>
-        </w:rPr>
-        <w:t xml:space="preserve"> 폴더에 위치해 있으며 각 사이트별 저장소는 </w:t>
-      </w:r>
-      <w:r>
-        <w:t xml:space="preserve">/home/jmocha/sitegit </w:t>
+        <w:t>/home/</w:t>
+      </w:r>
+      <w:proofErr w:type="spellStart"/>
+      <w:r>
+        <w:t>jmocha</w:t>
+      </w:r>
+      <w:proofErr w:type="spellEnd"/>
+      <w:r>
+        <w:t>/</w:t>
+      </w:r>
+      <w:proofErr w:type="spellStart"/>
+      <w:r>
+        <w:t>git</w:t>
+      </w:r>
+      <w:proofErr w:type="spellEnd"/>
+      <w:r>
+        <w:rPr>
+          <w:rFonts w:hint="eastAsia"/>
+        </w:rPr>
+        <w:t xml:space="preserve"> 폴더에 위치해 있으며 각 </w:t>
+      </w:r>
+      <w:proofErr w:type="spellStart"/>
+      <w:r>
+        <w:rPr>
+          <w:rFonts w:hint="eastAsia"/>
+        </w:rPr>
+        <w:t>사이트별</w:t>
+      </w:r>
+      <w:proofErr w:type="spellEnd"/>
+      <w:r>
+        <w:rPr>
+          <w:rFonts w:hint="eastAsia"/>
+        </w:rPr>
+        <w:t xml:space="preserve"> 저장소는 </w:t>
+      </w:r>
+      <w:r>
+        <w:t>/home/</w:t>
+      </w:r>
+      <w:proofErr w:type="spellStart"/>
+      <w:r>
+        <w:t>jmocha</w:t>
+      </w:r>
+      <w:proofErr w:type="spellEnd"/>
+      <w:r>
+        <w:t>/</w:t>
+      </w:r>
+      <w:proofErr w:type="spellStart"/>
+      <w:r>
+        <w:t>sitegit</w:t>
+      </w:r>
+      <w:proofErr w:type="spellEnd"/>
+      <w:r>
+        <w:t xml:space="preserve"> </w:t>
       </w:r>
       <w:r>
         <w:rPr>
@@ -641,7 +709,15 @@
         <w:t xml:space="preserve">밑에 위치한다(이하 </w:t>
       </w:r>
       <w:r>
-        <w:t xml:space="preserve">/home/jmocha </w:t>
+        <w:t>/home/</w:t>
+      </w:r>
+      <w:proofErr w:type="spellStart"/>
+      <w:r>
+        <w:t>jmocha</w:t>
+      </w:r>
+      <w:proofErr w:type="spellEnd"/>
+      <w:r>
+        <w:t xml:space="preserve"> </w:t>
       </w:r>
       <w:r>
         <w:rPr>
@@ -650,7 +726,23 @@
         <w:t>생략)</w:t>
       </w:r>
       <w:r>
-        <w:t xml:space="preserve">. git/ezEKP-build.git </w:t>
+        <w:t xml:space="preserve">. </w:t>
+      </w:r>
+      <w:proofErr w:type="spellStart"/>
+      <w:r>
+        <w:t>git</w:t>
+      </w:r>
+      <w:proofErr w:type="spellEnd"/>
+      <w:r>
+        <w:t>/</w:t>
+      </w:r>
+      <w:proofErr w:type="spellStart"/>
+      <w:r>
+        <w:t>ezEKP-build.git</w:t>
+      </w:r>
+      <w:proofErr w:type="spellEnd"/>
+      <w:r>
+        <w:t xml:space="preserve"> </w:t>
       </w:r>
       <w:r>
         <w:rPr>
@@ -667,14 +759,33 @@
         </w:rPr>
         <w:t xml:space="preserve">받아 </w:t>
       </w:r>
-      <w:r>
-        <w:t xml:space="preserve">ezEKP </w:t>
-      </w:r>
-      <w:r>
-        <w:rPr>
-          <w:rFonts w:hint="eastAsia"/>
-        </w:rPr>
-        <w:t xml:space="preserve">패키지를 빌드하면 </w:t>
+      <w:proofErr w:type="spellStart"/>
+      <w:r>
+        <w:t>ezEKP</w:t>
+      </w:r>
+      <w:proofErr w:type="spellEnd"/>
+      <w:r>
+        <w:t xml:space="preserve"> </w:t>
+      </w:r>
+      <w:r>
+        <w:rPr>
+          <w:rFonts w:hint="eastAsia"/>
+        </w:rPr>
+        <w:t xml:space="preserve">패키지를 </w:t>
+      </w:r>
+      <w:proofErr w:type="spellStart"/>
+      <w:r>
+        <w:rPr>
+          <w:rFonts w:hint="eastAsia"/>
+        </w:rPr>
+        <w:t>빌드하면</w:t>
+      </w:r>
+      <w:proofErr w:type="spellEnd"/>
+      <w:r>
+        <w:rPr>
+          <w:rFonts w:hint="eastAsia"/>
+        </w:rPr>
+        <w:t xml:space="preserve"> </w:t>
       </w:r>
       <w:r>
         <w:t xml:space="preserve">build.pl </w:t>
@@ -685,8 +796,13 @@
         </w:rPr>
         <w:t xml:space="preserve">스크립트가 </w:t>
       </w:r>
-      <w:r>
-        <w:t xml:space="preserve">git </w:t>
+      <w:proofErr w:type="spellStart"/>
+      <w:r>
+        <w:t>git</w:t>
+      </w:r>
+      <w:proofErr w:type="spellEnd"/>
+      <w:r>
+        <w:t xml:space="preserve"> </w:t>
       </w:r>
       <w:r>
         <w:rPr>
@@ -709,15 +825,19 @@
       <w:r>
         <w:t xml:space="preserve">ezFlow4Java.git, </w:t>
       </w:r>
+      <w:proofErr w:type="spellStart"/>
       <w:r>
         <w:t>jgw_server.git</w:t>
       </w:r>
+      <w:proofErr w:type="spellEnd"/>
       <w:r>
         <w:t xml:space="preserve">, </w:t>
       </w:r>
+      <w:proofErr w:type="spellStart"/>
       <w:r>
         <w:t>jmocha.git</w:t>
       </w:r>
+      <w:proofErr w:type="spellEnd"/>
       <w:r>
         <w:rPr>
           <w:rFonts w:hint="eastAsia"/>
@@ -742,8 +862,13 @@
         </w:rPr>
         <w:t xml:space="preserve"> 받아 </w:t>
       </w:r>
-      <w:r>
-        <w:t xml:space="preserve">ezEKP </w:t>
+      <w:proofErr w:type="spellStart"/>
+      <w:r>
+        <w:t>ezEKP</w:t>
+      </w:r>
+      <w:proofErr w:type="spellEnd"/>
+      <w:r>
+        <w:t xml:space="preserve"> </w:t>
       </w:r>
       <w:r>
         <w:rPr>
@@ -762,8 +887,13 @@
         </w:rPr>
         <w:t xml:space="preserve">이와 같이 표준모듈을 이용해 </w:t>
       </w:r>
-      <w:r>
-        <w:t xml:space="preserve">ezEKP </w:t>
+      <w:proofErr w:type="spellStart"/>
+      <w:r>
+        <w:t>ezEKP</w:t>
+      </w:r>
+      <w:proofErr w:type="spellEnd"/>
+      <w:r>
+        <w:t xml:space="preserve"> </w:t>
       </w:r>
       <w:r>
         <w:rPr>
@@ -775,7 +905,21 @@
         <w:rPr>
           <w:rFonts w:hint="eastAsia"/>
         </w:rPr>
-        <w:t xml:space="preserve">를 빌드하고 </w:t>
+        <w:t xml:space="preserve">를 </w:t>
+      </w:r>
+      <w:proofErr w:type="spellStart"/>
+      <w:r>
+        <w:rPr>
+          <w:rFonts w:hint="eastAsia"/>
+        </w:rPr>
+        <w:t>빌드하고</w:t>
+      </w:r>
+      <w:proofErr w:type="spellEnd"/>
+      <w:r>
+        <w:rPr>
+          <w:rFonts w:hint="eastAsia"/>
+        </w:rPr>
+        <w:t xml:space="preserve"> </w:t>
       </w:r>
       <w:r>
         <w:rPr>
@@ -846,11 +990,33 @@
         </w:rPr>
         <w:t xml:space="preserve">사이트 </w:t>
       </w:r>
-      <w:r>
-        <w:rPr>
-          <w:rFonts w:hint="eastAsia"/>
-        </w:rPr>
-        <w:t>커스터마이징 사항이 발생하였을 때도 사이트 저장소의 사이트 브랜치에서 작업을 수행</w:t>
+      <w:proofErr w:type="spellStart"/>
+      <w:r>
+        <w:rPr>
+          <w:rFonts w:hint="eastAsia"/>
+        </w:rPr>
+        <w:t>커스터마이징</w:t>
+      </w:r>
+      <w:proofErr w:type="spellEnd"/>
+      <w:r>
+        <w:rPr>
+          <w:rFonts w:hint="eastAsia"/>
+        </w:rPr>
+        <w:t xml:space="preserve"> 사항이 발생하였을 때도 사이트 저장소의 사이트 </w:t>
+      </w:r>
+      <w:proofErr w:type="spellStart"/>
+      <w:r>
+        <w:rPr>
+          <w:rFonts w:hint="eastAsia"/>
+        </w:rPr>
+        <w:t>브랜치에서</w:t>
+      </w:r>
+      <w:proofErr w:type="spellEnd"/>
+      <w:r>
+        <w:rPr>
+          <w:rFonts w:hint="eastAsia"/>
+        </w:rPr>
+        <w:t xml:space="preserve"> 작업을 수행</w:t>
       </w:r>
       <w:r>
         <w:rPr>
@@ -914,14 +1080,33 @@
       <w:r>
         <w:t xml:space="preserve"> </w:t>
       </w:r>
-      <w:r>
-        <w:rPr>
-          <w:rFonts w:hint="eastAsia"/>
-        </w:rPr>
-        <w:t>코린도의 경우 k</w:t>
-      </w:r>
-      <w:r>
-        <w:t>orindo(</w:t>
+      <w:proofErr w:type="spellStart"/>
+      <w:r>
+        <w:rPr>
+          <w:rFonts w:hint="eastAsia"/>
+        </w:rPr>
+        <w:t>코린도의</w:t>
+      </w:r>
+      <w:proofErr w:type="spellEnd"/>
+      <w:r>
+        <w:rPr>
+          <w:rFonts w:hint="eastAsia"/>
+        </w:rPr>
+        <w:t xml:space="preserve"> 경우 </w:t>
+      </w:r>
+      <w:proofErr w:type="spellStart"/>
+      <w:r>
+        <w:rPr>
+          <w:rFonts w:hint="eastAsia"/>
+        </w:rPr>
+        <w:t>k</w:t>
+      </w:r>
+      <w:r>
+        <w:t>orindo</w:t>
+      </w:r>
+      <w:proofErr w:type="spellEnd"/>
+      <w:r>
+        <w:t>(</w:t>
       </w:r>
       <w:r>
         <w:rPr>
@@ -941,11 +1126,16 @@
         </w:rPr>
         <w:t xml:space="preserve"> </w:t>
       </w:r>
+      <w:proofErr w:type="spellStart"/>
       <w:r>
         <w:t>k</w:t>
       </w:r>
       <w:r>
-        <w:t xml:space="preserve">orindo </w:t>
+        <w:t>orindo</w:t>
+      </w:r>
+      <w:proofErr w:type="spellEnd"/>
+      <w:r>
+        <w:t xml:space="preserve"> </w:t>
       </w:r>
       <w:r>
         <w:rPr>
@@ -969,8 +1159,13 @@
         </w:rPr>
         <w:t xml:space="preserve">개발팀 </w:t>
       </w:r>
-      <w:r>
-        <w:t xml:space="preserve">git </w:t>
+      <w:proofErr w:type="spellStart"/>
+      <w:r>
+        <w:t>git</w:t>
+      </w:r>
+      <w:proofErr w:type="spellEnd"/>
+      <w:r>
+        <w:t xml:space="preserve"> </w:t>
       </w:r>
       <w:r>
         <w:rPr>
@@ -978,8 +1173,13 @@
         </w:rPr>
         <w:t xml:space="preserve">서버에 </w:t>
       </w:r>
-      <w:r>
-        <w:t xml:space="preserve">jmocha </w:t>
+      <w:proofErr w:type="spellStart"/>
+      <w:r>
+        <w:t>jmocha</w:t>
+      </w:r>
+      <w:proofErr w:type="spellEnd"/>
+      <w:r>
+        <w:t xml:space="preserve"> </w:t>
       </w:r>
       <w:r>
         <w:rPr>
@@ -1003,8 +1203,13 @@
         </w:rPr>
         <w:t xml:space="preserve">다음 명령으로 </w:t>
       </w:r>
-      <w:r>
-        <w:t xml:space="preserve">sitegit </w:t>
+      <w:proofErr w:type="spellStart"/>
+      <w:r>
+        <w:t>sitegit</w:t>
+      </w:r>
+      <w:proofErr w:type="spellEnd"/>
+      <w:r>
+        <w:t xml:space="preserve"> </w:t>
       </w:r>
       <w:r>
         <w:rPr>
@@ -1012,8 +1217,13 @@
         </w:rPr>
         <w:t xml:space="preserve">폴더 밑에 </w:t>
       </w:r>
-      <w:r>
-        <w:t xml:space="preserve">korindo </w:t>
+      <w:proofErr w:type="spellStart"/>
+      <w:r>
+        <w:t>korindo</w:t>
+      </w:r>
+      <w:proofErr w:type="spellEnd"/>
+      <w:r>
+        <w:t xml:space="preserve"> </w:t>
       </w:r>
       <w:r>
         <w:rPr>
@@ -1028,16 +1238,42 @@
         <w:rPr>
           <w:rFonts w:hint="eastAsia"/>
         </w:rPr>
-        <w:t>% cd ~/sitegit</w:t>
-      </w:r>
+        <w:t>% cd ~/</w:t>
+      </w:r>
+      <w:proofErr w:type="spellStart"/>
+      <w:r>
+        <w:rPr>
+          <w:rFonts w:hint="eastAsia"/>
+        </w:rPr>
+        <w:t>sitegit</w:t>
+      </w:r>
+      <w:proofErr w:type="spellEnd"/>
       <w:r>
         <w:br/>
-        <w:t>% mkdir korindo</w:t>
-      </w:r>
+        <w:t xml:space="preserve">% </w:t>
+      </w:r>
+      <w:proofErr w:type="spellStart"/>
+      <w:r>
+        <w:t>mkdir</w:t>
+      </w:r>
+      <w:proofErr w:type="spellEnd"/>
+      <w:r>
+        <w:t xml:space="preserve"> </w:t>
+      </w:r>
+      <w:proofErr w:type="spellStart"/>
+      <w:r>
+        <w:t>korindo</w:t>
+      </w:r>
+      <w:proofErr w:type="spellEnd"/>
       <w:r>
         <w:br/>
-        <w:t>% cd korindo</w:t>
-      </w:r>
+        <w:t xml:space="preserve">% cd </w:t>
+      </w:r>
+      <w:proofErr w:type="spellStart"/>
+      <w:r>
+        <w:t>korindo</w:t>
+      </w:r>
+      <w:proofErr w:type="spellEnd"/>
     </w:p>
     <w:p>
       <w:pPr>
@@ -1054,8 +1290,29 @@
         </w:rPr>
         <w:t xml:space="preserve">다음 명령으로 </w:t>
       </w:r>
-      <w:r>
-        <w:t>ezFlow App, JMocha Gateway Server, JMocha Mail Server</w:t>
+      <w:proofErr w:type="spellStart"/>
+      <w:r>
+        <w:t>ezFlow</w:t>
+      </w:r>
+      <w:proofErr w:type="spellEnd"/>
+      <w:r>
+        <w:t xml:space="preserve"> App, </w:t>
+      </w:r>
+      <w:proofErr w:type="spellStart"/>
+      <w:r>
+        <w:t>JMocha</w:t>
+      </w:r>
+      <w:proofErr w:type="spellEnd"/>
+      <w:r>
+        <w:t xml:space="preserve"> Gateway Server, </w:t>
+      </w:r>
+      <w:proofErr w:type="spellStart"/>
+      <w:r>
+        <w:t>JMocha</w:t>
+      </w:r>
+      <w:proofErr w:type="spellEnd"/>
+      <w:r>
+        <w:t xml:space="preserve"> Mail Server</w:t>
       </w:r>
       <w:r>
         <w:rPr>
@@ -1076,10 +1333,21 @@
         <w:rPr>
           <w:rFonts w:hint="eastAsia"/>
         </w:rPr>
-        <w:t xml:space="preserve">(아래 명령에서 </w:t>
-      </w:r>
-      <w:r>
-        <w:t xml:space="preserve">. </w:t>
+        <w:t xml:space="preserve">(아래 </w:t>
+      </w:r>
+      <w:proofErr w:type="gramStart"/>
+      <w:r>
+        <w:rPr>
+          <w:rFonts w:hint="eastAsia"/>
+        </w:rPr>
+        <w:t xml:space="preserve">명령에서 </w:t>
+      </w:r>
+      <w:r>
+        <w:t>.</w:t>
+      </w:r>
+      <w:proofErr w:type="gramEnd"/>
+      <w:r>
+        <w:t xml:space="preserve"> </w:t>
       </w:r>
       <w:r>
         <w:rPr>
@@ -1096,29 +1364,90 @@
         </w:rPr>
         <w:t xml:space="preserve">% </w:t>
       </w:r>
-      <w:r>
-        <w:t>cp -R ~/git/ezFlow4Java.git .</w:t>
-      </w:r>
+      <w:proofErr w:type="spellStart"/>
+      <w:r>
+        <w:t>cp</w:t>
+      </w:r>
+      <w:proofErr w:type="spellEnd"/>
+      <w:r>
+        <w:t xml:space="preserve"> -R ~/</w:t>
+      </w:r>
+      <w:proofErr w:type="spellStart"/>
+      <w:r>
+        <w:t>git</w:t>
+      </w:r>
+      <w:proofErr w:type="spellEnd"/>
+      <w:r>
+        <w:t>/</w:t>
+      </w:r>
+      <w:proofErr w:type="gramStart"/>
+      <w:r>
+        <w:t>ezFlow4Java.git .</w:t>
+      </w:r>
+      <w:proofErr w:type="gramEnd"/>
       <w:r>
         <w:br/>
-        <w:t>% cp -R ~/git/</w:t>
-      </w:r>
-      <w:r>
-        <w:t>jgw_server.git</w:t>
-      </w:r>
+        <w:t xml:space="preserve">% </w:t>
+      </w:r>
+      <w:proofErr w:type="spellStart"/>
+      <w:r>
+        <w:t>cp</w:t>
+      </w:r>
+      <w:proofErr w:type="spellEnd"/>
+      <w:r>
+        <w:t xml:space="preserve"> -R ~/</w:t>
+      </w:r>
+      <w:proofErr w:type="spellStart"/>
+      <w:r>
+        <w:t>git</w:t>
+      </w:r>
+      <w:proofErr w:type="spellEnd"/>
+      <w:r>
+        <w:t>/</w:t>
+      </w:r>
+      <w:proofErr w:type="spellStart"/>
+      <w:r>
+        <w:t>jgw_</w:t>
+      </w:r>
+      <w:proofErr w:type="gramStart"/>
+      <w:r>
+        <w:t>server.git</w:t>
+      </w:r>
+      <w:proofErr w:type="spellEnd"/>
       <w:r>
         <w:t xml:space="preserve"> .</w:t>
       </w:r>
+      <w:proofErr w:type="gramEnd"/>
       <w:r>
         <w:br/>
-        <w:t>% cp -R ~/git/</w:t>
-      </w:r>
+        <w:t xml:space="preserve">% </w:t>
+      </w:r>
+      <w:proofErr w:type="spellStart"/>
+      <w:r>
+        <w:t>cp</w:t>
+      </w:r>
+      <w:proofErr w:type="spellEnd"/>
+      <w:r>
+        <w:t xml:space="preserve"> -R ~/</w:t>
+      </w:r>
+      <w:proofErr w:type="spellStart"/>
+      <w:r>
+        <w:t>git</w:t>
+      </w:r>
+      <w:proofErr w:type="spellEnd"/>
+      <w:r>
+        <w:t>/</w:t>
+      </w:r>
+      <w:proofErr w:type="spellStart"/>
+      <w:proofErr w:type="gramStart"/>
       <w:r>
         <w:t>jmocha.git</w:t>
       </w:r>
+      <w:proofErr w:type="spellEnd"/>
       <w:r>
         <w:t xml:space="preserve"> .</w:t>
       </w:r>
+      <w:proofErr w:type="gramEnd"/>
     </w:p>
     <w:p>
       <w:pPr>
@@ -1144,8 +1473,13 @@
         </w:rPr>
         <w:t xml:space="preserve">에서 </w:t>
       </w:r>
-      <w:r>
-        <w:t>git bash</w:t>
+      <w:proofErr w:type="spellStart"/>
+      <w:r>
+        <w:t>git</w:t>
+      </w:r>
+      <w:proofErr w:type="spellEnd"/>
+      <w:r>
+        <w:t xml:space="preserve"> bash</w:t>
       </w:r>
       <w:r>
         <w:rPr>
@@ -1178,8 +1512,13 @@
         </w:rPr>
         <w:t xml:space="preserve">에도 </w:t>
       </w:r>
-      <w:r>
-        <w:t xml:space="preserve">sitegit </w:t>
+      <w:proofErr w:type="spellStart"/>
+      <w:r>
+        <w:t>sitegit</w:t>
+      </w:r>
+      <w:proofErr w:type="spellEnd"/>
+      <w:r>
+        <w:t xml:space="preserve"> </w:t>
       </w:r>
       <w:r>
         <w:rPr>
@@ -1187,8 +1526,13 @@
         </w:rPr>
         <w:t xml:space="preserve">폴더를 생성하고 그 밑에 </w:t>
       </w:r>
-      <w:r>
-        <w:t xml:space="preserve">korindo </w:t>
+      <w:proofErr w:type="spellStart"/>
+      <w:r>
+        <w:t>korindo</w:t>
+      </w:r>
+      <w:proofErr w:type="spellEnd"/>
+      <w:r>
+        <w:t xml:space="preserve"> </w:t>
       </w:r>
       <w:r>
         <w:rPr>
@@ -1222,7 +1566,15 @@
         <w:t>의</w:t>
       </w:r>
       <w:r>
-        <w:t xml:space="preserve"> korindo </w:t>
+        <w:t xml:space="preserve"> </w:t>
+      </w:r>
+      <w:proofErr w:type="spellStart"/>
+      <w:r>
+        <w:t>korindo</w:t>
+      </w:r>
+      <w:proofErr w:type="spellEnd"/>
+      <w:r>
+        <w:t xml:space="preserve"> </w:t>
       </w:r>
       <w:r>
         <w:rPr>
@@ -1251,8 +1603,13 @@
         </w:rPr>
         <w:t xml:space="preserve"> </w:t>
       </w:r>
-      <w:r>
-        <w:t xml:space="preserve">git </w:t>
+      <w:proofErr w:type="spellStart"/>
+      <w:r>
+        <w:t>git</w:t>
+      </w:r>
+      <w:proofErr w:type="spellEnd"/>
+      <w:r>
+        <w:t xml:space="preserve"> </w:t>
       </w:r>
       <w:r>
         <w:rPr>
@@ -1260,8 +1617,13 @@
         </w:rPr>
         <w:t xml:space="preserve">서버 내 </w:t>
       </w:r>
-      <w:r>
-        <w:t xml:space="preserve">korindo </w:t>
+      <w:proofErr w:type="spellStart"/>
+      <w:r>
+        <w:t>korindo</w:t>
+      </w:r>
+      <w:proofErr w:type="spellEnd"/>
+      <w:r>
+        <w:t xml:space="preserve"> </w:t>
       </w:r>
       <w:r>
         <w:rPr>
@@ -1309,7 +1671,21 @@
         <w:rPr>
           <w:rFonts w:hint="eastAsia"/>
         </w:rPr>
-        <w:t xml:space="preserve">% git clone </w:t>
+        <w:t xml:space="preserve">% </w:t>
+      </w:r>
+      <w:proofErr w:type="spellStart"/>
+      <w:r>
+        <w:rPr>
+          <w:rFonts w:hint="eastAsia"/>
+        </w:rPr>
+        <w:t>git</w:t>
+      </w:r>
+      <w:proofErr w:type="spellEnd"/>
+      <w:r>
+        <w:rPr>
+          <w:rFonts w:hint="eastAsia"/>
+        </w:rPr>
+        <w:t xml:space="preserve"> clone </w:t>
       </w:r>
       <w:hyperlink r:id="rId6" w:history="1">
         <w:r>
@@ -1335,7 +1711,14 @@
       </w:r>
       <w:r>
         <w:br/>
-        <w:t>ezFlow App</w:t>
+      </w:r>
+      <w:proofErr w:type="spellStart"/>
+      <w:r>
+        <w:t>ezFlow</w:t>
+      </w:r>
+      <w:proofErr w:type="spellEnd"/>
+      <w:r>
+        <w:t xml:space="preserve"> App</w:t>
       </w:r>
       <w:r>
         <w:rPr>
@@ -1352,25 +1735,73 @@
       <w:r>
         <w:t xml:space="preserve">master </w:t>
       </w:r>
-      <w:r>
-        <w:rPr>
-          <w:rFonts w:hint="eastAsia"/>
-        </w:rPr>
-        <w:t xml:space="preserve">브랜치가 메인이므로 곧바로 </w:t>
-      </w:r>
-      <w:r>
-        <w:t xml:space="preserve">site_korindo </w:t>
-      </w:r>
-      <w:r>
-        <w:rPr>
-          <w:rFonts w:hint="eastAsia"/>
-        </w:rPr>
-        <w:t>브랜치를 생성</w:t>
+      <w:proofErr w:type="spellStart"/>
+      <w:r>
+        <w:rPr>
+          <w:rFonts w:hint="eastAsia"/>
+        </w:rPr>
+        <w:t>브랜치가</w:t>
+      </w:r>
+      <w:proofErr w:type="spellEnd"/>
+      <w:r>
+        <w:rPr>
+          <w:rFonts w:hint="eastAsia"/>
+        </w:rPr>
+        <w:t xml:space="preserve"> </w:t>
+      </w:r>
+      <w:proofErr w:type="spellStart"/>
+      <w:r>
+        <w:rPr>
+          <w:rFonts w:hint="eastAsia"/>
+        </w:rPr>
+        <w:t>메인이므로</w:t>
+      </w:r>
+      <w:proofErr w:type="spellEnd"/>
+      <w:r>
+        <w:rPr>
+          <w:rFonts w:hint="eastAsia"/>
+        </w:rPr>
+        <w:t xml:space="preserve"> 곧바로 </w:t>
+      </w:r>
+      <w:proofErr w:type="spellStart"/>
+      <w:r>
+        <w:t>site_korindo</w:t>
+      </w:r>
+      <w:proofErr w:type="spellEnd"/>
+      <w:r>
+        <w:t xml:space="preserve"> </w:t>
+      </w:r>
+      <w:proofErr w:type="spellStart"/>
+      <w:r>
+        <w:rPr>
+          <w:rFonts w:hint="eastAsia"/>
+        </w:rPr>
+        <w:t>브랜치를</w:t>
+      </w:r>
+      <w:proofErr w:type="spellEnd"/>
+      <w:r>
+        <w:rPr>
+          <w:rFonts w:hint="eastAsia"/>
+        </w:rPr>
+        <w:t xml:space="preserve"> 생성</w:t>
       </w:r>
       <w:r>
         <w:br/>
-        <w:t>% git checkout -b site_korindo</w:t>
-      </w:r>
+        <w:t xml:space="preserve">% </w:t>
+      </w:r>
+      <w:proofErr w:type="spellStart"/>
+      <w:r>
+        <w:t>git</w:t>
+      </w:r>
+      <w:proofErr w:type="spellEnd"/>
+      <w:r>
+        <w:t xml:space="preserve"> checkout -b </w:t>
+      </w:r>
+      <w:proofErr w:type="spellStart"/>
+      <w:r>
+        <w:t>site_korindo</w:t>
+      </w:r>
+      <w:proofErr w:type="spellEnd"/>
       <w:r>
         <w:br/>
       </w:r>
@@ -1400,10 +1831,32 @@
         <w:rPr>
           <w:rFonts w:hint="eastAsia"/>
         </w:rPr>
-        <w:t>하기 위해서는 프로젝트명을 수정해야 한다.</w:t>
-      </w:r>
-      <w:r>
-        <w:t xml:space="preserve"> .project </w:t>
+        <w:t xml:space="preserve">하기 위해서는 </w:t>
+      </w:r>
+      <w:proofErr w:type="spellStart"/>
+      <w:r>
+        <w:rPr>
+          <w:rFonts w:hint="eastAsia"/>
+        </w:rPr>
+        <w:t>프로젝트명을</w:t>
+      </w:r>
+      <w:proofErr w:type="spellEnd"/>
+      <w:r>
+        <w:rPr>
+          <w:rFonts w:hint="eastAsia"/>
+        </w:rPr>
+        <w:t xml:space="preserve"> 수정해야 한다.</w:t>
+      </w:r>
+      <w:r>
+        <w:t xml:space="preserve"> </w:t>
+      </w:r>
+      <w:proofErr w:type="gramStart"/>
+      <w:r>
+        <w:t>.project</w:t>
+      </w:r>
+      <w:proofErr w:type="gramEnd"/>
+      <w:r>
+        <w:t xml:space="preserve"> </w:t>
       </w:r>
       <w:r>
         <w:rPr>
@@ -1447,11 +1900,19 @@
       <w:r>
         <w:br/>
       </w:r>
-      <w:r>
-        <w:rPr>
-          <w:rFonts w:hint="eastAsia"/>
-        </w:rPr>
-        <w:t>수정전:</w:t>
+      <w:proofErr w:type="spellStart"/>
+      <w:r>
+        <w:rPr>
+          <w:rFonts w:hint="eastAsia"/>
+        </w:rPr>
+        <w:t>수정전</w:t>
+      </w:r>
+      <w:proofErr w:type="spellEnd"/>
+      <w:r>
+        <w:rPr>
+          <w:rFonts w:hint="eastAsia"/>
+        </w:rPr>
+        <w:t>:</w:t>
       </w:r>
       <w:r>
         <w:t xml:space="preserve"> </w:t>
@@ -1462,11 +1923,19 @@
       <w:r>
         <w:br/>
       </w:r>
-      <w:r>
-        <w:rPr>
-          <w:rFonts w:hint="eastAsia"/>
-        </w:rPr>
-        <w:t>수정후:</w:t>
+      <w:proofErr w:type="spellStart"/>
+      <w:r>
+        <w:rPr>
+          <w:rFonts w:hint="eastAsia"/>
+        </w:rPr>
+        <w:t>수정후</w:t>
+      </w:r>
+      <w:proofErr w:type="spellEnd"/>
+      <w:r>
+        <w:rPr>
+          <w:rFonts w:hint="eastAsia"/>
+        </w:rPr>
+        <w:t>:</w:t>
       </w:r>
       <w:r>
         <w:t xml:space="preserve"> </w:t>
@@ -1492,17 +1961,35 @@
         </w:rPr>
         <w:t xml:space="preserve">새로 생성한 </w:t>
       </w:r>
-      <w:r>
-        <w:t xml:space="preserve">site_korindo </w:t>
-      </w:r>
-      <w:r>
-        <w:rPr>
-          <w:rFonts w:hint="eastAsia"/>
-        </w:rPr>
-        <w:t xml:space="preserve">브랜치를 </w:t>
-      </w:r>
-      <w:r>
-        <w:t xml:space="preserve">git </w:t>
+      <w:proofErr w:type="spellStart"/>
+      <w:r>
+        <w:t>site_korindo</w:t>
+      </w:r>
+      <w:proofErr w:type="spellEnd"/>
+      <w:r>
+        <w:t xml:space="preserve"> </w:t>
+      </w:r>
+      <w:proofErr w:type="spellStart"/>
+      <w:r>
+        <w:rPr>
+          <w:rFonts w:hint="eastAsia"/>
+        </w:rPr>
+        <w:t>브랜치를</w:t>
+      </w:r>
+      <w:proofErr w:type="spellEnd"/>
+      <w:r>
+        <w:rPr>
+          <w:rFonts w:hint="eastAsia"/>
+        </w:rPr>
+        <w:t xml:space="preserve"> </w:t>
+      </w:r>
+      <w:proofErr w:type="spellStart"/>
+      <w:r>
+        <w:t>git</w:t>
+      </w:r>
+      <w:proofErr w:type="spellEnd"/>
+      <w:r>
+        <w:t xml:space="preserve"> </w:t>
       </w:r>
       <w:r>
         <w:rPr>
@@ -1528,15 +2015,33 @@
         </w:rPr>
         <w:t xml:space="preserve">% </w:t>
       </w:r>
-      <w:r>
-        <w:t>git push --se</w:t>
-      </w:r>
-      <w:r>
-        <w:t>t-upstream origin site_korindo</w:t>
-      </w:r>
+      <w:proofErr w:type="spellStart"/>
+      <w:r>
+        <w:t>git</w:t>
+      </w:r>
+      <w:proofErr w:type="spellEnd"/>
+      <w:r>
+        <w:t xml:space="preserve"> push --se</w:t>
+      </w:r>
+      <w:r>
+        <w:t xml:space="preserve">t-upstream origin </w:t>
+      </w:r>
+      <w:proofErr w:type="spellStart"/>
+      <w:r>
+        <w:t>site_korindo</w:t>
+      </w:r>
+      <w:proofErr w:type="spellEnd"/>
       <w:r>
         <w:br/>
-        <w:t>% git push</w:t>
+        <w:t xml:space="preserve">% </w:t>
+      </w:r>
+      <w:proofErr w:type="spellStart"/>
+      <w:r>
+        <w:t>git</w:t>
+      </w:r>
+      <w:proofErr w:type="spellEnd"/>
+      <w:r>
+        <w:t xml:space="preserve"> push</w:t>
       </w:r>
     </w:p>
     <w:p>
@@ -1563,8 +2068,13 @@
         </w:rPr>
         <w:t xml:space="preserve">의 </w:t>
       </w:r>
-      <w:r>
-        <w:t xml:space="preserve">korindo </w:t>
+      <w:proofErr w:type="spellStart"/>
+      <w:r>
+        <w:t>korindo</w:t>
+      </w:r>
+      <w:proofErr w:type="spellEnd"/>
+      <w:r>
+        <w:t xml:space="preserve"> </w:t>
       </w:r>
       <w:r>
         <w:rPr>
@@ -1581,8 +2091,13 @@
         </w:rPr>
         <w:t xml:space="preserve">번에서 생성했던 </w:t>
       </w:r>
-      <w:r>
-        <w:t xml:space="preserve">git </w:t>
+      <w:proofErr w:type="spellStart"/>
+      <w:r>
+        <w:t>git</w:t>
+      </w:r>
+      <w:proofErr w:type="spellEnd"/>
+      <w:r>
+        <w:t xml:space="preserve"> </w:t>
       </w:r>
       <w:r>
         <w:rPr>
@@ -1590,8 +2105,13 @@
         </w:rPr>
         <w:t xml:space="preserve">서버 내 </w:t>
       </w:r>
-      <w:r>
-        <w:t xml:space="preserve">korindo </w:t>
+      <w:proofErr w:type="spellStart"/>
+      <w:r>
+        <w:t>korindo</w:t>
+      </w:r>
+      <w:proofErr w:type="spellEnd"/>
+      <w:r>
+        <w:t xml:space="preserve"> </w:t>
       </w:r>
       <w:r>
         <w:rPr>
@@ -1599,9 +2119,11 @@
         </w:rPr>
         <w:t xml:space="preserve">사이트 저장소에 있는 </w:t>
       </w:r>
+      <w:proofErr w:type="spellStart"/>
       <w:r>
         <w:t>jgw_server.git</w:t>
       </w:r>
+      <w:proofErr w:type="spellEnd"/>
       <w:r>
         <w:rPr>
           <w:rFonts w:hint="eastAsia"/>
@@ -1617,8 +2139,13 @@
         </w:rPr>
         <w:t xml:space="preserve">받은 후 </w:t>
       </w:r>
-      <w:r>
-        <w:t xml:space="preserve">jgw_server </w:t>
+      <w:proofErr w:type="spellStart"/>
+      <w:r>
+        <w:t>jgw_server</w:t>
+      </w:r>
+      <w:proofErr w:type="spellEnd"/>
+      <w:r>
+        <w:t xml:space="preserve"> </w:t>
       </w:r>
       <w:r>
         <w:rPr>
@@ -1633,32 +2160,89 @@
         <w:rPr>
           <w:rFonts w:hint="eastAsia"/>
         </w:rPr>
-        <w:t xml:space="preserve">% git clone </w:t>
-      </w:r>
-      <w:r>
-        <w:rPr>
-          <w:rFonts w:hint="eastAsia"/>
-        </w:rPr>
-        <w:t>jmocha@10.0.102.8:sitegit/korindo/</w:t>
-      </w:r>
+        <w:t xml:space="preserve">% </w:t>
+      </w:r>
+      <w:proofErr w:type="spellStart"/>
+      <w:r>
+        <w:rPr>
+          <w:rFonts w:hint="eastAsia"/>
+        </w:rPr>
+        <w:t>git</w:t>
+      </w:r>
+      <w:proofErr w:type="spellEnd"/>
+      <w:r>
+        <w:rPr>
+          <w:rFonts w:hint="eastAsia"/>
+        </w:rPr>
+        <w:t xml:space="preserve"> clone </w:t>
+      </w:r>
+      <w:r>
+        <w:rPr>
+          <w:rFonts w:hint="eastAsia"/>
+        </w:rPr>
+        <w:t>jmocha@10.0.102.8</w:t>
+      </w:r>
+      <w:proofErr w:type="gramStart"/>
+      <w:r>
+        <w:rPr>
+          <w:rFonts w:hint="eastAsia"/>
+        </w:rPr>
+        <w:t>:sitegit</w:t>
+      </w:r>
+      <w:proofErr w:type="gramEnd"/>
+      <w:r>
+        <w:rPr>
+          <w:rFonts w:hint="eastAsia"/>
+        </w:rPr>
+        <w:t>/</w:t>
+      </w:r>
+      <w:proofErr w:type="spellStart"/>
+      <w:r>
+        <w:rPr>
+          <w:rFonts w:hint="eastAsia"/>
+        </w:rPr>
+        <w:t>korindo</w:t>
+      </w:r>
+      <w:proofErr w:type="spellEnd"/>
+      <w:r>
+        <w:rPr>
+          <w:rFonts w:hint="eastAsia"/>
+        </w:rPr>
+        <w:t>/</w:t>
+      </w:r>
+      <w:proofErr w:type="spellStart"/>
       <w:r>
         <w:t>jgw_server.git</w:t>
       </w:r>
+      <w:proofErr w:type="spellEnd"/>
       <w:r>
         <w:br/>
-        <w:t>% cd jgw_server</w:t>
-      </w:r>
+        <w:t xml:space="preserve">% cd </w:t>
+      </w:r>
+      <w:proofErr w:type="spellStart"/>
+      <w:r>
+        <w:t>jgw_server</w:t>
+      </w:r>
+      <w:proofErr w:type="spellEnd"/>
       <w:r>
         <w:br/>
       </w:r>
       <w:r>
         <w:br/>
       </w:r>
-      <w:r>
-        <w:rPr>
-          <w:rFonts w:hint="eastAsia"/>
-        </w:rPr>
-        <w:t xml:space="preserve">JMocha </w:t>
+      <w:proofErr w:type="spellStart"/>
+      <w:r>
+        <w:rPr>
+          <w:rFonts w:hint="eastAsia"/>
+        </w:rPr>
+        <w:t>JMocha</w:t>
+      </w:r>
+      <w:proofErr w:type="spellEnd"/>
+      <w:r>
+        <w:rPr>
+          <w:rFonts w:hint="eastAsia"/>
+        </w:rPr>
+        <w:t xml:space="preserve"> </w:t>
       </w:r>
       <w:r>
         <w:t>Gateway Server</w:t>
@@ -1672,25 +2256,73 @@
       <w:r>
         <w:t xml:space="preserve">master </w:t>
       </w:r>
-      <w:r>
-        <w:rPr>
-          <w:rFonts w:hint="eastAsia"/>
-        </w:rPr>
-        <w:t xml:space="preserve">브랜치가 메인이므로 곧바로 </w:t>
-      </w:r>
-      <w:r>
-        <w:t xml:space="preserve">site_korindo </w:t>
-      </w:r>
-      <w:r>
-        <w:rPr>
-          <w:rFonts w:hint="eastAsia"/>
-        </w:rPr>
-        <w:t>브랜치를 생성</w:t>
+      <w:proofErr w:type="spellStart"/>
+      <w:r>
+        <w:rPr>
+          <w:rFonts w:hint="eastAsia"/>
+        </w:rPr>
+        <w:t>브랜치가</w:t>
+      </w:r>
+      <w:proofErr w:type="spellEnd"/>
+      <w:r>
+        <w:rPr>
+          <w:rFonts w:hint="eastAsia"/>
+        </w:rPr>
+        <w:t xml:space="preserve"> </w:t>
+      </w:r>
+      <w:proofErr w:type="spellStart"/>
+      <w:r>
+        <w:rPr>
+          <w:rFonts w:hint="eastAsia"/>
+        </w:rPr>
+        <w:t>메인이므로</w:t>
+      </w:r>
+      <w:proofErr w:type="spellEnd"/>
+      <w:r>
+        <w:rPr>
+          <w:rFonts w:hint="eastAsia"/>
+        </w:rPr>
+        <w:t xml:space="preserve"> 곧바로 </w:t>
+      </w:r>
+      <w:proofErr w:type="spellStart"/>
+      <w:r>
+        <w:t>site_korindo</w:t>
+      </w:r>
+      <w:proofErr w:type="spellEnd"/>
+      <w:r>
+        <w:t xml:space="preserve"> </w:t>
+      </w:r>
+      <w:proofErr w:type="spellStart"/>
+      <w:r>
+        <w:rPr>
+          <w:rFonts w:hint="eastAsia"/>
+        </w:rPr>
+        <w:t>브랜치를</w:t>
+      </w:r>
+      <w:proofErr w:type="spellEnd"/>
+      <w:r>
+        <w:rPr>
+          <w:rFonts w:hint="eastAsia"/>
+        </w:rPr>
+        <w:t xml:space="preserve"> 생성</w:t>
       </w:r>
       <w:r>
         <w:br/>
-        <w:t>% git checkout -b site_korindo</w:t>
-      </w:r>
+        <w:t xml:space="preserve">% </w:t>
+      </w:r>
+      <w:proofErr w:type="spellStart"/>
+      <w:r>
+        <w:t>git</w:t>
+      </w:r>
+      <w:proofErr w:type="spellEnd"/>
+      <w:r>
+        <w:t xml:space="preserve"> checkout -b </w:t>
+      </w:r>
+      <w:proofErr w:type="spellStart"/>
+      <w:r>
+        <w:t>site_korindo</w:t>
+      </w:r>
+      <w:proofErr w:type="spellEnd"/>
       <w:r>
         <w:tab/>
       </w:r>
@@ -1723,10 +2355,32 @@
         <w:rPr>
           <w:rFonts w:hint="eastAsia"/>
         </w:rPr>
-        <w:t>하기 위해서는 프로젝트명을 수정해야 한다.</w:t>
-      </w:r>
-      <w:r>
-        <w:t xml:space="preserve"> .project </w:t>
+        <w:t xml:space="preserve">하기 위해서는 </w:t>
+      </w:r>
+      <w:proofErr w:type="spellStart"/>
+      <w:r>
+        <w:rPr>
+          <w:rFonts w:hint="eastAsia"/>
+        </w:rPr>
+        <w:t>프로젝트명을</w:t>
+      </w:r>
+      <w:proofErr w:type="spellEnd"/>
+      <w:r>
+        <w:rPr>
+          <w:rFonts w:hint="eastAsia"/>
+        </w:rPr>
+        <w:t xml:space="preserve"> 수정해야 한다.</w:t>
+      </w:r>
+      <w:r>
+        <w:t xml:space="preserve"> </w:t>
+      </w:r>
+      <w:proofErr w:type="gramStart"/>
+      <w:r>
+        <w:t>.project</w:t>
+      </w:r>
+      <w:proofErr w:type="gramEnd"/>
+      <w:r>
+        <w:t xml:space="preserve"> </w:t>
       </w:r>
       <w:r>
         <w:rPr>
@@ -1764,12 +2418,20 @@
       <w:r>
         <w:br/>
       </w:r>
+      <w:proofErr w:type="spellStart"/>
       <w:r>
         <w:rPr>
           <w:rFonts w:hint="eastAsia"/>
         </w:rPr>
         <w:lastRenderedPageBreak/>
-        <w:t>수정전:</w:t>
+        <w:t>수정전</w:t>
+      </w:r>
+      <w:proofErr w:type="spellEnd"/>
+      <w:r>
+        <w:rPr>
+          <w:rFonts w:hint="eastAsia"/>
+        </w:rPr>
+        <w:t>:</w:t>
       </w:r>
       <w:r>
         <w:t xml:space="preserve"> </w:t>
@@ -1777,20 +2439,30 @@
       <w:r>
         <w:t>&lt;name&gt;</w:t>
       </w:r>
+      <w:proofErr w:type="spellStart"/>
       <w:r>
         <w:t>jgw_server</w:t>
       </w:r>
+      <w:proofErr w:type="spellEnd"/>
       <w:r>
         <w:t>&lt;/name&gt;</w:t>
       </w:r>
       <w:r>
         <w:br/>
       </w:r>
-      <w:r>
-        <w:rPr>
-          <w:rFonts w:hint="eastAsia"/>
-        </w:rPr>
-        <w:t>수정후:</w:t>
+      <w:proofErr w:type="spellStart"/>
+      <w:r>
+        <w:rPr>
+          <w:rFonts w:hint="eastAsia"/>
+        </w:rPr>
+        <w:t>수정후</w:t>
+      </w:r>
+      <w:proofErr w:type="spellEnd"/>
+      <w:r>
+        <w:rPr>
+          <w:rFonts w:hint="eastAsia"/>
+        </w:rPr>
+        <w:t>:</w:t>
       </w:r>
       <w:r>
         <w:t xml:space="preserve"> </w:t>
@@ -1798,9 +2470,11 @@
       <w:r>
         <w:t>&lt;name&gt;</w:t>
       </w:r>
+      <w:proofErr w:type="spellStart"/>
       <w:r>
         <w:t>jgw_server_korindo</w:t>
       </w:r>
+      <w:proofErr w:type="spellEnd"/>
       <w:r>
         <w:t>&lt;/name&gt;</w:t>
       </w:r>
@@ -1816,17 +2490,35 @@
         </w:rPr>
         <w:t xml:space="preserve">새로 생성한 </w:t>
       </w:r>
-      <w:r>
-        <w:t xml:space="preserve">site_korindo </w:t>
-      </w:r>
-      <w:r>
-        <w:rPr>
-          <w:rFonts w:hint="eastAsia"/>
-        </w:rPr>
-        <w:t xml:space="preserve">브랜치를 </w:t>
-      </w:r>
-      <w:r>
-        <w:t xml:space="preserve">git </w:t>
+      <w:proofErr w:type="spellStart"/>
+      <w:r>
+        <w:t>site_korindo</w:t>
+      </w:r>
+      <w:proofErr w:type="spellEnd"/>
+      <w:r>
+        <w:t xml:space="preserve"> </w:t>
+      </w:r>
+      <w:proofErr w:type="spellStart"/>
+      <w:r>
+        <w:rPr>
+          <w:rFonts w:hint="eastAsia"/>
+        </w:rPr>
+        <w:t>브랜치를</w:t>
+      </w:r>
+      <w:proofErr w:type="spellEnd"/>
+      <w:r>
+        <w:rPr>
+          <w:rFonts w:hint="eastAsia"/>
+        </w:rPr>
+        <w:t xml:space="preserve"> </w:t>
+      </w:r>
+      <w:proofErr w:type="spellStart"/>
+      <w:r>
+        <w:t>git</w:t>
+      </w:r>
+      <w:proofErr w:type="spellEnd"/>
+      <w:r>
+        <w:t xml:space="preserve"> </w:t>
       </w:r>
       <w:r>
         <w:rPr>
@@ -1852,15 +2544,33 @@
         </w:rPr>
         <w:t xml:space="preserve">% </w:t>
       </w:r>
-      <w:r>
-        <w:t>git push --se</w:t>
-      </w:r>
-      <w:r>
-        <w:t>t-upstream origin site_korindo</w:t>
-      </w:r>
+      <w:proofErr w:type="spellStart"/>
+      <w:r>
+        <w:t>git</w:t>
+      </w:r>
+      <w:proofErr w:type="spellEnd"/>
+      <w:r>
+        <w:t xml:space="preserve"> push --se</w:t>
+      </w:r>
+      <w:r>
+        <w:t xml:space="preserve">t-upstream origin </w:t>
+      </w:r>
+      <w:proofErr w:type="spellStart"/>
+      <w:r>
+        <w:t>site_korindo</w:t>
+      </w:r>
+      <w:proofErr w:type="spellEnd"/>
       <w:r>
         <w:br/>
-        <w:t>% git push</w:t>
+        <w:t xml:space="preserve">% </w:t>
+      </w:r>
+      <w:proofErr w:type="spellStart"/>
+      <w:r>
+        <w:t>git</w:t>
+      </w:r>
+      <w:proofErr w:type="spellEnd"/>
+      <w:r>
+        <w:t xml:space="preserve"> push</w:t>
       </w:r>
     </w:p>
     <w:p>
@@ -1887,8 +2597,13 @@
         </w:rPr>
         <w:t xml:space="preserve">의 </w:t>
       </w:r>
-      <w:r>
-        <w:t xml:space="preserve">korindo </w:t>
+      <w:proofErr w:type="spellStart"/>
+      <w:r>
+        <w:t>korindo</w:t>
+      </w:r>
+      <w:proofErr w:type="spellEnd"/>
+      <w:r>
+        <w:t xml:space="preserve"> </w:t>
       </w:r>
       <w:r>
         <w:rPr>
@@ -1905,8 +2620,13 @@
         </w:rPr>
         <w:t xml:space="preserve">번에서 생성했던 </w:t>
       </w:r>
-      <w:r>
-        <w:t xml:space="preserve">git </w:t>
+      <w:proofErr w:type="spellStart"/>
+      <w:r>
+        <w:t>git</w:t>
+      </w:r>
+      <w:proofErr w:type="spellEnd"/>
+      <w:r>
+        <w:t xml:space="preserve"> </w:t>
       </w:r>
       <w:r>
         <w:rPr>
@@ -1914,8 +2634,13 @@
         </w:rPr>
         <w:t xml:space="preserve">서버 내 </w:t>
       </w:r>
-      <w:r>
-        <w:t xml:space="preserve">korindo </w:t>
+      <w:proofErr w:type="spellStart"/>
+      <w:r>
+        <w:t>korindo</w:t>
+      </w:r>
+      <w:proofErr w:type="spellEnd"/>
+      <w:r>
+        <w:t xml:space="preserve"> </w:t>
       </w:r>
       <w:r>
         <w:rPr>
@@ -1923,12 +2648,14 @@
         </w:rPr>
         <w:t xml:space="preserve">사이트 저장소에 있는 </w:t>
       </w:r>
+      <w:proofErr w:type="spellStart"/>
       <w:r>
         <w:t>jmocha.</w:t>
       </w:r>
       <w:r>
         <w:t>git</w:t>
       </w:r>
+      <w:proofErr w:type="spellEnd"/>
       <w:r>
         <w:rPr>
           <w:rFonts w:hint="eastAsia"/>
@@ -1944,8 +2671,13 @@
         </w:rPr>
         <w:t xml:space="preserve">받은 후 </w:t>
       </w:r>
-      <w:r>
-        <w:t xml:space="preserve">jmocha </w:t>
+      <w:proofErr w:type="spellStart"/>
+      <w:r>
+        <w:t>jmocha</w:t>
+      </w:r>
+      <w:proofErr w:type="spellEnd"/>
+      <w:r>
+        <w:t xml:space="preserve"> </w:t>
       </w:r>
       <w:r>
         <w:rPr>
@@ -1960,7 +2692,21 @@
         <w:rPr>
           <w:rFonts w:hint="eastAsia"/>
         </w:rPr>
-        <w:t xml:space="preserve">% git clone </w:t>
+        <w:t xml:space="preserve">% </w:t>
+      </w:r>
+      <w:proofErr w:type="spellStart"/>
+      <w:r>
+        <w:rPr>
+          <w:rFonts w:hint="eastAsia"/>
+        </w:rPr>
+        <w:t>git</w:t>
+      </w:r>
+      <w:proofErr w:type="spellEnd"/>
+      <w:r>
+        <w:rPr>
+          <w:rFonts w:hint="eastAsia"/>
+        </w:rPr>
+        <w:t xml:space="preserve"> clone </w:t>
       </w:r>
       <w:hyperlink r:id="rId7" w:history="1">
         <w:r>
@@ -1979,14 +2725,26 @@
       </w:hyperlink>
       <w:r>
         <w:br/>
-        <w:t>% cd jmocha</w:t>
-      </w:r>
+        <w:t xml:space="preserve">% cd </w:t>
+      </w:r>
+      <w:proofErr w:type="spellStart"/>
+      <w:r>
+        <w:t>jmocha</w:t>
+      </w:r>
+      <w:proofErr w:type="spellEnd"/>
       <w:r>
         <w:br/>
       </w:r>
       <w:r>
         <w:br/>
-        <w:t>JMocha Mail Server</w:t>
+      </w:r>
+      <w:proofErr w:type="spellStart"/>
+      <w:r>
+        <w:t>JMocha</w:t>
+      </w:r>
+      <w:proofErr w:type="spellEnd"/>
+      <w:r>
+        <w:t xml:space="preserve"> Mail Server</w:t>
       </w:r>
       <w:r>
         <w:rPr>
@@ -2003,213 +2761,325 @@
       <w:r>
         <w:t xml:space="preserve">master </w:t>
       </w:r>
-      <w:r>
-        <w:rPr>
-          <w:rFonts w:hint="eastAsia"/>
-        </w:rPr>
-        <w:t xml:space="preserve">브랜치가 메인이므로 곧바로 </w:t>
-      </w:r>
-      <w:r>
-        <w:t xml:space="preserve">site_korindo </w:t>
-      </w:r>
-      <w:r>
-        <w:rPr>
-          <w:rFonts w:hint="eastAsia"/>
-        </w:rPr>
-        <w:t>브랜치를 생성</w:t>
+      <w:proofErr w:type="spellStart"/>
+      <w:r>
+        <w:rPr>
+          <w:rFonts w:hint="eastAsia"/>
+        </w:rPr>
+        <w:t>브랜치가</w:t>
+      </w:r>
+      <w:proofErr w:type="spellEnd"/>
+      <w:r>
+        <w:rPr>
+          <w:rFonts w:hint="eastAsia"/>
+        </w:rPr>
+        <w:t xml:space="preserve"> </w:t>
+      </w:r>
+      <w:proofErr w:type="spellStart"/>
+      <w:r>
+        <w:rPr>
+          <w:rFonts w:hint="eastAsia"/>
+        </w:rPr>
+        <w:t>메인이므로</w:t>
+      </w:r>
+      <w:proofErr w:type="spellEnd"/>
+      <w:r>
+        <w:rPr>
+          <w:rFonts w:hint="eastAsia"/>
+        </w:rPr>
+        <w:t xml:space="preserve"> 곧바로 </w:t>
+      </w:r>
+      <w:proofErr w:type="spellStart"/>
+      <w:r>
+        <w:t>site_korindo</w:t>
+      </w:r>
+      <w:proofErr w:type="spellEnd"/>
+      <w:r>
+        <w:t xml:space="preserve"> </w:t>
+      </w:r>
+      <w:proofErr w:type="spellStart"/>
+      <w:r>
+        <w:rPr>
+          <w:rFonts w:hint="eastAsia"/>
+        </w:rPr>
+        <w:t>브랜치를</w:t>
+      </w:r>
+      <w:proofErr w:type="spellEnd"/>
+      <w:r>
+        <w:rPr>
+          <w:rFonts w:hint="eastAsia"/>
+        </w:rPr>
+        <w:t xml:space="preserve"> 생성</w:t>
+      </w:r>
+      <w:r>
+        <w:br/>
+        <w:t xml:space="preserve">% </w:t>
+      </w:r>
+      <w:proofErr w:type="spellStart"/>
+      <w:r>
+        <w:t>git</w:t>
+      </w:r>
+      <w:proofErr w:type="spellEnd"/>
+      <w:r>
+        <w:t xml:space="preserve"> checkout -b </w:t>
+      </w:r>
+      <w:proofErr w:type="spellStart"/>
+      <w:r>
+        <w:t>site_korindo</w:t>
+      </w:r>
+      <w:proofErr w:type="spellEnd"/>
+      <w:r>
+        <w:br/>
+      </w:r>
+      <w:r>
+        <w:br/>
+      </w:r>
+      <w:r>
+        <w:rPr>
+          <w:rFonts w:hint="eastAsia"/>
+        </w:rPr>
+        <w:t xml:space="preserve">새로 생성한 </w:t>
+      </w:r>
+      <w:proofErr w:type="spellStart"/>
+      <w:r>
+        <w:t>site_korindo</w:t>
+      </w:r>
+      <w:proofErr w:type="spellEnd"/>
+      <w:r>
+        <w:t xml:space="preserve"> </w:t>
+      </w:r>
+      <w:proofErr w:type="spellStart"/>
+      <w:r>
+        <w:rPr>
+          <w:rFonts w:hint="eastAsia"/>
+        </w:rPr>
+        <w:t>브랜치를</w:t>
+      </w:r>
+      <w:proofErr w:type="spellEnd"/>
+      <w:r>
+        <w:rPr>
+          <w:rFonts w:hint="eastAsia"/>
+        </w:rPr>
+        <w:t xml:space="preserve"> </w:t>
+      </w:r>
+      <w:proofErr w:type="spellStart"/>
+      <w:r>
+        <w:t>git</w:t>
+      </w:r>
+      <w:proofErr w:type="spellEnd"/>
+      <w:r>
+        <w:t xml:space="preserve"> </w:t>
+      </w:r>
+      <w:r>
+        <w:rPr>
+          <w:rFonts w:hint="eastAsia"/>
+        </w:rPr>
+        <w:t xml:space="preserve">서버로 </w:t>
+      </w:r>
+      <w:r>
+        <w:t>push</w:t>
+      </w:r>
+      <w:r>
+        <w:rPr>
+          <w:rFonts w:hint="eastAsia"/>
+        </w:rPr>
+        <w:t>함</w:t>
+      </w:r>
+      <w:r>
+        <w:br/>
+      </w:r>
+      <w:r>
+        <w:rPr>
+          <w:rFonts w:hint="eastAsia"/>
+        </w:rPr>
+        <w:t xml:space="preserve">% </w:t>
+      </w:r>
+      <w:proofErr w:type="spellStart"/>
+      <w:r>
+        <w:t>git</w:t>
+      </w:r>
+      <w:proofErr w:type="spellEnd"/>
+      <w:r>
+        <w:t xml:space="preserve"> push --se</w:t>
+      </w:r>
+      <w:r>
+        <w:t xml:space="preserve">t-upstream origin </w:t>
+      </w:r>
+      <w:proofErr w:type="spellStart"/>
+      <w:r>
+        <w:t>site_korindo</w:t>
+      </w:r>
+      <w:proofErr w:type="spellEnd"/>
+      <w:r>
+        <w:br/>
+        <w:t xml:space="preserve">% </w:t>
+      </w:r>
+      <w:proofErr w:type="spellStart"/>
+      <w:r>
+        <w:t>git</w:t>
+      </w:r>
+      <w:proofErr w:type="spellEnd"/>
+      <w:r>
+        <w:t xml:space="preserve"> push</w:t>
+      </w:r>
+    </w:p>
+    <w:p>
+      <w:r>
+        <w:rPr>
+          <w:rFonts w:hint="eastAsia"/>
+        </w:rPr>
+        <w:t>주의)</w:t>
+      </w:r>
+      <w:r>
+        <w:t xml:space="preserve"> </w:t>
+      </w:r>
+      <w:r>
+        <w:rPr>
+          <w:rFonts w:hint="eastAsia"/>
+        </w:rPr>
+        <w:t xml:space="preserve">생성한 사이트 저장소 및 사이트 </w:t>
+      </w:r>
+      <w:proofErr w:type="spellStart"/>
+      <w:r>
+        <w:rPr>
+          <w:rFonts w:hint="eastAsia"/>
+        </w:rPr>
+        <w:t>브랜치에</w:t>
+      </w:r>
+      <w:proofErr w:type="spellEnd"/>
+      <w:r>
+        <w:rPr>
+          <w:rFonts w:hint="eastAsia"/>
+        </w:rPr>
+        <w:t xml:space="preserve"> 대한 정보는 팀 </w:t>
+      </w:r>
+      <w:proofErr w:type="spellStart"/>
+      <w:r>
+        <w:rPr>
+          <w:rFonts w:hint="eastAsia"/>
+        </w:rPr>
+        <w:t>레드마인의</w:t>
+      </w:r>
+      <w:proofErr w:type="spellEnd"/>
+      <w:r>
+        <w:rPr>
+          <w:rFonts w:hint="eastAsia"/>
+        </w:rPr>
+        <w:t xml:space="preserve"> </w:t>
+      </w:r>
+      <w:r>
+        <w:t>‘</w:t>
+      </w:r>
+      <w:r>
+        <w:rPr>
+          <w:rFonts w:hint="eastAsia"/>
+        </w:rPr>
+        <w:t>고객 사이트 정보</w:t>
+      </w:r>
+      <w:r>
+        <w:t xml:space="preserve">’ </w:t>
+      </w:r>
+      <w:r>
+        <w:rPr>
+          <w:rFonts w:hint="eastAsia"/>
+        </w:rPr>
+        <w:t>게시판</w:t>
+      </w:r>
+      <w:r>
+        <w:rPr>
+          <w:rFonts w:hint="eastAsia"/>
+        </w:rPr>
+        <w:t xml:space="preserve"> 내</w:t>
+      </w:r>
+      <w:r>
+        <w:rPr>
+          <w:rFonts w:hint="eastAsia"/>
+        </w:rPr>
+        <w:t xml:space="preserve"> 해당 고객에 대한 게시물에 반드시 기록하도록 한다.</w:t>
+      </w:r>
+      <w:r>
+        <w:br/>
+      </w:r>
+      <w:r>
+        <w:rPr>
+          <w:rFonts w:hint="eastAsia"/>
+        </w:rPr>
+        <w:t>주의)</w:t>
+      </w:r>
+      <w:r>
+        <w:t xml:space="preserve"> </w:t>
+      </w:r>
+      <w:r>
+        <w:rPr>
+          <w:rFonts w:hint="eastAsia"/>
+        </w:rPr>
+        <w:t xml:space="preserve">사이트 저장소를 생성한 이후 어느 시점까지는 </w:t>
+      </w:r>
+      <w:r>
+        <w:t xml:space="preserve">Dev </w:t>
+      </w:r>
+      <w:r>
+        <w:rPr>
+          <w:rFonts w:hint="eastAsia"/>
+        </w:rPr>
+        <w:t xml:space="preserve">저장소의 소스코드를 </w:t>
+      </w:r>
+      <w:r>
+        <w:t xml:space="preserve">Full Merge </w:t>
+      </w:r>
+      <w:r>
+        <w:rPr>
+          <w:rFonts w:hint="eastAsia"/>
+        </w:rPr>
+        <w:t xml:space="preserve">하지만 사이트 소스코드의 </w:t>
+      </w:r>
+      <w:r>
+        <w:t>Freeze</w:t>
+      </w:r>
+      <w:r>
+        <w:rPr>
+          <w:rFonts w:hint="eastAsia"/>
+        </w:rPr>
+        <w:t xml:space="preserve">가 필요한 시점부터는 </w:t>
+      </w:r>
+      <w:r>
+        <w:t>Full Merge</w:t>
+      </w:r>
+      <w:r>
+        <w:rPr>
+          <w:rFonts w:hint="eastAsia"/>
+        </w:rPr>
+        <w:t xml:space="preserve">를 멈추고 필요한 </w:t>
+      </w:r>
+      <w:r>
+        <w:t xml:space="preserve">commit 만을 </w:t>
+      </w:r>
+      <w:r>
+        <w:rPr>
+          <w:rFonts w:hint="eastAsia"/>
+        </w:rPr>
+        <w:t>cherry-pick에 의해 반영하도록 해야 한다.</w:t>
+      </w:r>
+      <w:r>
+        <w:t xml:space="preserve"> Freeze </w:t>
+      </w:r>
+      <w:r>
+        <w:rPr>
+          <w:rFonts w:hint="eastAsia"/>
+        </w:rPr>
+        <w:t>시점은 해당 사이트의 통합 테스트를 시작하는 시점으로 한다.</w:t>
+      </w:r>
+      <w:r>
+        <w:t xml:space="preserve"> </w:t>
+      </w:r>
+      <w:r>
+        <w:rPr>
+          <w:rFonts w:hint="eastAsia"/>
+        </w:rPr>
+        <w:t>통합 테스트를 수행하는 도중 표준모듈에 반영된 새로운 기능들이 나타나서는 안되기 때문이다.</w:t>
       </w:r>
       <w:bookmarkStart w:id="3" w:name="_GoBack"/>
       <w:bookmarkEnd w:id="3"/>
-      <w:r>
-        <w:br/>
-        <w:t>% git checkout -b site_korindo</w:t>
-      </w:r>
-      <w:r>
-        <w:br/>
-      </w:r>
-      <w:r>
-        <w:br/>
-      </w:r>
-      <w:r>
-        <w:rPr>
-          <w:rFonts w:hint="eastAsia"/>
-        </w:rPr>
-        <w:t xml:space="preserve">새로 생성한 </w:t>
-      </w:r>
-      <w:r>
-        <w:t xml:space="preserve">site_korindo </w:t>
-      </w:r>
-      <w:r>
-        <w:rPr>
-          <w:rFonts w:hint="eastAsia"/>
-        </w:rPr>
-        <w:t xml:space="preserve">브랜치를 </w:t>
-      </w:r>
-      <w:r>
-        <w:t xml:space="preserve">git </w:t>
-      </w:r>
-      <w:r>
-        <w:rPr>
-          <w:rFonts w:hint="eastAsia"/>
-        </w:rPr>
-        <w:t xml:space="preserve">서버로 </w:t>
-      </w:r>
-      <w:r>
-        <w:t>push</w:t>
-      </w:r>
-      <w:r>
-        <w:rPr>
-          <w:rFonts w:hint="eastAsia"/>
-        </w:rPr>
-        <w:t>함</w:t>
-      </w:r>
-      <w:r>
-        <w:br/>
-      </w:r>
-      <w:r>
-        <w:rPr>
-          <w:rFonts w:hint="eastAsia"/>
-        </w:rPr>
-        <w:t xml:space="preserve">% </w:t>
-      </w:r>
-      <w:r>
-        <w:t>git push --se</w:t>
-      </w:r>
-      <w:r>
-        <w:t>t-upstream origin site_korindo</w:t>
-      </w:r>
-      <w:r>
-        <w:br/>
-        <w:t>% git push</w:t>
-      </w:r>
-    </w:p>
-    <w:p>
-      <w:r>
-        <w:rPr>
-          <w:rFonts w:hint="eastAsia"/>
-        </w:rPr>
-        <w:t>주의)</w:t>
-      </w:r>
-      <w:r>
-        <w:t xml:space="preserve"> </w:t>
-      </w:r>
-      <w:r>
-        <w:rPr>
-          <w:rFonts w:hint="eastAsia"/>
-        </w:rPr>
-        <w:t xml:space="preserve">생성한 사이트 저장소 및 사이트 브랜치에 대한 정보는 팀 레드마인의 </w:t>
-      </w:r>
-      <w:r>
-        <w:t>‘</w:t>
-      </w:r>
-      <w:r>
-        <w:rPr>
-          <w:rFonts w:hint="eastAsia"/>
-        </w:rPr>
-        <w:t>고객 사이트 정보</w:t>
-      </w:r>
-      <w:r>
-        <w:t xml:space="preserve">’ </w:t>
-      </w:r>
-      <w:r>
-        <w:rPr>
-          <w:rFonts w:hint="eastAsia"/>
-        </w:rPr>
-        <w:t>게시판</w:t>
-      </w:r>
-      <w:r>
-        <w:rPr>
-          <w:rFonts w:hint="eastAsia"/>
-        </w:rPr>
-        <w:t xml:space="preserve"> 내</w:t>
-      </w:r>
-      <w:r>
-        <w:rPr>
-          <w:rFonts w:hint="eastAsia"/>
-        </w:rPr>
-        <w:t xml:space="preserve"> 해당 고객에 대한 게시물에 반드시 기록하도록 한다.</w:t>
-      </w:r>
-      <w:r>
-        <w:br/>
-      </w:r>
-      <w:r>
-        <w:rPr>
-          <w:rFonts w:hint="eastAsia"/>
-        </w:rPr>
-        <w:t>주의)</w:t>
-      </w:r>
-      <w:r>
-        <w:t xml:space="preserve"> </w:t>
-      </w:r>
-      <w:r>
-        <w:rPr>
-          <w:rFonts w:hint="eastAsia"/>
-        </w:rPr>
-        <w:t xml:space="preserve">사이트 저장소를 생성한 이후 어느 시점까지는 </w:t>
-      </w:r>
-      <w:r>
-        <w:t xml:space="preserve">Dev </w:t>
-      </w:r>
-      <w:r>
-        <w:rPr>
-          <w:rFonts w:hint="eastAsia"/>
-        </w:rPr>
-        <w:t xml:space="preserve">저장소의 소스코드를 </w:t>
-      </w:r>
-      <w:r>
-        <w:t xml:space="preserve">Full Merge </w:t>
-      </w:r>
-      <w:r>
-        <w:rPr>
-          <w:rFonts w:hint="eastAsia"/>
-        </w:rPr>
-        <w:t xml:space="preserve">하지만 사이트 소스코드의 </w:t>
-      </w:r>
-      <w:r>
-        <w:t>Freeze</w:t>
-      </w:r>
-      <w:r>
-        <w:rPr>
-          <w:rFonts w:hint="eastAsia"/>
-        </w:rPr>
-        <w:t xml:space="preserve">가 필요한 시점부터는 </w:t>
-      </w:r>
-      <w:r>
-        <w:t>Full Merge</w:t>
-      </w:r>
-      <w:r>
-        <w:rPr>
-          <w:rFonts w:hint="eastAsia"/>
-        </w:rPr>
-        <w:t xml:space="preserve">를 멈추고 필요한 </w:t>
-      </w:r>
-      <w:r>
-        <w:t xml:space="preserve">commit 만을 </w:t>
-      </w:r>
-      <w:r>
-        <w:rPr>
-          <w:rFonts w:hint="eastAsia"/>
-        </w:rPr>
-        <w:t>cherry-pick에 의해 반영하도록 해야 한다.</w:t>
-      </w:r>
-      <w:r>
-        <w:t xml:space="preserve"> Freeze </w:t>
-      </w:r>
-      <w:r>
-        <w:rPr>
-          <w:rFonts w:hint="eastAsia"/>
-        </w:rPr>
-        <w:t xml:space="preserve">시점에 대해서는 논의를 거쳐 적절한 시점을 정하되 최소한 사이트 오픈 직전부터는 </w:t>
-      </w:r>
-      <w:r>
-        <w:t>Freeze</w:t>
-      </w:r>
-      <w:r>
-        <w:rPr>
-          <w:rFonts w:hint="eastAsia"/>
-        </w:rPr>
-        <w:t>를 해야 한다.</w:t>
-      </w:r>
     </w:p>
     <w:p/>
     <w:sectPr>
@@ -4476,7 +5346,7 @@
 </file>
 
 <file path=customXml/itemProps1.xml><?xml version="1.0" encoding="utf-8"?>
-<ds:datastoreItem xmlns:ds="http://schemas.openxmlformats.org/officeDocument/2006/customXml" ds:itemID="{DA9B925D-7ED2-46CD-8F43-0921BEB207A9}">
+<ds:datastoreItem xmlns:ds="http://schemas.openxmlformats.org/officeDocument/2006/customXml" ds:itemID="{ABCB909D-0CBF-44EB-9C73-F3837A982BC6}">
   <ds:schemaRefs>
     <ds:schemaRef ds:uri="http://schemas.openxmlformats.org/officeDocument/2006/bibliography"/>
   </ds:schemaRefs>

--- a/docs/tech/ezEKP/고객사이트_구축시_사이트저장소_생성방법.docx
+++ b/docs/tech/ezEKP/고객사이트_구축시_사이트저장소_생성방법.docx
@@ -86,24 +86,17 @@
         </w:rPr>
         <w:t xml:space="preserve">고객 사이트에 </w:t>
       </w:r>
-      <w:proofErr w:type="spellStart"/>
       <w:r>
         <w:t>ezEKP</w:t>
       </w:r>
-      <w:proofErr w:type="spellEnd"/>
       <w:r>
         <w:rPr>
           <w:rFonts w:hint="eastAsia"/>
         </w:rPr>
         <w:t xml:space="preserve">를 설치 시 해당 사이트에 대한 소스코드 형상 관리를 위해 사이트 전용 </w:t>
       </w:r>
-      <w:proofErr w:type="spellStart"/>
-      <w:r>
-        <w:t>git</w:t>
-      </w:r>
-      <w:proofErr w:type="spellEnd"/>
-      <w:r>
-        <w:t xml:space="preserve"> </w:t>
+      <w:r>
+        <w:t xml:space="preserve">git </w:t>
       </w:r>
       <w:r>
         <w:rPr>
@@ -596,126 +589,165 @@
         </w:rPr>
         <w:t xml:space="preserve">개발팀 </w:t>
       </w:r>
-      <w:proofErr w:type="spellStart"/>
-      <w:r>
-        <w:t>git</w:t>
-      </w:r>
-      <w:proofErr w:type="spellEnd"/>
+      <w:r>
+        <w:t xml:space="preserve">git </w:t>
+      </w:r>
+      <w:r>
+        <w:rPr>
+          <w:rFonts w:hint="eastAsia"/>
+        </w:rPr>
+        <w:t>서</w:t>
+      </w:r>
+      <w:r>
+        <w:rPr>
+          <w:rFonts w:hint="eastAsia"/>
+        </w:rPr>
+        <w:t xml:space="preserve">버내 </w:t>
+      </w:r>
+      <w:r>
+        <w:t xml:space="preserve">ezEKP </w:t>
+      </w:r>
+      <w:r>
+        <w:rPr>
+          <w:rFonts w:hint="eastAsia"/>
+        </w:rPr>
+        <w:t xml:space="preserve">표준모듈 소스코드가 저장된 </w:t>
+      </w:r>
+      <w:r>
+        <w:rPr>
+          <w:rFonts w:hint="eastAsia"/>
+        </w:rPr>
+        <w:t>표준</w:t>
+      </w:r>
       <w:r>
         <w:t xml:space="preserve"> </w:t>
       </w:r>
-      <w:proofErr w:type="spellStart"/>
-      <w:r>
-        <w:rPr>
-          <w:rFonts w:hint="eastAsia"/>
-        </w:rPr>
-        <w:t>서</w:t>
-      </w:r>
-      <w:r>
-        <w:rPr>
-          <w:rFonts w:hint="eastAsia"/>
-        </w:rPr>
-        <w:t>버내</w:t>
-      </w:r>
-      <w:proofErr w:type="spellEnd"/>
+      <w:r>
+        <w:rPr>
+          <w:rFonts w:hint="eastAsia"/>
+        </w:rPr>
+        <w:t xml:space="preserve">저장소는 </w:t>
+      </w:r>
+      <w:r>
+        <w:t>/home/jmocha/git</w:t>
+      </w:r>
+      <w:r>
+        <w:rPr>
+          <w:rFonts w:hint="eastAsia"/>
+        </w:rPr>
+        <w:t xml:space="preserve"> 폴더에 위치해 있으며 각 사이트별 저장소는 </w:t>
+      </w:r>
+      <w:r>
+        <w:t xml:space="preserve">/home/jmocha/sitegit </w:t>
+      </w:r>
+      <w:r>
+        <w:rPr>
+          <w:rFonts w:hint="eastAsia"/>
+        </w:rPr>
+        <w:t xml:space="preserve">밑에 위치한다(이하 </w:t>
+      </w:r>
+      <w:r>
+        <w:t xml:space="preserve">/home/jmocha </w:t>
+      </w:r>
+      <w:r>
+        <w:rPr>
+          <w:rFonts w:hint="eastAsia"/>
+        </w:rPr>
+        <w:t>생략)</w:t>
+      </w:r>
+      <w:r>
+        <w:t xml:space="preserve">. git/ezEKP-build.git </w:t>
+      </w:r>
+      <w:r>
+        <w:rPr>
+          <w:rFonts w:hint="eastAsia"/>
+        </w:rPr>
+        <w:t xml:space="preserve">프로젝트를 </w:t>
+      </w:r>
+      <w:r>
+        <w:t xml:space="preserve">clone </w:t>
+      </w:r>
+      <w:r>
+        <w:rPr>
+          <w:rFonts w:hint="eastAsia"/>
+        </w:rPr>
+        <w:t>받은 후</w:t>
+      </w:r>
       <w:r>
         <w:rPr>
           <w:rFonts w:hint="eastAsia"/>
         </w:rPr>
         <w:t xml:space="preserve"> </w:t>
       </w:r>
-      <w:proofErr w:type="spellStart"/>
-      <w:r>
-        <w:t>ezEKP</w:t>
-      </w:r>
-      <w:proofErr w:type="spellEnd"/>
-      <w:r>
+      <w:r>
+        <w:t xml:space="preserve">ezEKP </w:t>
+      </w:r>
+      <w:r>
+        <w:rPr>
+          <w:rFonts w:hint="eastAsia"/>
+        </w:rPr>
+        <w:t xml:space="preserve">패키지를 </w:t>
+      </w:r>
+      <w:r>
+        <w:rPr>
+          <w:rFonts w:hint="eastAsia"/>
+        </w:rPr>
+        <w:t>빌드하는</w:t>
+      </w:r>
+      <w:r>
+        <w:rPr>
+          <w:rFonts w:hint="eastAsia"/>
+        </w:rPr>
         <w:t xml:space="preserve"> </w:t>
       </w:r>
       <w:r>
-        <w:rPr>
-          <w:rFonts w:hint="eastAsia"/>
-        </w:rPr>
-        <w:t xml:space="preserve">표준모듈 소스코드가 저장된 </w:t>
-      </w:r>
-      <w:r>
-        <w:t xml:space="preserve">Dev </w:t>
-      </w:r>
-      <w:r>
-        <w:rPr>
-          <w:rFonts w:hint="eastAsia"/>
-        </w:rPr>
-        <w:t xml:space="preserve">저장소는 </w:t>
-      </w:r>
-      <w:r>
-        <w:t>/home/</w:t>
-      </w:r>
-      <w:proofErr w:type="spellStart"/>
-      <w:r>
-        <w:t>jmocha</w:t>
-      </w:r>
-      <w:proofErr w:type="spellEnd"/>
-      <w:r>
-        <w:t>/</w:t>
-      </w:r>
-      <w:proofErr w:type="spellStart"/>
-      <w:r>
-        <w:t>git</w:t>
-      </w:r>
-      <w:proofErr w:type="spellEnd"/>
-      <w:r>
-        <w:rPr>
-          <w:rFonts w:hint="eastAsia"/>
-        </w:rPr>
-        <w:t xml:space="preserve"> 폴더에 위치해 있으며 각 </w:t>
-      </w:r>
-      <w:proofErr w:type="spellStart"/>
-      <w:r>
-        <w:rPr>
-          <w:rFonts w:hint="eastAsia"/>
-        </w:rPr>
-        <w:t>사이트별</w:t>
-      </w:r>
-      <w:proofErr w:type="spellEnd"/>
-      <w:r>
-        <w:rPr>
-          <w:rFonts w:hint="eastAsia"/>
-        </w:rPr>
-        <w:t xml:space="preserve"> 저장소는 </w:t>
-      </w:r>
-      <w:r>
-        <w:t>/home/</w:t>
-      </w:r>
-      <w:proofErr w:type="spellStart"/>
-      <w:r>
-        <w:t>jmocha</w:t>
-      </w:r>
-      <w:proofErr w:type="spellEnd"/>
-      <w:r>
-        <w:t>/</w:t>
-      </w:r>
-      <w:proofErr w:type="spellStart"/>
-      <w:r>
-        <w:t>sitegit</w:t>
-      </w:r>
-      <w:proofErr w:type="spellEnd"/>
-      <w:r>
+        <w:t xml:space="preserve">build.pl </w:t>
+      </w:r>
+      <w:r>
+        <w:rPr>
+          <w:rFonts w:hint="eastAsia"/>
+        </w:rPr>
+        <w:t>스크립트를 실행하면</w:t>
+      </w:r>
+      <w:r>
+        <w:rPr>
+          <w:rFonts w:hint="eastAsia"/>
+        </w:rPr>
         <w:t xml:space="preserve"> </w:t>
       </w:r>
       <w:r>
-        <w:rPr>
-          <w:rFonts w:hint="eastAsia"/>
-        </w:rPr>
-        <w:t xml:space="preserve">밑에 위치한다(이하 </w:t>
-      </w:r>
-      <w:r>
-        <w:t>/home/</w:t>
-      </w:r>
-      <w:proofErr w:type="spellStart"/>
-      <w:r>
-        <w:t>jmocha</w:t>
-      </w:r>
-      <w:proofErr w:type="spellEnd"/>
+        <w:t xml:space="preserve">git </w:t>
+      </w:r>
+      <w:r>
+        <w:rPr>
+          <w:rFonts w:hint="eastAsia"/>
+        </w:rPr>
+        <w:t xml:space="preserve">폴더 밑에 위치한 </w:t>
+      </w:r>
+      <w:r>
+        <w:rPr>
+          <w:rFonts w:hint="eastAsia"/>
+        </w:rPr>
+        <w:t>표준모</w:t>
+      </w:r>
+      <w:r>
+        <w:rPr>
+          <w:rFonts w:hint="eastAsia"/>
+        </w:rPr>
+        <w:t xml:space="preserve">듈인 </w:t>
+      </w:r>
+      <w:r>
+        <w:t xml:space="preserve">ezFlow4Java.git, </w:t>
+      </w:r>
+      <w:r>
+        <w:t>jgw_server.git</w:t>
+      </w:r>
+      <w:r>
+        <w:t xml:space="preserve">, </w:t>
+      </w:r>
+      <w:r>
+        <w:t>jmocha.git</w:t>
+      </w:r>
       <w:r>
         <w:t xml:space="preserve"> </w:t>
       </w:r>
@@ -723,24 +755,14 @@
         <w:rPr>
           <w:rFonts w:hint="eastAsia"/>
         </w:rPr>
-        <w:t>생략)</w:t>
-      </w:r>
-      <w:r>
-        <w:t xml:space="preserve">. </w:t>
-      </w:r>
-      <w:proofErr w:type="spellStart"/>
-      <w:r>
-        <w:t>git</w:t>
-      </w:r>
-      <w:proofErr w:type="spellEnd"/>
-      <w:r>
-        <w:t>/</w:t>
-      </w:r>
-      <w:proofErr w:type="spellStart"/>
-      <w:r>
-        <w:t>ezEKP-build.git</w:t>
-      </w:r>
-      <w:proofErr w:type="spellEnd"/>
+        <w:t>저장소</w:t>
+      </w:r>
+      <w:r>
+        <w:rPr>
+          <w:rFonts w:hint="eastAsia"/>
+        </w:rPr>
+        <w:t>가</w:t>
+      </w:r>
       <w:r>
         <w:t xml:space="preserve"> </w:t>
       </w:r>
@@ -748,39 +770,23 @@
         <w:rPr>
           <w:rFonts w:hint="eastAsia"/>
         </w:rPr>
-        <w:t xml:space="preserve">프로젝트를 </w:t>
-      </w:r>
-      <w:r>
-        <w:t xml:space="preserve">clone </w:t>
-      </w:r>
-      <w:r>
-        <w:rPr>
-          <w:rFonts w:hint="eastAsia"/>
-        </w:rPr>
-        <w:t xml:space="preserve">받아 </w:t>
-      </w:r>
-      <w:proofErr w:type="spellStart"/>
-      <w:r>
-        <w:t>ezEKP</w:t>
-      </w:r>
-      <w:proofErr w:type="spellEnd"/>
-      <w:r>
+        <w:t xml:space="preserve">각각 </w:t>
+      </w:r>
+      <w:r>
+        <w:t>clone</w:t>
+      </w:r>
+      <w:r>
+        <w:rPr>
+          <w:rFonts w:hint="eastAsia"/>
+        </w:rPr>
         <w:t xml:space="preserve"> </w:t>
       </w:r>
       <w:r>
         <w:rPr>
           <w:rFonts w:hint="eastAsia"/>
         </w:rPr>
-        <w:t xml:space="preserve">패키지를 </w:t>
-      </w:r>
-      <w:proofErr w:type="spellStart"/>
-      <w:r>
-        <w:rPr>
-          <w:rFonts w:hint="eastAsia"/>
-        </w:rPr>
-        <w:t>빌드하면</w:t>
-      </w:r>
-      <w:proofErr w:type="spellEnd"/>
+        <w:t>되면서</w:t>
+      </w:r>
       <w:r>
         <w:rPr>
           <w:rFonts w:hint="eastAsia"/>
@@ -788,87 +794,7 @@
         <w:t xml:space="preserve"> </w:t>
       </w:r>
       <w:r>
-        <w:t xml:space="preserve">build.pl </w:t>
-      </w:r>
-      <w:r>
-        <w:rPr>
-          <w:rFonts w:hint="eastAsia"/>
-        </w:rPr>
-        <w:t xml:space="preserve">스크립트가 </w:t>
-      </w:r>
-      <w:proofErr w:type="spellStart"/>
-      <w:r>
-        <w:t>git</w:t>
-      </w:r>
-      <w:proofErr w:type="spellEnd"/>
-      <w:r>
-        <w:t xml:space="preserve"> </w:t>
-      </w:r>
-      <w:r>
-        <w:rPr>
-          <w:rFonts w:hint="eastAsia"/>
-        </w:rPr>
-        <w:t xml:space="preserve">폴더 밑에 위치한 </w:t>
-      </w:r>
-      <w:r>
-        <w:rPr>
-          <w:rFonts w:hint="eastAsia"/>
-        </w:rPr>
-        <w:t>표준모</w:t>
-      </w:r>
-      <w:r>
-        <w:rPr>
-          <w:rFonts w:hint="eastAsia"/>
-        </w:rPr>
-        <w:t xml:space="preserve">듈인 </w:t>
-      </w:r>
-      <w:r>
-        <w:t xml:space="preserve">ezFlow4Java.git, </w:t>
-      </w:r>
-      <w:proofErr w:type="spellStart"/>
-      <w:r>
-        <w:t>jgw_server.git</w:t>
-      </w:r>
-      <w:proofErr w:type="spellEnd"/>
-      <w:r>
-        <w:t xml:space="preserve">, </w:t>
-      </w:r>
-      <w:proofErr w:type="spellStart"/>
-      <w:r>
-        <w:t>jmocha.git</w:t>
-      </w:r>
-      <w:proofErr w:type="spellEnd"/>
-      <w:r>
-        <w:rPr>
-          <w:rFonts w:hint="eastAsia"/>
-        </w:rPr>
-        <w:t>를</w:t>
-      </w:r>
-      <w:r>
-        <w:t xml:space="preserve"> </w:t>
-      </w:r>
-      <w:r>
-        <w:rPr>
-          <w:rFonts w:hint="eastAsia"/>
-        </w:rPr>
-        <w:t xml:space="preserve">각각 </w:t>
-      </w:r>
-      <w:r>
-        <w:t>clone</w:t>
-      </w:r>
-      <w:r>
-        <w:rPr>
-          <w:rFonts w:hint="eastAsia"/>
-        </w:rPr>
-        <w:t xml:space="preserve"> 받아 </w:t>
-      </w:r>
-      <w:proofErr w:type="spellStart"/>
-      <w:r>
-        <w:t>ezEKP</w:t>
-      </w:r>
-      <w:proofErr w:type="spellEnd"/>
-      <w:r>
-        <w:t xml:space="preserve"> </w:t>
+        <w:t xml:space="preserve">ezEKP </w:t>
       </w:r>
       <w:r>
         <w:rPr>
@@ -887,34 +813,57 @@
         </w:rPr>
         <w:t xml:space="preserve">이와 같이 표준모듈을 이용해 </w:t>
       </w:r>
-      <w:proofErr w:type="spellStart"/>
-      <w:r>
-        <w:t>ezEKP</w:t>
-      </w:r>
-      <w:proofErr w:type="spellEnd"/>
-      <w:r>
+      <w:r>
+        <w:t xml:space="preserve">ezEKP </w:t>
+      </w:r>
+      <w:r>
+        <w:rPr>
+          <w:rFonts w:hint="eastAsia"/>
+        </w:rPr>
+        <w:t>패키지</w:t>
+      </w:r>
+      <w:r>
+        <w:rPr>
+          <w:rFonts w:hint="eastAsia"/>
+        </w:rPr>
+        <w:t xml:space="preserve">를 빌드하고 </w:t>
+      </w:r>
+      <w:r>
+        <w:rPr>
+          <w:rFonts w:hint="eastAsia"/>
+        </w:rPr>
+        <w:t>고객 사이트에 설치</w:t>
+      </w:r>
+      <w:r>
+        <w:rPr>
+          <w:rFonts w:hint="eastAsia"/>
+        </w:rPr>
+        <w:t>할 때</w:t>
+      </w:r>
+      <w:r>
+        <w:rPr>
+          <w:rFonts w:hint="eastAsia"/>
+        </w:rPr>
+        <w:t>에는 해당 고객 사이트만을 위한 별도의 사이트</w:t>
+      </w:r>
+      <w:r>
+        <w:rPr>
+          <w:rFonts w:hint="eastAsia"/>
+        </w:rPr>
         <w:t xml:space="preserve"> </w:t>
       </w:r>
       <w:r>
         <w:rPr>
           <w:rFonts w:hint="eastAsia"/>
         </w:rPr>
-        <w:t>패키지</w:t>
-      </w:r>
-      <w:r>
-        <w:rPr>
-          <w:rFonts w:hint="eastAsia"/>
-        </w:rPr>
-        <w:t xml:space="preserve">를 </w:t>
-      </w:r>
-      <w:proofErr w:type="spellStart"/>
-      <w:r>
-        <w:rPr>
-          <w:rFonts w:hint="eastAsia"/>
-        </w:rPr>
-        <w:t>빌드하고</w:t>
-      </w:r>
-      <w:proofErr w:type="spellEnd"/>
+        <w:t>저장소를 생</w:t>
+      </w:r>
+      <w:r>
+        <w:rPr>
+          <w:rFonts w:hint="eastAsia"/>
+        </w:rPr>
+        <w:t>성하여</w:t>
+      </w:r>
       <w:r>
         <w:rPr>
           <w:rFonts w:hint="eastAsia"/>
@@ -925,63 +874,21 @@
         <w:rPr>
           <w:rFonts w:hint="eastAsia"/>
         </w:rPr>
-        <w:t>고객 사이트에 설치</w:t>
-      </w:r>
-      <w:r>
-        <w:rPr>
-          <w:rFonts w:hint="eastAsia"/>
-        </w:rPr>
-        <w:t>할 때</w:t>
-      </w:r>
-      <w:r>
-        <w:rPr>
-          <w:rFonts w:hint="eastAsia"/>
-        </w:rPr>
-        <w:t>에는 해당 고객 사이트만을 위한 별도의 사이트</w:t>
-      </w:r>
-      <w:r>
-        <w:rPr>
-          <w:rFonts w:hint="eastAsia"/>
-        </w:rPr>
+        <w:t xml:space="preserve">사이트에 </w:t>
+      </w:r>
+      <w:r>
+        <w:rPr>
+          <w:rFonts w:hint="eastAsia"/>
+        </w:rPr>
+        <w:t>적용된 소스코드를 보관하여야 한다.</w:t>
+      </w:r>
+      <w:r>
         <w:t xml:space="preserve"> </w:t>
       </w:r>
       <w:r>
         <w:rPr>
           <w:rFonts w:hint="eastAsia"/>
         </w:rPr>
-        <w:t>저장소를 생</w:t>
-      </w:r>
-      <w:r>
-        <w:rPr>
-          <w:rFonts w:hint="eastAsia"/>
-        </w:rPr>
-        <w:t>성하여</w:t>
-      </w:r>
-      <w:r>
-        <w:rPr>
-          <w:rFonts w:hint="eastAsia"/>
-        </w:rPr>
-        <w:t xml:space="preserve"> </w:t>
-      </w:r>
-      <w:r>
-        <w:rPr>
-          <w:rFonts w:hint="eastAsia"/>
-        </w:rPr>
-        <w:t xml:space="preserve">사이트에 </w:t>
-      </w:r>
-      <w:r>
-        <w:rPr>
-          <w:rFonts w:hint="eastAsia"/>
-        </w:rPr>
-        <w:t>적용된 소스코드를 보관하여야 한다.</w:t>
-      </w:r>
-      <w:r>
-        <w:t xml:space="preserve"> </w:t>
-      </w:r>
-      <w:r>
-        <w:rPr>
-          <w:rFonts w:hint="eastAsia"/>
-        </w:rPr>
         <w:t xml:space="preserve">또한 특정 </w:t>
       </w:r>
       <w:r>
@@ -990,33 +897,11 @@
         </w:rPr>
         <w:t xml:space="preserve">사이트 </w:t>
       </w:r>
-      <w:proofErr w:type="spellStart"/>
-      <w:r>
-        <w:rPr>
-          <w:rFonts w:hint="eastAsia"/>
-        </w:rPr>
-        <w:t>커스터마이징</w:t>
-      </w:r>
-      <w:proofErr w:type="spellEnd"/>
-      <w:r>
-        <w:rPr>
-          <w:rFonts w:hint="eastAsia"/>
-        </w:rPr>
-        <w:t xml:space="preserve"> 사항이 발생하였을 때도 사이트 저장소의 사이트 </w:t>
-      </w:r>
-      <w:proofErr w:type="spellStart"/>
-      <w:r>
-        <w:rPr>
-          <w:rFonts w:hint="eastAsia"/>
-        </w:rPr>
-        <w:t>브랜치에서</w:t>
-      </w:r>
-      <w:proofErr w:type="spellEnd"/>
-      <w:r>
-        <w:rPr>
-          <w:rFonts w:hint="eastAsia"/>
-        </w:rPr>
-        <w:t xml:space="preserve"> 작업을 수행</w:t>
+      <w:r>
+        <w:rPr>
+          <w:rFonts w:hint="eastAsia"/>
+        </w:rPr>
+        <w:t>커스터마이징 사항이 발생하였을 때도 사이트 저장소의 사이트 브랜치에서 작업을 수행</w:t>
       </w:r>
       <w:r>
         <w:rPr>
@@ -1080,62 +965,38 @@
       <w:r>
         <w:t xml:space="preserve"> </w:t>
       </w:r>
-      <w:proofErr w:type="spellStart"/>
-      <w:r>
-        <w:rPr>
-          <w:rFonts w:hint="eastAsia"/>
-        </w:rPr>
-        <w:t>코린도의</w:t>
-      </w:r>
-      <w:proofErr w:type="spellEnd"/>
-      <w:r>
-        <w:rPr>
-          <w:rFonts w:hint="eastAsia"/>
-        </w:rPr>
-        <w:t xml:space="preserve"> 경우 </w:t>
-      </w:r>
-      <w:proofErr w:type="spellStart"/>
-      <w:r>
-        <w:rPr>
-          <w:rFonts w:hint="eastAsia"/>
-        </w:rPr>
+      <w:r>
+        <w:rPr>
+          <w:rFonts w:hint="eastAsia"/>
+        </w:rPr>
+        <w:t>코린도의 경우 k</w:t>
+      </w:r>
+      <w:r>
+        <w:t>orindo(</w:t>
+      </w:r>
+      <w:r>
+        <w:rPr>
+          <w:rFonts w:hint="eastAsia"/>
+        </w:rPr>
+        <w:t>이하</w:t>
+      </w:r>
+      <w:r>
+        <w:rPr>
+          <w:rFonts w:hint="eastAsia"/>
+        </w:rPr>
+        <w:t xml:space="preserve"> 설명에서</w:t>
+      </w:r>
+      <w:r>
+        <w:rPr>
+          <w:rFonts w:hint="eastAsia"/>
+        </w:rPr>
+        <w:t xml:space="preserve"> </w:t>
+      </w:r>
+      <w:r>
         <w:t>k</w:t>
       </w:r>
       <w:r>
-        <w:t>orindo</w:t>
-      </w:r>
-      <w:proofErr w:type="spellEnd"/>
-      <w:r>
-        <w:t>(</w:t>
-      </w:r>
-      <w:r>
-        <w:rPr>
-          <w:rFonts w:hint="eastAsia"/>
-        </w:rPr>
-        <w:t>이하</w:t>
-      </w:r>
-      <w:r>
-        <w:rPr>
-          <w:rFonts w:hint="eastAsia"/>
-        </w:rPr>
-        <w:t xml:space="preserve"> 설명에서</w:t>
-      </w:r>
-      <w:r>
-        <w:rPr>
-          <w:rFonts w:hint="eastAsia"/>
-        </w:rPr>
-        <w:t xml:space="preserve"> </w:t>
-      </w:r>
-      <w:proofErr w:type="spellStart"/>
-      <w:r>
-        <w:t>k</w:t>
-      </w:r>
-      <w:r>
-        <w:t>orindo</w:t>
-      </w:r>
-      <w:proofErr w:type="spellEnd"/>
-      <w:r>
-        <w:t xml:space="preserve"> </w:t>
+        <w:t xml:space="preserve">orindo </w:t>
       </w:r>
       <w:r>
         <w:rPr>
@@ -1159,13 +1020,8 @@
         </w:rPr>
         <w:t xml:space="preserve">개발팀 </w:t>
       </w:r>
-      <w:proofErr w:type="spellStart"/>
-      <w:r>
-        <w:t>git</w:t>
-      </w:r>
-      <w:proofErr w:type="spellEnd"/>
-      <w:r>
-        <w:t xml:space="preserve"> </w:t>
+      <w:r>
+        <w:t xml:space="preserve">git </w:t>
       </w:r>
       <w:r>
         <w:rPr>
@@ -1173,13 +1029,8 @@
         </w:rPr>
         <w:t xml:space="preserve">서버에 </w:t>
       </w:r>
-      <w:proofErr w:type="spellStart"/>
-      <w:r>
-        <w:t>jmocha</w:t>
-      </w:r>
-      <w:proofErr w:type="spellEnd"/>
-      <w:r>
-        <w:t xml:space="preserve"> </w:t>
+      <w:r>
+        <w:t xml:space="preserve">jmocha </w:t>
       </w:r>
       <w:r>
         <w:rPr>
@@ -1203,13 +1054,8 @@
         </w:rPr>
         <w:t xml:space="preserve">다음 명령으로 </w:t>
       </w:r>
-      <w:proofErr w:type="spellStart"/>
-      <w:r>
-        <w:t>sitegit</w:t>
-      </w:r>
-      <w:proofErr w:type="spellEnd"/>
-      <w:r>
-        <w:t xml:space="preserve"> </w:t>
+      <w:r>
+        <w:t xml:space="preserve">sitegit </w:t>
       </w:r>
       <w:r>
         <w:rPr>
@@ -1217,13 +1063,8 @@
         </w:rPr>
         <w:t xml:space="preserve">폴더 밑에 </w:t>
       </w:r>
-      <w:proofErr w:type="spellStart"/>
-      <w:r>
-        <w:t>korindo</w:t>
-      </w:r>
-      <w:proofErr w:type="spellEnd"/>
-      <w:r>
-        <w:t xml:space="preserve"> </w:t>
+      <w:r>
+        <w:t xml:space="preserve">korindo </w:t>
       </w:r>
       <w:r>
         <w:rPr>
@@ -1238,42 +1079,16 @@
         <w:rPr>
           <w:rFonts w:hint="eastAsia"/>
         </w:rPr>
-        <w:t>% cd ~/</w:t>
-      </w:r>
-      <w:proofErr w:type="spellStart"/>
-      <w:r>
-        <w:rPr>
-          <w:rFonts w:hint="eastAsia"/>
-        </w:rPr>
-        <w:t>sitegit</w:t>
-      </w:r>
-      <w:proofErr w:type="spellEnd"/>
+        <w:t>% cd ~/sitegit</w:t>
+      </w:r>
       <w:r>
         <w:br/>
-        <w:t xml:space="preserve">% </w:t>
-      </w:r>
-      <w:proofErr w:type="spellStart"/>
-      <w:r>
-        <w:t>mkdir</w:t>
-      </w:r>
-      <w:proofErr w:type="spellEnd"/>
-      <w:r>
-        <w:t xml:space="preserve"> </w:t>
-      </w:r>
-      <w:proofErr w:type="spellStart"/>
-      <w:r>
-        <w:t>korindo</w:t>
-      </w:r>
-      <w:proofErr w:type="spellEnd"/>
+        <w:t>% mkdir korindo</w:t>
+      </w:r>
       <w:r>
         <w:br/>
-        <w:t xml:space="preserve">% cd </w:t>
-      </w:r>
-      <w:proofErr w:type="spellStart"/>
-      <w:r>
-        <w:t>korindo</w:t>
-      </w:r>
-      <w:proofErr w:type="spellEnd"/>
+        <w:t>% cd korindo</w:t>
+      </w:r>
     </w:p>
     <w:p>
       <w:pPr>
@@ -1290,29 +1105,8 @@
         </w:rPr>
         <w:t xml:space="preserve">다음 명령으로 </w:t>
       </w:r>
-      <w:proofErr w:type="spellStart"/>
-      <w:r>
-        <w:t>ezFlow</w:t>
-      </w:r>
-      <w:proofErr w:type="spellEnd"/>
-      <w:r>
-        <w:t xml:space="preserve"> App, </w:t>
-      </w:r>
-      <w:proofErr w:type="spellStart"/>
-      <w:r>
-        <w:t>JMocha</w:t>
-      </w:r>
-      <w:proofErr w:type="spellEnd"/>
-      <w:r>
-        <w:t xml:space="preserve"> Gateway Server, </w:t>
-      </w:r>
-      <w:proofErr w:type="spellStart"/>
-      <w:r>
-        <w:t>JMocha</w:t>
-      </w:r>
-      <w:proofErr w:type="spellEnd"/>
-      <w:r>
-        <w:t xml:space="preserve"> Mail Server</w:t>
+      <w:r>
+        <w:t>ezFlow App, JMocha Gateway Server, JMocha Mail Server</w:t>
       </w:r>
       <w:r>
         <w:rPr>
@@ -1333,21 +1127,10 @@
         <w:rPr>
           <w:rFonts w:hint="eastAsia"/>
         </w:rPr>
-        <w:t xml:space="preserve">(아래 </w:t>
-      </w:r>
-      <w:proofErr w:type="gramStart"/>
-      <w:r>
-        <w:rPr>
-          <w:rFonts w:hint="eastAsia"/>
-        </w:rPr>
-        <w:t xml:space="preserve">명령에서 </w:t>
-      </w:r>
-      <w:r>
-        <w:t>.</w:t>
-      </w:r>
-      <w:proofErr w:type="gramEnd"/>
-      <w:r>
-        <w:t xml:space="preserve"> </w:t>
+        <w:t xml:space="preserve">(아래 명령에서 </w:t>
+      </w:r>
+      <w:r>
+        <w:t xml:space="preserve">. </w:t>
       </w:r>
       <w:r>
         <w:rPr>
@@ -1364,90 +1147,29 @@
         </w:rPr>
         <w:t xml:space="preserve">% </w:t>
       </w:r>
-      <w:proofErr w:type="spellStart"/>
-      <w:r>
-        <w:t>cp</w:t>
-      </w:r>
-      <w:proofErr w:type="spellEnd"/>
-      <w:r>
-        <w:t xml:space="preserve"> -R ~/</w:t>
-      </w:r>
-      <w:proofErr w:type="spellStart"/>
-      <w:r>
-        <w:t>git</w:t>
-      </w:r>
-      <w:proofErr w:type="spellEnd"/>
-      <w:r>
-        <w:t>/</w:t>
-      </w:r>
-      <w:proofErr w:type="gramStart"/>
-      <w:r>
-        <w:t>ezFlow4Java.git .</w:t>
-      </w:r>
-      <w:proofErr w:type="gramEnd"/>
+      <w:r>
+        <w:t>cp -R ~/git/ezFlow4Java.git .</w:t>
+      </w:r>
       <w:r>
         <w:br/>
-        <w:t xml:space="preserve">% </w:t>
-      </w:r>
-      <w:proofErr w:type="spellStart"/>
-      <w:r>
-        <w:t>cp</w:t>
-      </w:r>
-      <w:proofErr w:type="spellEnd"/>
-      <w:r>
-        <w:t xml:space="preserve"> -R ~/</w:t>
-      </w:r>
-      <w:proofErr w:type="spellStart"/>
-      <w:r>
-        <w:t>git</w:t>
-      </w:r>
-      <w:proofErr w:type="spellEnd"/>
-      <w:r>
-        <w:t>/</w:t>
-      </w:r>
-      <w:proofErr w:type="spellStart"/>
-      <w:r>
-        <w:t>jgw_</w:t>
-      </w:r>
-      <w:proofErr w:type="gramStart"/>
-      <w:r>
-        <w:t>server.git</w:t>
-      </w:r>
-      <w:proofErr w:type="spellEnd"/>
+        <w:t>% cp -R ~/git/</w:t>
+      </w:r>
+      <w:r>
+        <w:t>jgw_server.git</w:t>
+      </w:r>
       <w:r>
         <w:t xml:space="preserve"> .</w:t>
       </w:r>
-      <w:proofErr w:type="gramEnd"/>
       <w:r>
         <w:br/>
-        <w:t xml:space="preserve">% </w:t>
-      </w:r>
-      <w:proofErr w:type="spellStart"/>
-      <w:r>
-        <w:t>cp</w:t>
-      </w:r>
-      <w:proofErr w:type="spellEnd"/>
-      <w:r>
-        <w:t xml:space="preserve"> -R ~/</w:t>
-      </w:r>
-      <w:proofErr w:type="spellStart"/>
-      <w:r>
-        <w:t>git</w:t>
-      </w:r>
-      <w:proofErr w:type="spellEnd"/>
-      <w:r>
-        <w:t>/</w:t>
-      </w:r>
-      <w:proofErr w:type="spellStart"/>
-      <w:proofErr w:type="gramStart"/>
+        <w:t>% cp -R ~/git/</w:t>
+      </w:r>
       <w:r>
         <w:t>jmocha.git</w:t>
       </w:r>
-      <w:proofErr w:type="spellEnd"/>
       <w:r>
         <w:t xml:space="preserve"> .</w:t>
       </w:r>
-      <w:proofErr w:type="gramEnd"/>
     </w:p>
     <w:p>
       <w:pPr>
@@ -1473,13 +1195,8 @@
         </w:rPr>
         <w:t xml:space="preserve">에서 </w:t>
       </w:r>
-      <w:proofErr w:type="spellStart"/>
-      <w:r>
-        <w:t>git</w:t>
-      </w:r>
-      <w:proofErr w:type="spellEnd"/>
-      <w:r>
-        <w:t xml:space="preserve"> bash</w:t>
+      <w:r>
+        <w:t>git bash</w:t>
       </w:r>
       <w:r>
         <w:rPr>
@@ -1512,13 +1229,8 @@
         </w:rPr>
         <w:t xml:space="preserve">에도 </w:t>
       </w:r>
-      <w:proofErr w:type="spellStart"/>
-      <w:r>
-        <w:t>sitegit</w:t>
-      </w:r>
-      <w:proofErr w:type="spellEnd"/>
-      <w:r>
-        <w:t xml:space="preserve"> </w:t>
+      <w:r>
+        <w:t xml:space="preserve">sitegit </w:t>
       </w:r>
       <w:r>
         <w:rPr>
@@ -1526,13 +1238,8 @@
         </w:rPr>
         <w:t xml:space="preserve">폴더를 생성하고 그 밑에 </w:t>
       </w:r>
-      <w:proofErr w:type="spellStart"/>
-      <w:r>
-        <w:t>korindo</w:t>
-      </w:r>
-      <w:proofErr w:type="spellEnd"/>
-      <w:r>
-        <w:t xml:space="preserve"> </w:t>
+      <w:r>
+        <w:t xml:space="preserve">korindo </w:t>
       </w:r>
       <w:r>
         <w:rPr>
@@ -1566,50 +1273,37 @@
         <w:t>의</w:t>
       </w:r>
       <w:r>
+        <w:t xml:space="preserve"> korindo </w:t>
+      </w:r>
+      <w:r>
+        <w:rPr>
+          <w:rFonts w:hint="eastAsia"/>
+        </w:rPr>
+        <w:t xml:space="preserve">폴더에서 위 </w:t>
+      </w:r>
+      <w:r>
+        <w:t>4</w:t>
+      </w:r>
+      <w:r>
+        <w:rPr>
+          <w:rFonts w:hint="eastAsia"/>
+        </w:rPr>
+        <w:t>번에서 생성</w:t>
+      </w:r>
+      <w:r>
+        <w:rPr>
+          <w:rFonts w:hint="eastAsia"/>
+        </w:rPr>
+        <w:t>했던</w:t>
+      </w:r>
+      <w:r>
+        <w:rPr>
+          <w:rFonts w:hint="eastAsia"/>
+        </w:rPr>
         <w:t xml:space="preserve"> </w:t>
       </w:r>
-      <w:proofErr w:type="spellStart"/>
-      <w:r>
-        <w:t>korindo</w:t>
-      </w:r>
-      <w:proofErr w:type="spellEnd"/>
-      <w:r>
-        <w:t xml:space="preserve"> </w:t>
-      </w:r>
-      <w:r>
-        <w:rPr>
-          <w:rFonts w:hint="eastAsia"/>
-        </w:rPr>
-        <w:t xml:space="preserve">폴더에서 위 </w:t>
-      </w:r>
-      <w:r>
-        <w:t>4</w:t>
-      </w:r>
-      <w:r>
-        <w:rPr>
-          <w:rFonts w:hint="eastAsia"/>
-        </w:rPr>
-        <w:t>번에서 생성</w:t>
-      </w:r>
-      <w:r>
-        <w:rPr>
-          <w:rFonts w:hint="eastAsia"/>
-        </w:rPr>
-        <w:t>했던</w:t>
-      </w:r>
-      <w:r>
-        <w:rPr>
-          <w:rFonts w:hint="eastAsia"/>
-        </w:rPr>
-        <w:t xml:space="preserve"> </w:t>
-      </w:r>
-      <w:proofErr w:type="spellStart"/>
-      <w:r>
-        <w:t>git</w:t>
-      </w:r>
-      <w:proofErr w:type="spellEnd"/>
-      <w:r>
-        <w:t xml:space="preserve"> </w:t>
+      <w:r>
+        <w:t xml:space="preserve">git </w:t>
       </w:r>
       <w:r>
         <w:rPr>
@@ -1617,13 +1311,8 @@
         </w:rPr>
         <w:t xml:space="preserve">서버 내 </w:t>
       </w:r>
-      <w:proofErr w:type="spellStart"/>
-      <w:r>
-        <w:t>korindo</w:t>
-      </w:r>
-      <w:proofErr w:type="spellEnd"/>
-      <w:r>
-        <w:t xml:space="preserve"> </w:t>
+      <w:r>
+        <w:t xml:space="preserve">korindo </w:t>
       </w:r>
       <w:r>
         <w:rPr>
@@ -1671,23 +1360,9 @@
         <w:rPr>
           <w:rFonts w:hint="eastAsia"/>
         </w:rPr>
-        <w:t xml:space="preserve">% </w:t>
-      </w:r>
-      <w:proofErr w:type="spellStart"/>
-      <w:r>
-        <w:rPr>
-          <w:rFonts w:hint="eastAsia"/>
-        </w:rPr>
-        <w:t>git</w:t>
-      </w:r>
-      <w:proofErr w:type="spellEnd"/>
-      <w:r>
-        <w:rPr>
-          <w:rFonts w:hint="eastAsia"/>
-        </w:rPr>
-        <w:t xml:space="preserve"> clone </w:t>
-      </w:r>
-      <w:hyperlink r:id="rId6" w:history="1">
+        <w:t xml:space="preserve">% git clone </w:t>
+      </w:r>
+      <w:hyperlink r:id="rId8" w:history="1">
         <w:r>
           <w:rPr>
             <w:rStyle w:val="a5"/>
@@ -1711,14 +1386,7 @@
       </w:r>
       <w:r>
         <w:br/>
-      </w:r>
-      <w:proofErr w:type="spellStart"/>
-      <w:r>
-        <w:t>ezFlow</w:t>
-      </w:r>
-      <w:proofErr w:type="spellEnd"/>
-      <w:r>
-        <w:t xml:space="preserve"> App</w:t>
+        <w:t>ezFlow App</w:t>
       </w:r>
       <w:r>
         <w:rPr>
@@ -1735,73 +1403,25 @@
       <w:r>
         <w:t xml:space="preserve">master </w:t>
       </w:r>
-      <w:proofErr w:type="spellStart"/>
-      <w:r>
-        <w:rPr>
-          <w:rFonts w:hint="eastAsia"/>
-        </w:rPr>
-        <w:t>브랜치가</w:t>
-      </w:r>
-      <w:proofErr w:type="spellEnd"/>
-      <w:r>
-        <w:rPr>
-          <w:rFonts w:hint="eastAsia"/>
-        </w:rPr>
-        <w:t xml:space="preserve"> </w:t>
-      </w:r>
-      <w:proofErr w:type="spellStart"/>
-      <w:r>
-        <w:rPr>
-          <w:rFonts w:hint="eastAsia"/>
-        </w:rPr>
-        <w:t>메인이므로</w:t>
-      </w:r>
-      <w:proofErr w:type="spellEnd"/>
-      <w:r>
-        <w:rPr>
-          <w:rFonts w:hint="eastAsia"/>
-        </w:rPr>
-        <w:t xml:space="preserve"> 곧바로 </w:t>
-      </w:r>
-      <w:proofErr w:type="spellStart"/>
-      <w:r>
-        <w:t>site_korindo</w:t>
-      </w:r>
-      <w:proofErr w:type="spellEnd"/>
-      <w:r>
-        <w:t xml:space="preserve"> </w:t>
-      </w:r>
-      <w:proofErr w:type="spellStart"/>
-      <w:r>
-        <w:rPr>
-          <w:rFonts w:hint="eastAsia"/>
-        </w:rPr>
-        <w:t>브랜치를</w:t>
-      </w:r>
-      <w:proofErr w:type="spellEnd"/>
-      <w:r>
-        <w:rPr>
-          <w:rFonts w:hint="eastAsia"/>
-        </w:rPr>
-        <w:t xml:space="preserve"> 생성</w:t>
+      <w:r>
+        <w:rPr>
+          <w:rFonts w:hint="eastAsia"/>
+        </w:rPr>
+        <w:t xml:space="preserve">브랜치가 메인이므로 곧바로 </w:t>
+      </w:r>
+      <w:r>
+        <w:t xml:space="preserve">site_korindo </w:t>
+      </w:r>
+      <w:r>
+        <w:rPr>
+          <w:rFonts w:hint="eastAsia"/>
+        </w:rPr>
+        <w:t>브랜치를 생성</w:t>
       </w:r>
       <w:r>
         <w:br/>
-        <w:t xml:space="preserve">% </w:t>
-      </w:r>
-      <w:proofErr w:type="spellStart"/>
-      <w:r>
-        <w:t>git</w:t>
-      </w:r>
-      <w:proofErr w:type="spellEnd"/>
-      <w:r>
-        <w:t xml:space="preserve"> checkout -b </w:t>
-      </w:r>
-      <w:proofErr w:type="spellStart"/>
-      <w:r>
-        <w:t>site_korindo</w:t>
-      </w:r>
-      <w:proofErr w:type="spellEnd"/>
+        <w:t>% git checkout -b site_korindo</w:t>
+      </w:r>
       <w:r>
         <w:br/>
       </w:r>
@@ -1816,7 +1436,13 @@
         <w:t xml:space="preserve">에 </w:t>
       </w:r>
       <w:r>
-        <w:t xml:space="preserve">Dev </w:t>
+        <w:rPr>
+          <w:rFonts w:hint="eastAsia"/>
+        </w:rPr>
+        <w:t>표준</w:t>
+      </w:r>
+      <w:r>
+        <w:t xml:space="preserve"> </w:t>
       </w:r>
       <w:r>
         <w:rPr>
@@ -1831,217 +1457,149 @@
         <w:rPr>
           <w:rFonts w:hint="eastAsia"/>
         </w:rPr>
-        <w:t xml:space="preserve">하기 위해서는 </w:t>
-      </w:r>
-      <w:proofErr w:type="spellStart"/>
-      <w:r>
-        <w:rPr>
-          <w:rFonts w:hint="eastAsia"/>
-        </w:rPr>
-        <w:t>프로젝트명을</w:t>
-      </w:r>
-      <w:proofErr w:type="spellEnd"/>
-      <w:r>
-        <w:rPr>
-          <w:rFonts w:hint="eastAsia"/>
-        </w:rPr>
-        <w:t xml:space="preserve"> 수정해야 한다.</w:t>
+        <w:t>하기 위해서는 프로젝트명을 수정해야 한다.</w:t>
+      </w:r>
+      <w:r>
+        <w:t xml:space="preserve"> .project </w:t>
+      </w:r>
+      <w:r>
+        <w:rPr>
+          <w:rFonts w:hint="eastAsia"/>
+        </w:rPr>
+        <w:t>파일을 에디터로 열어</w:t>
       </w:r>
       <w:r>
         <w:t xml:space="preserve"> </w:t>
       </w:r>
-      <w:proofErr w:type="gramStart"/>
-      <w:r>
-        <w:t>.project</w:t>
-      </w:r>
-      <w:proofErr w:type="gramEnd"/>
+      <w:r>
+        <w:rPr>
+          <w:rFonts w:hint="eastAsia"/>
+        </w:rPr>
+        <w:t>다음과</w:t>
+      </w:r>
+      <w:r>
+        <w:rPr>
+          <w:rFonts w:hint="eastAsia"/>
+        </w:rPr>
+        <w:t xml:space="preserve"> 같이 </w:t>
+      </w:r>
+      <w:r>
+        <w:t xml:space="preserve">name </w:t>
+      </w:r>
+      <w:r>
+        <w:rPr>
+          <w:rFonts w:hint="eastAsia"/>
+        </w:rPr>
+        <w:t>태그의 값을 수정</w:t>
+      </w:r>
+      <w:r>
+        <w:rPr>
+          <w:rFonts w:hint="eastAsia"/>
+        </w:rPr>
+        <w:t xml:space="preserve"> 후 </w:t>
+      </w:r>
+      <w:r>
+        <w:t xml:space="preserve">commit </w:t>
+      </w:r>
+      <w:r>
+        <w:rPr>
+          <w:rFonts w:hint="eastAsia"/>
+        </w:rPr>
+        <w:t>한다.</w:t>
+      </w:r>
+      <w:r>
+        <w:br/>
+      </w:r>
+      <w:r>
+        <w:rPr>
+          <w:rFonts w:hint="eastAsia"/>
+        </w:rPr>
+        <w:t>수정전:</w:t>
+      </w:r>
       <w:r>
         <w:t xml:space="preserve"> </w:t>
       </w:r>
       <w:r>
-        <w:rPr>
-          <w:rFonts w:hint="eastAsia"/>
-        </w:rPr>
-        <w:t>파일을 에디터로 열어</w:t>
+        <w:t>&lt;name&gt;ezFlow4Java&lt;/name&gt;</w:t>
+      </w:r>
+      <w:r>
+        <w:br/>
+      </w:r>
+      <w:r>
+        <w:rPr>
+          <w:rFonts w:hint="eastAsia"/>
+        </w:rPr>
+        <w:t>수정후:</w:t>
       </w:r>
       <w:r>
         <w:t xml:space="preserve"> </w:t>
       </w:r>
       <w:r>
-        <w:rPr>
-          <w:rFonts w:hint="eastAsia"/>
-        </w:rPr>
-        <w:t xml:space="preserve">다음가 같이 </w:t>
-      </w:r>
-      <w:r>
-        <w:t xml:space="preserve">name </w:t>
-      </w:r>
-      <w:r>
-        <w:rPr>
-          <w:rFonts w:hint="eastAsia"/>
-        </w:rPr>
-        <w:t>태그의 값을 수정</w:t>
-      </w:r>
-      <w:r>
-        <w:rPr>
-          <w:rFonts w:hint="eastAsia"/>
-        </w:rPr>
-        <w:t xml:space="preserve"> 후 </w:t>
-      </w:r>
-      <w:r>
-        <w:t xml:space="preserve">commit </w:t>
-      </w:r>
-      <w:r>
-        <w:rPr>
-          <w:rFonts w:hint="eastAsia"/>
-        </w:rPr>
-        <w:t>한다.</w:t>
+        <w:t>&lt;name&gt;ezFlow4Java</w:t>
+      </w:r>
+      <w:r>
+        <w:t>_korindo</w:t>
+      </w:r>
+      <w:r>
+        <w:t>&lt;/name&gt;</w:t>
       </w:r>
       <w:r>
         <w:br/>
       </w:r>
-      <w:proofErr w:type="spellStart"/>
-      <w:r>
-        <w:rPr>
-          <w:rFonts w:hint="eastAsia"/>
-        </w:rPr>
-        <w:t>수정전</w:t>
-      </w:r>
-      <w:proofErr w:type="spellEnd"/>
-      <w:r>
-        <w:rPr>
-          <w:rFonts w:hint="eastAsia"/>
-        </w:rPr>
-        <w:t>:</w:t>
-      </w:r>
-      <w:r>
-        <w:t xml:space="preserve"> </w:t>
-      </w:r>
-      <w:r>
-        <w:t>&lt;name&gt;ezFlow4Java&lt;/name&gt;</w:t>
-      </w:r>
       <w:r>
         <w:br/>
       </w:r>
-      <w:proofErr w:type="spellStart"/>
-      <w:r>
-        <w:rPr>
-          <w:rFonts w:hint="eastAsia"/>
-        </w:rPr>
-        <w:t>수정후</w:t>
-      </w:r>
-      <w:proofErr w:type="spellEnd"/>
-      <w:r>
-        <w:rPr>
-          <w:rFonts w:hint="eastAsia"/>
-        </w:rPr>
-        <w:t>:</w:t>
-      </w:r>
-      <w:r>
-        <w:t xml:space="preserve"> </w:t>
-      </w:r>
-      <w:r>
-        <w:t>&lt;name&gt;ezFlow4Java</w:t>
-      </w:r>
-      <w:r>
-        <w:t>_korindo</w:t>
-      </w:r>
-      <w:r>
-        <w:t>&lt;/name&gt;</w:t>
+      <w:r>
+        <w:rPr>
+          <w:rFonts w:hint="eastAsia"/>
+        </w:rPr>
+        <w:t xml:space="preserve">새로 생성한 </w:t>
+      </w:r>
+      <w:r>
+        <w:t xml:space="preserve">site_korindo </w:t>
+      </w:r>
+      <w:r>
+        <w:rPr>
+          <w:rFonts w:hint="eastAsia"/>
+        </w:rPr>
+        <w:t xml:space="preserve">브랜치를 </w:t>
+      </w:r>
+      <w:r>
+        <w:t xml:space="preserve">git </w:t>
+      </w:r>
+      <w:r>
+        <w:rPr>
+          <w:rFonts w:hint="eastAsia"/>
+        </w:rPr>
+        <w:t xml:space="preserve">서버로 </w:t>
+      </w:r>
+      <w:r>
+        <w:t>push</w:t>
+      </w:r>
+      <w:r>
+        <w:rPr>
+          <w:rFonts w:hint="eastAsia"/>
+        </w:rPr>
+        <w:t>함</w:t>
       </w:r>
       <w:r>
         <w:br/>
       </w:r>
       <w:r>
+        <w:rPr>
+          <w:rFonts w:hint="eastAsia"/>
+        </w:rPr>
+        <w:t xml:space="preserve">% </w:t>
+      </w:r>
+      <w:r>
+        <w:t>git push --se</w:t>
+      </w:r>
+      <w:r>
+        <w:t>t-upstream origin site_korindo</w:t>
+      </w:r>
+      <w:r>
         <w:br/>
-      </w:r>
-      <w:r>
-        <w:rPr>
-          <w:rFonts w:hint="eastAsia"/>
-        </w:rPr>
-        <w:t xml:space="preserve">새로 생성한 </w:t>
-      </w:r>
-      <w:proofErr w:type="spellStart"/>
-      <w:r>
-        <w:t>site_korindo</w:t>
-      </w:r>
-      <w:proofErr w:type="spellEnd"/>
-      <w:r>
-        <w:t xml:space="preserve"> </w:t>
-      </w:r>
-      <w:proofErr w:type="spellStart"/>
-      <w:r>
-        <w:rPr>
-          <w:rFonts w:hint="eastAsia"/>
-        </w:rPr>
-        <w:t>브랜치를</w:t>
-      </w:r>
-      <w:proofErr w:type="spellEnd"/>
-      <w:r>
-        <w:rPr>
-          <w:rFonts w:hint="eastAsia"/>
-        </w:rPr>
-        <w:t xml:space="preserve"> </w:t>
-      </w:r>
-      <w:proofErr w:type="spellStart"/>
-      <w:r>
-        <w:t>git</w:t>
-      </w:r>
-      <w:proofErr w:type="spellEnd"/>
-      <w:r>
-        <w:t xml:space="preserve"> </w:t>
-      </w:r>
-      <w:r>
-        <w:rPr>
-          <w:rFonts w:hint="eastAsia"/>
-        </w:rPr>
-        <w:t xml:space="preserve">서버로 </w:t>
-      </w:r>
-      <w:r>
-        <w:t>push</w:t>
-      </w:r>
-      <w:r>
-        <w:rPr>
-          <w:rFonts w:hint="eastAsia"/>
-        </w:rPr>
-        <w:t>함</w:t>
-      </w:r>
-      <w:r>
-        <w:br/>
-      </w:r>
-      <w:r>
-        <w:rPr>
-          <w:rFonts w:hint="eastAsia"/>
-        </w:rPr>
-        <w:t xml:space="preserve">% </w:t>
-      </w:r>
-      <w:proofErr w:type="spellStart"/>
-      <w:r>
-        <w:t>git</w:t>
-      </w:r>
-      <w:proofErr w:type="spellEnd"/>
-      <w:r>
-        <w:t xml:space="preserve"> push --se</w:t>
-      </w:r>
-      <w:r>
-        <w:t xml:space="preserve">t-upstream origin </w:t>
-      </w:r>
-      <w:proofErr w:type="spellStart"/>
-      <w:r>
-        <w:t>site_korindo</w:t>
-      </w:r>
-      <w:proofErr w:type="spellEnd"/>
-      <w:r>
-        <w:br/>
-        <w:t xml:space="preserve">% </w:t>
-      </w:r>
-      <w:proofErr w:type="spellStart"/>
-      <w:r>
-        <w:t>git</w:t>
-      </w:r>
-      <w:proofErr w:type="spellEnd"/>
-      <w:r>
-        <w:t xml:space="preserve"> push</w:t>
+        <w:t>% git push</w:t>
       </w:r>
     </w:p>
     <w:p>
@@ -2068,13 +1626,8 @@
         </w:rPr>
         <w:t xml:space="preserve">의 </w:t>
       </w:r>
-      <w:proofErr w:type="spellStart"/>
-      <w:r>
-        <w:t>korindo</w:t>
-      </w:r>
-      <w:proofErr w:type="spellEnd"/>
-      <w:r>
-        <w:t xml:space="preserve"> </w:t>
+      <w:r>
+        <w:t xml:space="preserve">korindo </w:t>
       </w:r>
       <w:r>
         <w:rPr>
@@ -2091,13 +1644,8 @@
         </w:rPr>
         <w:t xml:space="preserve">번에서 생성했던 </w:t>
       </w:r>
-      <w:proofErr w:type="spellStart"/>
-      <w:r>
-        <w:t>git</w:t>
-      </w:r>
-      <w:proofErr w:type="spellEnd"/>
-      <w:r>
-        <w:t xml:space="preserve"> </w:t>
+      <w:r>
+        <w:t xml:space="preserve">git </w:t>
       </w:r>
       <w:r>
         <w:rPr>
@@ -2105,13 +1653,8 @@
         </w:rPr>
         <w:t xml:space="preserve">서버 내 </w:t>
       </w:r>
-      <w:proofErr w:type="spellStart"/>
-      <w:r>
-        <w:t>korindo</w:t>
-      </w:r>
-      <w:proofErr w:type="spellEnd"/>
-      <w:r>
-        <w:t xml:space="preserve"> </w:t>
+      <w:r>
+        <w:t xml:space="preserve">korindo </w:t>
       </w:r>
       <w:r>
         <w:rPr>
@@ -2119,11 +1662,9 @@
         </w:rPr>
         <w:t xml:space="preserve">사이트 저장소에 있는 </w:t>
       </w:r>
-      <w:proofErr w:type="spellStart"/>
       <w:r>
         <w:t>jgw_server.git</w:t>
       </w:r>
-      <w:proofErr w:type="spellEnd"/>
       <w:r>
         <w:rPr>
           <w:rFonts w:hint="eastAsia"/>
@@ -2139,13 +1680,8 @@
         </w:rPr>
         <w:t xml:space="preserve">받은 후 </w:t>
       </w:r>
-      <w:proofErr w:type="spellStart"/>
-      <w:r>
-        <w:t>jgw_server</w:t>
-      </w:r>
-      <w:proofErr w:type="spellEnd"/>
-      <w:r>
-        <w:t xml:space="preserve"> </w:t>
+      <w:r>
+        <w:t xml:space="preserve">jgw_server </w:t>
       </w:r>
       <w:r>
         <w:rPr>
@@ -2160,89 +1696,32 @@
         <w:rPr>
           <w:rFonts w:hint="eastAsia"/>
         </w:rPr>
-        <w:t xml:space="preserve">% </w:t>
-      </w:r>
-      <w:proofErr w:type="spellStart"/>
-      <w:r>
-        <w:rPr>
-          <w:rFonts w:hint="eastAsia"/>
-        </w:rPr>
-        <w:t>git</w:t>
-      </w:r>
-      <w:proofErr w:type="spellEnd"/>
-      <w:r>
-        <w:rPr>
-          <w:rFonts w:hint="eastAsia"/>
-        </w:rPr>
-        <w:t xml:space="preserve"> clone </w:t>
-      </w:r>
-      <w:r>
-        <w:rPr>
-          <w:rFonts w:hint="eastAsia"/>
-        </w:rPr>
-        <w:t>jmocha@10.0.102.8</w:t>
-      </w:r>
-      <w:proofErr w:type="gramStart"/>
-      <w:r>
-        <w:rPr>
-          <w:rFonts w:hint="eastAsia"/>
-        </w:rPr>
-        <w:t>:sitegit</w:t>
-      </w:r>
-      <w:proofErr w:type="gramEnd"/>
-      <w:r>
-        <w:rPr>
-          <w:rFonts w:hint="eastAsia"/>
-        </w:rPr>
-        <w:t>/</w:t>
-      </w:r>
-      <w:proofErr w:type="spellStart"/>
-      <w:r>
-        <w:rPr>
-          <w:rFonts w:hint="eastAsia"/>
-        </w:rPr>
-        <w:t>korindo</w:t>
-      </w:r>
-      <w:proofErr w:type="spellEnd"/>
-      <w:r>
-        <w:rPr>
-          <w:rFonts w:hint="eastAsia"/>
-        </w:rPr>
-        <w:t>/</w:t>
-      </w:r>
-      <w:proofErr w:type="spellStart"/>
+        <w:t xml:space="preserve">% git clone </w:t>
+      </w:r>
+      <w:r>
+        <w:rPr>
+          <w:rFonts w:hint="eastAsia"/>
+        </w:rPr>
+        <w:t>jmocha@10.0.102.8:sitegit/korindo/</w:t>
+      </w:r>
       <w:r>
         <w:t>jgw_server.git</w:t>
       </w:r>
-      <w:proofErr w:type="spellEnd"/>
       <w:r>
         <w:br/>
-        <w:t xml:space="preserve">% cd </w:t>
-      </w:r>
-      <w:proofErr w:type="spellStart"/>
-      <w:r>
-        <w:t>jgw_server</w:t>
-      </w:r>
-      <w:proofErr w:type="spellEnd"/>
+        <w:t>% cd jgw_server</w:t>
+      </w:r>
       <w:r>
         <w:br/>
       </w:r>
       <w:r>
         <w:br/>
       </w:r>
-      <w:proofErr w:type="spellStart"/>
-      <w:r>
-        <w:rPr>
-          <w:rFonts w:hint="eastAsia"/>
-        </w:rPr>
-        <w:t>JMocha</w:t>
-      </w:r>
-      <w:proofErr w:type="spellEnd"/>
-      <w:r>
-        <w:rPr>
-          <w:rFonts w:hint="eastAsia"/>
-        </w:rPr>
-        <w:t xml:space="preserve"> </w:t>
+      <w:r>
+        <w:rPr>
+          <w:rFonts w:hint="eastAsia"/>
+        </w:rPr>
+        <w:t xml:space="preserve">JMocha </w:t>
       </w:r>
       <w:r>
         <w:t>Gateway Server</w:t>
@@ -2256,73 +1735,25 @@
       <w:r>
         <w:t xml:space="preserve">master </w:t>
       </w:r>
-      <w:proofErr w:type="spellStart"/>
-      <w:r>
-        <w:rPr>
-          <w:rFonts w:hint="eastAsia"/>
-        </w:rPr>
-        <w:t>브랜치가</w:t>
-      </w:r>
-      <w:proofErr w:type="spellEnd"/>
-      <w:r>
-        <w:rPr>
-          <w:rFonts w:hint="eastAsia"/>
-        </w:rPr>
-        <w:t xml:space="preserve"> </w:t>
-      </w:r>
-      <w:proofErr w:type="spellStart"/>
-      <w:r>
-        <w:rPr>
-          <w:rFonts w:hint="eastAsia"/>
-        </w:rPr>
-        <w:t>메인이므로</w:t>
-      </w:r>
-      <w:proofErr w:type="spellEnd"/>
-      <w:r>
-        <w:rPr>
-          <w:rFonts w:hint="eastAsia"/>
-        </w:rPr>
-        <w:t xml:space="preserve"> 곧바로 </w:t>
-      </w:r>
-      <w:proofErr w:type="spellStart"/>
-      <w:r>
-        <w:t>site_korindo</w:t>
-      </w:r>
-      <w:proofErr w:type="spellEnd"/>
-      <w:r>
-        <w:t xml:space="preserve"> </w:t>
-      </w:r>
-      <w:proofErr w:type="spellStart"/>
-      <w:r>
-        <w:rPr>
-          <w:rFonts w:hint="eastAsia"/>
-        </w:rPr>
-        <w:t>브랜치를</w:t>
-      </w:r>
-      <w:proofErr w:type="spellEnd"/>
-      <w:r>
-        <w:rPr>
-          <w:rFonts w:hint="eastAsia"/>
-        </w:rPr>
-        <w:t xml:space="preserve"> 생성</w:t>
+      <w:r>
+        <w:rPr>
+          <w:rFonts w:hint="eastAsia"/>
+        </w:rPr>
+        <w:t xml:space="preserve">브랜치가 메인이므로 곧바로 </w:t>
+      </w:r>
+      <w:r>
+        <w:t xml:space="preserve">site_korindo </w:t>
+      </w:r>
+      <w:r>
+        <w:rPr>
+          <w:rFonts w:hint="eastAsia"/>
+        </w:rPr>
+        <w:t>브랜치를 생성</w:t>
       </w:r>
       <w:r>
         <w:br/>
-        <w:t xml:space="preserve">% </w:t>
-      </w:r>
-      <w:proofErr w:type="spellStart"/>
-      <w:r>
-        <w:t>git</w:t>
-      </w:r>
-      <w:proofErr w:type="spellEnd"/>
-      <w:r>
-        <w:t xml:space="preserve"> checkout -b </w:t>
-      </w:r>
-      <w:proofErr w:type="spellStart"/>
-      <w:r>
-        <w:t>site_korindo</w:t>
-      </w:r>
-      <w:proofErr w:type="spellEnd"/>
+        <w:t>% git checkout -b site_korindo</w:t>
+      </w:r>
       <w:r>
         <w:tab/>
       </w:r>
@@ -2340,7 +1771,13 @@
         <w:t xml:space="preserve">에 </w:t>
       </w:r>
       <w:r>
-        <w:t xml:space="preserve">Dev </w:t>
+        <w:rPr>
+          <w:rFonts w:hint="eastAsia"/>
+        </w:rPr>
+        <w:t>표준</w:t>
+      </w:r>
+      <w:r>
+        <w:t xml:space="preserve"> </w:t>
       </w:r>
       <w:r>
         <w:rPr>
@@ -2355,222 +1792,150 @@
         <w:rPr>
           <w:rFonts w:hint="eastAsia"/>
         </w:rPr>
-        <w:t xml:space="preserve">하기 위해서는 </w:t>
-      </w:r>
-      <w:proofErr w:type="spellStart"/>
-      <w:r>
-        <w:rPr>
-          <w:rFonts w:hint="eastAsia"/>
-        </w:rPr>
-        <w:t>프로젝트명을</w:t>
-      </w:r>
-      <w:proofErr w:type="spellEnd"/>
-      <w:r>
-        <w:rPr>
-          <w:rFonts w:hint="eastAsia"/>
-        </w:rPr>
-        <w:t xml:space="preserve"> 수정해야 한다.</w:t>
+        <w:t>하기 위해서는 프로젝트명을 수정해야 한다.</w:t>
+      </w:r>
+      <w:r>
+        <w:t xml:space="preserve"> .project </w:t>
+      </w:r>
+      <w:r>
+        <w:rPr>
+          <w:rFonts w:hint="eastAsia"/>
+        </w:rPr>
+        <w:t>파일을 에디터로 열어</w:t>
       </w:r>
       <w:r>
         <w:t xml:space="preserve"> </w:t>
       </w:r>
-      <w:proofErr w:type="gramStart"/>
-      <w:r>
-        <w:t>.project</w:t>
-      </w:r>
-      <w:proofErr w:type="gramEnd"/>
+      <w:r>
+        <w:rPr>
+          <w:rFonts w:hint="eastAsia"/>
+        </w:rPr>
+        <w:t>다음과</w:t>
+      </w:r>
+      <w:r>
+        <w:rPr>
+          <w:rFonts w:hint="eastAsia"/>
+        </w:rPr>
+        <w:t xml:space="preserve"> 같이 </w:t>
+      </w:r>
+      <w:r>
+        <w:t xml:space="preserve">name </w:t>
+      </w:r>
+      <w:r>
+        <w:rPr>
+          <w:rFonts w:hint="eastAsia"/>
+        </w:rPr>
+        <w:t xml:space="preserve">태그의 값을 수정 후 </w:t>
+      </w:r>
+      <w:r>
+        <w:t xml:space="preserve">commit </w:t>
+      </w:r>
+      <w:r>
+        <w:rPr>
+          <w:rFonts w:hint="eastAsia"/>
+        </w:rPr>
+        <w:t>한다.</w:t>
+      </w:r>
+      <w:r>
+        <w:br/>
+      </w:r>
+      <w:r>
+        <w:rPr>
+          <w:rFonts w:hint="eastAsia"/>
+        </w:rPr>
+        <w:lastRenderedPageBreak/>
+        <w:t>수정전:</w:t>
+      </w:r>
       <w:r>
         <w:t xml:space="preserve"> </w:t>
       </w:r>
       <w:r>
-        <w:rPr>
-          <w:rFonts w:hint="eastAsia"/>
-        </w:rPr>
-        <w:t>파일을 에디터로 열어</w:t>
+        <w:t>&lt;name&gt;</w:t>
+      </w:r>
+      <w:r>
+        <w:t>jgw_server</w:t>
+      </w:r>
+      <w:r>
+        <w:t>&lt;/name&gt;</w:t>
+      </w:r>
+      <w:r>
+        <w:br/>
+      </w:r>
+      <w:r>
+        <w:rPr>
+          <w:rFonts w:hint="eastAsia"/>
+        </w:rPr>
+        <w:t>수정후:</w:t>
       </w:r>
       <w:r>
         <w:t xml:space="preserve"> </w:t>
       </w:r>
       <w:r>
-        <w:rPr>
-          <w:rFonts w:hint="eastAsia"/>
-        </w:rPr>
-        <w:t xml:space="preserve">다음가 같이 </w:t>
-      </w:r>
-      <w:r>
-        <w:t xml:space="preserve">name </w:t>
-      </w:r>
-      <w:r>
-        <w:rPr>
-          <w:rFonts w:hint="eastAsia"/>
-        </w:rPr>
-        <w:t xml:space="preserve">태그의 값을 수정 후 </w:t>
-      </w:r>
-      <w:r>
-        <w:t xml:space="preserve">commit </w:t>
-      </w:r>
-      <w:r>
-        <w:rPr>
-          <w:rFonts w:hint="eastAsia"/>
-        </w:rPr>
-        <w:t>한다.</w:t>
+        <w:t>&lt;name&gt;</w:t>
+      </w:r>
+      <w:r>
+        <w:t>jgw_server_korindo</w:t>
+      </w:r>
+      <w:r>
+        <w:t>&lt;/name&gt;</w:t>
       </w:r>
       <w:r>
         <w:br/>
       </w:r>
-      <w:proofErr w:type="spellStart"/>
-      <w:r>
-        <w:rPr>
-          <w:rFonts w:hint="eastAsia"/>
-        </w:rPr>
-        <w:lastRenderedPageBreak/>
-        <w:t>수정전</w:t>
-      </w:r>
-      <w:proofErr w:type="spellEnd"/>
-      <w:r>
-        <w:rPr>
-          <w:rFonts w:hint="eastAsia"/>
-        </w:rPr>
-        <w:t>:</w:t>
-      </w:r>
-      <w:r>
-        <w:t xml:space="preserve"> </w:t>
-      </w:r>
-      <w:r>
-        <w:t>&lt;name&gt;</w:t>
-      </w:r>
-      <w:proofErr w:type="spellStart"/>
-      <w:r>
-        <w:t>jgw_server</w:t>
-      </w:r>
-      <w:proofErr w:type="spellEnd"/>
-      <w:r>
-        <w:t>&lt;/name&gt;</w:t>
-      </w:r>
       <w:r>
         <w:br/>
       </w:r>
-      <w:proofErr w:type="spellStart"/>
-      <w:r>
-        <w:rPr>
-          <w:rFonts w:hint="eastAsia"/>
-        </w:rPr>
-        <w:t>수정후</w:t>
-      </w:r>
-      <w:proofErr w:type="spellEnd"/>
-      <w:r>
-        <w:rPr>
-          <w:rFonts w:hint="eastAsia"/>
-        </w:rPr>
-        <w:t>:</w:t>
-      </w:r>
-      <w:r>
-        <w:t xml:space="preserve"> </w:t>
-      </w:r>
-      <w:r>
-        <w:t>&lt;name&gt;</w:t>
-      </w:r>
-      <w:proofErr w:type="spellStart"/>
-      <w:r>
-        <w:t>jgw_server_korindo</w:t>
-      </w:r>
-      <w:proofErr w:type="spellEnd"/>
-      <w:r>
-        <w:t>&lt;/name&gt;</w:t>
+      <w:r>
+        <w:rPr>
+          <w:rFonts w:hint="eastAsia"/>
+        </w:rPr>
+        <w:t xml:space="preserve">새로 생성한 </w:t>
+      </w:r>
+      <w:r>
+        <w:t xml:space="preserve">site_korindo </w:t>
+      </w:r>
+      <w:r>
+        <w:rPr>
+          <w:rFonts w:hint="eastAsia"/>
+        </w:rPr>
+        <w:t xml:space="preserve">브랜치를 </w:t>
+      </w:r>
+      <w:r>
+        <w:t xml:space="preserve">git </w:t>
+      </w:r>
+      <w:r>
+        <w:rPr>
+          <w:rFonts w:hint="eastAsia"/>
+        </w:rPr>
+        <w:t xml:space="preserve">서버로 </w:t>
+      </w:r>
+      <w:r>
+        <w:t>push</w:t>
+      </w:r>
+      <w:r>
+        <w:rPr>
+          <w:rFonts w:hint="eastAsia"/>
+        </w:rPr>
+        <w:t>함</w:t>
       </w:r>
       <w:r>
         <w:br/>
       </w:r>
       <w:r>
+        <w:rPr>
+          <w:rFonts w:hint="eastAsia"/>
+        </w:rPr>
+        <w:t xml:space="preserve">% </w:t>
+      </w:r>
+      <w:r>
+        <w:t>git push --se</w:t>
+      </w:r>
+      <w:r>
+        <w:t>t-upstream origin site_korindo</w:t>
+      </w:r>
+      <w:r>
         <w:br/>
-      </w:r>
-      <w:r>
-        <w:rPr>
-          <w:rFonts w:hint="eastAsia"/>
-        </w:rPr>
-        <w:t xml:space="preserve">새로 생성한 </w:t>
-      </w:r>
-      <w:proofErr w:type="spellStart"/>
-      <w:r>
-        <w:t>site_korindo</w:t>
-      </w:r>
-      <w:proofErr w:type="spellEnd"/>
-      <w:r>
-        <w:t xml:space="preserve"> </w:t>
-      </w:r>
-      <w:proofErr w:type="spellStart"/>
-      <w:r>
-        <w:rPr>
-          <w:rFonts w:hint="eastAsia"/>
-        </w:rPr>
-        <w:t>브랜치를</w:t>
-      </w:r>
-      <w:proofErr w:type="spellEnd"/>
-      <w:r>
-        <w:rPr>
-          <w:rFonts w:hint="eastAsia"/>
-        </w:rPr>
-        <w:t xml:space="preserve"> </w:t>
-      </w:r>
-      <w:proofErr w:type="spellStart"/>
-      <w:r>
-        <w:t>git</w:t>
-      </w:r>
-      <w:proofErr w:type="spellEnd"/>
-      <w:r>
-        <w:t xml:space="preserve"> </w:t>
-      </w:r>
-      <w:r>
-        <w:rPr>
-          <w:rFonts w:hint="eastAsia"/>
-        </w:rPr>
-        <w:t xml:space="preserve">서버로 </w:t>
-      </w:r>
-      <w:r>
-        <w:t>push</w:t>
-      </w:r>
-      <w:r>
-        <w:rPr>
-          <w:rFonts w:hint="eastAsia"/>
-        </w:rPr>
-        <w:t>함</w:t>
-      </w:r>
-      <w:r>
-        <w:br/>
-      </w:r>
-      <w:r>
-        <w:rPr>
-          <w:rFonts w:hint="eastAsia"/>
-        </w:rPr>
-        <w:t xml:space="preserve">% </w:t>
-      </w:r>
-      <w:proofErr w:type="spellStart"/>
-      <w:r>
-        <w:t>git</w:t>
-      </w:r>
-      <w:proofErr w:type="spellEnd"/>
-      <w:r>
-        <w:t xml:space="preserve"> push --se</w:t>
-      </w:r>
-      <w:r>
-        <w:t xml:space="preserve">t-upstream origin </w:t>
-      </w:r>
-      <w:proofErr w:type="spellStart"/>
-      <w:r>
-        <w:t>site_korindo</w:t>
-      </w:r>
-      <w:proofErr w:type="spellEnd"/>
-      <w:r>
-        <w:br/>
-        <w:t xml:space="preserve">% </w:t>
-      </w:r>
-      <w:proofErr w:type="spellStart"/>
-      <w:r>
-        <w:t>git</w:t>
-      </w:r>
-      <w:proofErr w:type="spellEnd"/>
-      <w:r>
-        <w:t xml:space="preserve"> push</w:t>
+        <w:t>% git push</w:t>
       </w:r>
     </w:p>
     <w:p>
@@ -2597,13 +1962,8 @@
         </w:rPr>
         <w:t xml:space="preserve">의 </w:t>
       </w:r>
-      <w:proofErr w:type="spellStart"/>
-      <w:r>
-        <w:t>korindo</w:t>
-      </w:r>
-      <w:proofErr w:type="spellEnd"/>
-      <w:r>
-        <w:t xml:space="preserve"> </w:t>
+      <w:r>
+        <w:t xml:space="preserve">korindo </w:t>
       </w:r>
       <w:r>
         <w:rPr>
@@ -2620,42 +1980,30 @@
         </w:rPr>
         <w:t xml:space="preserve">번에서 생성했던 </w:t>
       </w:r>
-      <w:proofErr w:type="spellStart"/>
+      <w:r>
+        <w:t xml:space="preserve">git </w:t>
+      </w:r>
+      <w:r>
+        <w:rPr>
+          <w:rFonts w:hint="eastAsia"/>
+        </w:rPr>
+        <w:t xml:space="preserve">서버 내 </w:t>
+      </w:r>
+      <w:r>
+        <w:t xml:space="preserve">korindo </w:t>
+      </w:r>
+      <w:r>
+        <w:rPr>
+          <w:rFonts w:hint="eastAsia"/>
+        </w:rPr>
+        <w:t xml:space="preserve">사이트 저장소에 있는 </w:t>
+      </w:r>
+      <w:r>
+        <w:t>jmocha.</w:t>
+      </w:r>
       <w:r>
         <w:t>git</w:t>
       </w:r>
-      <w:proofErr w:type="spellEnd"/>
-      <w:r>
-        <w:t xml:space="preserve"> </w:t>
-      </w:r>
-      <w:r>
-        <w:rPr>
-          <w:rFonts w:hint="eastAsia"/>
-        </w:rPr>
-        <w:t xml:space="preserve">서버 내 </w:t>
-      </w:r>
-      <w:proofErr w:type="spellStart"/>
-      <w:r>
-        <w:t>korindo</w:t>
-      </w:r>
-      <w:proofErr w:type="spellEnd"/>
-      <w:r>
-        <w:t xml:space="preserve"> </w:t>
-      </w:r>
-      <w:r>
-        <w:rPr>
-          <w:rFonts w:hint="eastAsia"/>
-        </w:rPr>
-        <w:t xml:space="preserve">사이트 저장소에 있는 </w:t>
-      </w:r>
-      <w:proofErr w:type="spellStart"/>
-      <w:r>
-        <w:t>jmocha.</w:t>
-      </w:r>
-      <w:r>
-        <w:t>git</w:t>
-      </w:r>
-      <w:proofErr w:type="spellEnd"/>
       <w:r>
         <w:rPr>
           <w:rFonts w:hint="eastAsia"/>
@@ -2671,13 +2019,8 @@
         </w:rPr>
         <w:t xml:space="preserve">받은 후 </w:t>
       </w:r>
-      <w:proofErr w:type="spellStart"/>
-      <w:r>
-        <w:t>jmocha</w:t>
-      </w:r>
-      <w:proofErr w:type="spellEnd"/>
-      <w:r>
-        <w:t xml:space="preserve"> </w:t>
+      <w:r>
+        <w:t xml:space="preserve">jmocha </w:t>
       </w:r>
       <w:r>
         <w:rPr>
@@ -2692,23 +2035,9 @@
         <w:rPr>
           <w:rFonts w:hint="eastAsia"/>
         </w:rPr>
-        <w:t xml:space="preserve">% </w:t>
-      </w:r>
-      <w:proofErr w:type="spellStart"/>
-      <w:r>
-        <w:rPr>
-          <w:rFonts w:hint="eastAsia"/>
-        </w:rPr>
-        <w:t>git</w:t>
-      </w:r>
-      <w:proofErr w:type="spellEnd"/>
-      <w:r>
-        <w:rPr>
-          <w:rFonts w:hint="eastAsia"/>
-        </w:rPr>
-        <w:t xml:space="preserve"> clone </w:t>
-      </w:r>
-      <w:hyperlink r:id="rId7" w:history="1">
+        <w:t xml:space="preserve">% git clone </w:t>
+      </w:r>
+      <w:hyperlink r:id="rId9" w:history="1">
         <w:r>
           <w:rPr>
             <w:rStyle w:val="a5"/>
@@ -2725,26 +2054,14 @@
       </w:hyperlink>
       <w:r>
         <w:br/>
-        <w:t xml:space="preserve">% cd </w:t>
-      </w:r>
-      <w:proofErr w:type="spellStart"/>
-      <w:r>
-        <w:t>jmocha</w:t>
-      </w:r>
-      <w:proofErr w:type="spellEnd"/>
+        <w:t>% cd jmocha</w:t>
+      </w:r>
       <w:r>
         <w:br/>
       </w:r>
       <w:r>
         <w:br/>
-      </w:r>
-      <w:proofErr w:type="spellStart"/>
-      <w:r>
-        <w:t>JMocha</w:t>
-      </w:r>
-      <w:proofErr w:type="spellEnd"/>
-      <w:r>
-        <w:t xml:space="preserve"> Mail Server</w:t>
+        <w:t>JMocha Mail Server</w:t>
       </w:r>
       <w:r>
         <w:rPr>
@@ -2761,166 +2078,82 @@
       <w:r>
         <w:t xml:space="preserve">master </w:t>
       </w:r>
-      <w:proofErr w:type="spellStart"/>
-      <w:r>
-        <w:rPr>
-          <w:rFonts w:hint="eastAsia"/>
-        </w:rPr>
-        <w:t>브랜치가</w:t>
-      </w:r>
-      <w:proofErr w:type="spellEnd"/>
-      <w:r>
-        <w:rPr>
-          <w:rFonts w:hint="eastAsia"/>
-        </w:rPr>
-        <w:t xml:space="preserve"> </w:t>
-      </w:r>
-      <w:proofErr w:type="spellStart"/>
-      <w:r>
-        <w:rPr>
-          <w:rFonts w:hint="eastAsia"/>
-        </w:rPr>
-        <w:t>메인이므로</w:t>
-      </w:r>
-      <w:proofErr w:type="spellEnd"/>
-      <w:r>
-        <w:rPr>
-          <w:rFonts w:hint="eastAsia"/>
-        </w:rPr>
-        <w:t xml:space="preserve"> 곧바로 </w:t>
-      </w:r>
-      <w:proofErr w:type="spellStart"/>
-      <w:r>
-        <w:t>site_korindo</w:t>
-      </w:r>
-      <w:proofErr w:type="spellEnd"/>
-      <w:r>
-        <w:t xml:space="preserve"> </w:t>
-      </w:r>
-      <w:proofErr w:type="spellStart"/>
-      <w:r>
-        <w:rPr>
-          <w:rFonts w:hint="eastAsia"/>
-        </w:rPr>
-        <w:t>브랜치를</w:t>
-      </w:r>
-      <w:proofErr w:type="spellEnd"/>
-      <w:r>
-        <w:rPr>
-          <w:rFonts w:hint="eastAsia"/>
-        </w:rPr>
-        <w:t xml:space="preserve"> 생성</w:t>
+      <w:r>
+        <w:rPr>
+          <w:rFonts w:hint="eastAsia"/>
+        </w:rPr>
+        <w:t xml:space="preserve">브랜치가 메인이므로 곧바로 </w:t>
+      </w:r>
+      <w:r>
+        <w:t xml:space="preserve">site_korindo </w:t>
+      </w:r>
+      <w:r>
+        <w:rPr>
+          <w:rFonts w:hint="eastAsia"/>
+        </w:rPr>
+        <w:t>브랜치를 생성</w:t>
       </w:r>
       <w:r>
         <w:br/>
+        <w:t>% git checkout -b site_korindo</w:t>
+      </w:r>
+      <w:r>
+        <w:br/>
+      </w:r>
+      <w:r>
+        <w:br/>
+      </w:r>
+      <w:r>
+        <w:rPr>
+          <w:rFonts w:hint="eastAsia"/>
+        </w:rPr>
+        <w:t xml:space="preserve">새로 생성한 </w:t>
+      </w:r>
+      <w:r>
+        <w:t xml:space="preserve">site_korindo </w:t>
+      </w:r>
+      <w:r>
+        <w:rPr>
+          <w:rFonts w:hint="eastAsia"/>
+        </w:rPr>
+        <w:t xml:space="preserve">브랜치를 </w:t>
+      </w:r>
+      <w:r>
+        <w:t xml:space="preserve">git </w:t>
+      </w:r>
+      <w:r>
+        <w:rPr>
+          <w:rFonts w:hint="eastAsia"/>
+        </w:rPr>
+        <w:t xml:space="preserve">서버로 </w:t>
+      </w:r>
+      <w:r>
+        <w:t>push</w:t>
+      </w:r>
+      <w:r>
+        <w:rPr>
+          <w:rFonts w:hint="eastAsia"/>
+        </w:rPr>
+        <w:t>함</w:t>
+      </w:r>
+      <w:r>
+        <w:br/>
+      </w:r>
+      <w:r>
+        <w:rPr>
+          <w:rFonts w:hint="eastAsia"/>
+        </w:rPr>
         <w:t xml:space="preserve">% </w:t>
       </w:r>
-      <w:proofErr w:type="spellStart"/>
-      <w:r>
-        <w:t>git</w:t>
-      </w:r>
-      <w:proofErr w:type="spellEnd"/>
-      <w:r>
-        <w:t xml:space="preserve"> checkout -b </w:t>
-      </w:r>
-      <w:proofErr w:type="spellStart"/>
-      <w:r>
-        <w:t>site_korindo</w:t>
-      </w:r>
-      <w:proofErr w:type="spellEnd"/>
+      <w:r>
+        <w:t>git push --se</w:t>
+      </w:r>
+      <w:r>
+        <w:t>t-upstream origin site_korindo</w:t>
+      </w:r>
       <w:r>
         <w:br/>
-      </w:r>
-      <w:r>
-        <w:br/>
-      </w:r>
-      <w:r>
-        <w:rPr>
-          <w:rFonts w:hint="eastAsia"/>
-        </w:rPr>
-        <w:t xml:space="preserve">새로 생성한 </w:t>
-      </w:r>
-      <w:proofErr w:type="spellStart"/>
-      <w:r>
-        <w:t>site_korindo</w:t>
-      </w:r>
-      <w:proofErr w:type="spellEnd"/>
-      <w:r>
-        <w:t xml:space="preserve"> </w:t>
-      </w:r>
-      <w:proofErr w:type="spellStart"/>
-      <w:r>
-        <w:rPr>
-          <w:rFonts w:hint="eastAsia"/>
-        </w:rPr>
-        <w:t>브랜치를</w:t>
-      </w:r>
-      <w:proofErr w:type="spellEnd"/>
-      <w:r>
-        <w:rPr>
-          <w:rFonts w:hint="eastAsia"/>
-        </w:rPr>
-        <w:t xml:space="preserve"> </w:t>
-      </w:r>
-      <w:proofErr w:type="spellStart"/>
-      <w:r>
-        <w:t>git</w:t>
-      </w:r>
-      <w:proofErr w:type="spellEnd"/>
-      <w:r>
-        <w:t xml:space="preserve"> </w:t>
-      </w:r>
-      <w:r>
-        <w:rPr>
-          <w:rFonts w:hint="eastAsia"/>
-        </w:rPr>
-        <w:t xml:space="preserve">서버로 </w:t>
-      </w:r>
-      <w:r>
-        <w:t>push</w:t>
-      </w:r>
-      <w:r>
-        <w:rPr>
-          <w:rFonts w:hint="eastAsia"/>
-        </w:rPr>
-        <w:t>함</w:t>
-      </w:r>
-      <w:r>
-        <w:br/>
-      </w:r>
-      <w:r>
-        <w:rPr>
-          <w:rFonts w:hint="eastAsia"/>
-        </w:rPr>
-        <w:t xml:space="preserve">% </w:t>
-      </w:r>
-      <w:proofErr w:type="spellStart"/>
-      <w:r>
-        <w:t>git</w:t>
-      </w:r>
-      <w:proofErr w:type="spellEnd"/>
-      <w:r>
-        <w:t xml:space="preserve"> push --se</w:t>
-      </w:r>
-      <w:r>
-        <w:t xml:space="preserve">t-upstream origin </w:t>
-      </w:r>
-      <w:proofErr w:type="spellStart"/>
-      <w:r>
-        <w:t>site_korindo</w:t>
-      </w:r>
-      <w:proofErr w:type="spellEnd"/>
-      <w:r>
-        <w:br/>
-        <w:t xml:space="preserve">% </w:t>
-      </w:r>
-      <w:proofErr w:type="spellStart"/>
-      <w:r>
-        <w:t>git</w:t>
-      </w:r>
-      <w:proofErr w:type="spellEnd"/>
-      <w:r>
-        <w:t xml:space="preserve"> push</w:t>
+        <w:t>% git push</w:t>
       </w:r>
     </w:p>
     <w:p>
@@ -2937,149 +2170,127 @@
         <w:rPr>
           <w:rFonts w:hint="eastAsia"/>
         </w:rPr>
-        <w:t xml:space="preserve">생성한 사이트 저장소 및 사이트 </w:t>
-      </w:r>
-      <w:proofErr w:type="spellStart"/>
-      <w:r>
-        <w:rPr>
-          <w:rFonts w:hint="eastAsia"/>
-        </w:rPr>
-        <w:t>브랜치에</w:t>
-      </w:r>
-      <w:proofErr w:type="spellEnd"/>
-      <w:r>
-        <w:rPr>
-          <w:rFonts w:hint="eastAsia"/>
-        </w:rPr>
-        <w:t xml:space="preserve"> 대한 정보는 팀 </w:t>
-      </w:r>
-      <w:proofErr w:type="spellStart"/>
-      <w:r>
-        <w:rPr>
-          <w:rFonts w:hint="eastAsia"/>
-        </w:rPr>
-        <w:t>레드마인의</w:t>
-      </w:r>
-      <w:proofErr w:type="spellEnd"/>
-      <w:r>
-        <w:rPr>
-          <w:rFonts w:hint="eastAsia"/>
-        </w:rPr>
+        <w:t xml:space="preserve">생성한 사이트 저장소 및 사이트 브랜치에 대한 정보는 팀 레드마인의 </w:t>
+      </w:r>
+      <w:r>
+        <w:t>‘</w:t>
+      </w:r>
+      <w:r>
+        <w:rPr>
+          <w:rFonts w:hint="eastAsia"/>
+        </w:rPr>
+        <w:t>고객 사이트 정보</w:t>
+      </w:r>
+      <w:r>
+        <w:t xml:space="preserve">’ </w:t>
+      </w:r>
+      <w:r>
+        <w:rPr>
+          <w:rFonts w:hint="eastAsia"/>
+        </w:rPr>
+        <w:t>게시판</w:t>
+      </w:r>
+      <w:r>
+        <w:rPr>
+          <w:rFonts w:hint="eastAsia"/>
+        </w:rPr>
+        <w:t xml:space="preserve"> 내</w:t>
+      </w:r>
+      <w:r>
+        <w:rPr>
+          <w:rFonts w:hint="eastAsia"/>
+        </w:rPr>
+        <w:t xml:space="preserve"> 해당 고객에 대한 게시물에 반드시 기록하도록 한다.</w:t>
+      </w:r>
+      <w:r>
+        <w:br/>
+      </w:r>
+      <w:r>
+        <w:rPr>
+          <w:rFonts w:hint="eastAsia"/>
+        </w:rPr>
+        <w:t>주의)</w:t>
+      </w:r>
+      <w:r>
         <w:t xml:space="preserve"> </w:t>
       </w:r>
       <w:r>
-        <w:t>‘</w:t>
-      </w:r>
-      <w:r>
-        <w:rPr>
-          <w:rFonts w:hint="eastAsia"/>
-        </w:rPr>
-        <w:t>고객 사이트 정보</w:t>
-      </w:r>
-      <w:r>
-        <w:t xml:space="preserve">’ </w:t>
-      </w:r>
-      <w:r>
-        <w:rPr>
-          <w:rFonts w:hint="eastAsia"/>
-        </w:rPr>
-        <w:t>게시판</w:t>
-      </w:r>
-      <w:r>
-        <w:rPr>
-          <w:rFonts w:hint="eastAsia"/>
-        </w:rPr>
-        <w:t xml:space="preserve"> 내</w:t>
-      </w:r>
-      <w:r>
-        <w:rPr>
-          <w:rFonts w:hint="eastAsia"/>
-        </w:rPr>
-        <w:t xml:space="preserve"> 해당 고객에 대한 게시물에 반드시 기록하도록 한다.</w:t>
-      </w:r>
-      <w:r>
-        <w:br/>
-      </w:r>
-      <w:r>
-        <w:rPr>
-          <w:rFonts w:hint="eastAsia"/>
-        </w:rPr>
-        <w:t>주의)</w:t>
-      </w:r>
-      <w:r>
-        <w:t xml:space="preserve"> </w:t>
-      </w:r>
-      <w:r>
         <w:rPr>
           <w:rFonts w:hint="eastAsia"/>
         </w:rPr>
         <w:t xml:space="preserve">사이트 저장소를 생성한 이후 어느 시점까지는 </w:t>
       </w:r>
       <w:r>
-        <w:t xml:space="preserve">Dev </w:t>
-      </w:r>
-      <w:r>
-        <w:rPr>
-          <w:rFonts w:hint="eastAsia"/>
-        </w:rPr>
-        <w:t xml:space="preserve">저장소의 소스코드를 </w:t>
-      </w:r>
-      <w:r>
-        <w:t xml:space="preserve">Full Merge </w:t>
-      </w:r>
-      <w:r>
-        <w:rPr>
-          <w:rFonts w:hint="eastAsia"/>
-        </w:rPr>
-        <w:t xml:space="preserve">하지만 사이트 소스코드의 </w:t>
-      </w:r>
-      <w:r>
-        <w:t>Freeze</w:t>
-      </w:r>
-      <w:r>
-        <w:rPr>
-          <w:rFonts w:hint="eastAsia"/>
-        </w:rPr>
-        <w:t xml:space="preserve">가 필요한 시점부터는 </w:t>
-      </w:r>
-      <w:r>
-        <w:t>Full Merge</w:t>
-      </w:r>
-      <w:r>
-        <w:rPr>
-          <w:rFonts w:hint="eastAsia"/>
-        </w:rPr>
-        <w:t xml:space="preserve">를 멈추고 필요한 </w:t>
-      </w:r>
-      <w:r>
-        <w:t xml:space="preserve">commit 만을 </w:t>
-      </w:r>
-      <w:r>
-        <w:rPr>
-          <w:rFonts w:hint="eastAsia"/>
-        </w:rPr>
-        <w:t>cherry-pick에 의해 반영하도록 해야 한다.</w:t>
-      </w:r>
-      <w:r>
-        <w:t xml:space="preserve"> Freeze </w:t>
-      </w:r>
-      <w:r>
-        <w:rPr>
-          <w:rFonts w:hint="eastAsia"/>
-        </w:rPr>
-        <w:t>시점은 해당 사이트의 통합 테스트를 시작하는 시점으로 한다.</w:t>
-      </w:r>
-      <w:r>
-        <w:t xml:space="preserve"> </w:t>
-      </w:r>
-      <w:r>
-        <w:rPr>
-          <w:rFonts w:hint="eastAsia"/>
-        </w:rPr>
-        <w:t>통합 테스트를 수행하는 도중 표준모듈에 반영된 새로운 기능들이 나타나서는 안되기 때문이다.</w:t>
+        <w:rPr>
+          <w:rFonts w:hint="eastAsia"/>
+        </w:rPr>
+        <w:t>표준</w:t>
       </w:r>
       <w:bookmarkStart w:id="3" w:name="_GoBack"/>
       <w:bookmarkEnd w:id="3"/>
+      <w:r>
+        <w:t xml:space="preserve"> </w:t>
+      </w:r>
+      <w:r>
+        <w:rPr>
+          <w:rFonts w:hint="eastAsia"/>
+        </w:rPr>
+        <w:t xml:space="preserve">저장소의 소스코드를 </w:t>
+      </w:r>
+      <w:r>
+        <w:t xml:space="preserve">Full Merge </w:t>
+      </w:r>
+      <w:r>
+        <w:rPr>
+          <w:rFonts w:hint="eastAsia"/>
+        </w:rPr>
+        <w:t xml:space="preserve">하지만 사이트 소스코드의 </w:t>
+      </w:r>
+      <w:r>
+        <w:t>Freeze</w:t>
+      </w:r>
+      <w:r>
+        <w:rPr>
+          <w:rFonts w:hint="eastAsia"/>
+        </w:rPr>
+        <w:t xml:space="preserve">가 필요한 시점부터는 </w:t>
+      </w:r>
+      <w:r>
+        <w:t>Full Merge</w:t>
+      </w:r>
+      <w:r>
+        <w:rPr>
+          <w:rFonts w:hint="eastAsia"/>
+        </w:rPr>
+        <w:t xml:space="preserve">를 멈추고 필요한 </w:t>
+      </w:r>
+      <w:r>
+        <w:t xml:space="preserve">commit 만을 </w:t>
+      </w:r>
+      <w:r>
+        <w:rPr>
+          <w:rFonts w:hint="eastAsia"/>
+        </w:rPr>
+        <w:t>cherry-pick에 의해 반영하도록 해야 한다.</w:t>
+      </w:r>
+      <w:r>
+        <w:t xml:space="preserve"> Freeze </w:t>
+      </w:r>
+      <w:r>
+        <w:rPr>
+          <w:rFonts w:hint="eastAsia"/>
+        </w:rPr>
+        <w:t>시점은 해당 사이트의 통합 테스트를 시작하는 시점으로 한다.</w:t>
+      </w:r>
+      <w:r>
+        <w:t xml:space="preserve"> </w:t>
+      </w:r>
+      <w:r>
+        <w:rPr>
+          <w:rFonts w:hint="eastAsia"/>
+        </w:rPr>
+        <w:t>통합 테스트를 수행하는 도중 표준모듈에 반영된 새로운 기능들이 나타나서는 안되기 때문이다.</w:t>
+      </w:r>
     </w:p>
     <w:p/>
     <w:sectPr>
@@ -3090,6 +2301,56 @@
     </w:sectPr>
   </w:body>
 </w:document>
+</file>
+
+<file path=word/endnotes.xml><?xml version="1.0" encoding="utf-8"?>
+<w:endnotes xmlns:wpc="http://schemas.microsoft.com/office/word/2010/wordprocessingCanvas" xmlns:mc="http://schemas.openxmlformats.org/markup-compatibility/2006" xmlns:o="urn:schemas-microsoft-com:office:office" xmlns:r="http://schemas.openxmlformats.org/officeDocument/2006/relationships" xmlns:m="http://schemas.openxmlformats.org/officeDocument/2006/math" xmlns:v="urn:schemas-microsoft-com:vml" xmlns:wp14="http://schemas.microsoft.com/office/word/2010/wordprocessingDrawing" xmlns:wp="http://schemas.openxmlformats.org/drawingml/2006/wordprocessingDrawing" xmlns:w10="urn:schemas-microsoft-com:office:word" xmlns:w="http://schemas.openxmlformats.org/wordprocessingml/2006/main" xmlns:w14="http://schemas.microsoft.com/office/word/2010/wordml" xmlns:w15="http://schemas.microsoft.com/office/word/2012/wordml" xmlns:wpg="http://schemas.microsoft.com/office/word/2010/wordprocessingGroup" xmlns:wpi="http://schemas.microsoft.com/office/word/2010/wordprocessingInk" xmlns:wne="http://schemas.microsoft.com/office/word/2006/wordml" xmlns:wps="http://schemas.microsoft.com/office/word/2010/wordprocessingShape" mc:Ignorable="w14 w15 wp14">
+  <w:endnote w:type="separator" w:id="-1">
+    <w:p>
+      <w:pPr>
+        <w:spacing w:after="0" w:line="240" w:lineRule="auto"/>
+      </w:pPr>
+      <w:r>
+        <w:separator/>
+      </w:r>
+    </w:p>
+  </w:endnote>
+  <w:endnote w:type="continuationSeparator" w:id="0">
+    <w:p>
+      <w:pPr>
+        <w:spacing w:after="0" w:line="240" w:lineRule="auto"/>
+      </w:pPr>
+      <w:r>
+        <w:continuationSeparator/>
+      </w:r>
+    </w:p>
+  </w:endnote>
+</w:endnotes>
+</file>
+
+<file path=word/footnotes.xml><?xml version="1.0" encoding="utf-8"?>
+<w:footnotes xmlns:wpc="http://schemas.microsoft.com/office/word/2010/wordprocessingCanvas" xmlns:mc="http://schemas.openxmlformats.org/markup-compatibility/2006" xmlns:o="urn:schemas-microsoft-com:office:office" xmlns:r="http://schemas.openxmlformats.org/officeDocument/2006/relationships" xmlns:m="http://schemas.openxmlformats.org/officeDocument/2006/math" xmlns:v="urn:schemas-microsoft-com:vml" xmlns:wp14="http://schemas.microsoft.com/office/word/2010/wordprocessingDrawing" xmlns:wp="http://schemas.openxmlformats.org/drawingml/2006/wordprocessingDrawing" xmlns:w10="urn:schemas-microsoft-com:office:word" xmlns:w="http://schemas.openxmlformats.org/wordprocessingml/2006/main" xmlns:w14="http://schemas.microsoft.com/office/word/2010/wordml" xmlns:w15="http://schemas.microsoft.com/office/word/2012/wordml" xmlns:wpg="http://schemas.microsoft.com/office/word/2010/wordprocessingGroup" xmlns:wpi="http://schemas.microsoft.com/office/word/2010/wordprocessingInk" xmlns:wne="http://schemas.microsoft.com/office/word/2006/wordml" xmlns:wps="http://schemas.microsoft.com/office/word/2010/wordprocessingShape" mc:Ignorable="w14 w15 wp14">
+  <w:footnote w:type="separator" w:id="-1">
+    <w:p>
+      <w:pPr>
+        <w:spacing w:after="0" w:line="240" w:lineRule="auto"/>
+      </w:pPr>
+      <w:r>
+        <w:separator/>
+      </w:r>
+    </w:p>
+  </w:footnote>
+  <w:footnote w:type="continuationSeparator" w:id="0">
+    <w:p>
+      <w:pPr>
+        <w:spacing w:after="0" w:line="240" w:lineRule="auto"/>
+      </w:pPr>
+      <w:r>
+        <w:continuationSeparator/>
+      </w:r>
+    </w:p>
+  </w:footnote>
+</w:footnotes>
 </file>
 
 <file path=word/numbering.xml><?xml version="1.0" encoding="utf-8"?>
@@ -5077,6 +4338,56 @@
       <w:u w:val="single"/>
     </w:rPr>
   </w:style>
+  <w:style w:type="paragraph" w:styleId="a6">
+    <w:name w:val="header"/>
+    <w:basedOn w:val="a"/>
+    <w:link w:val="Char0"/>
+    <w:uiPriority w:val="99"/>
+    <w:unhideWhenUsed/>
+    <w:rsid w:val="004C349E"/>
+    <w:pPr>
+      <w:tabs>
+        <w:tab w:val="center" w:pos="4680"/>
+        <w:tab w:val="right" w:pos="9360"/>
+      </w:tabs>
+      <w:spacing w:after="0" w:line="240" w:lineRule="auto"/>
+    </w:pPr>
+  </w:style>
+  <w:style w:type="character" w:customStyle="1" w:styleId="Char0">
+    <w:name w:val="머리글 Char"/>
+    <w:basedOn w:val="a0"/>
+    <w:link w:val="a6"/>
+    <w:uiPriority w:val="99"/>
+    <w:rsid w:val="004C349E"/>
+    <w:rPr>
+      <w:sz w:val="22"/>
+    </w:rPr>
+  </w:style>
+  <w:style w:type="paragraph" w:styleId="a7">
+    <w:name w:val="footer"/>
+    <w:basedOn w:val="a"/>
+    <w:link w:val="Char1"/>
+    <w:uiPriority w:val="99"/>
+    <w:unhideWhenUsed/>
+    <w:rsid w:val="004C349E"/>
+    <w:pPr>
+      <w:tabs>
+        <w:tab w:val="center" w:pos="4680"/>
+        <w:tab w:val="right" w:pos="9360"/>
+      </w:tabs>
+      <w:spacing w:after="0" w:line="240" w:lineRule="auto"/>
+    </w:pPr>
+  </w:style>
+  <w:style w:type="character" w:customStyle="1" w:styleId="Char1">
+    <w:name w:val="바닥글 Char"/>
+    <w:basedOn w:val="a0"/>
+    <w:link w:val="a7"/>
+    <w:uiPriority w:val="99"/>
+    <w:rsid w:val="004C349E"/>
+    <w:rPr>
+      <w:sz w:val="22"/>
+    </w:rPr>
+  </w:style>
 </w:styles>
 </file>
 
@@ -5346,7 +4657,7 @@
 </file>
 
 <file path=customXml/itemProps1.xml><?xml version="1.0" encoding="utf-8"?>
-<ds:datastoreItem xmlns:ds="http://schemas.openxmlformats.org/officeDocument/2006/customXml" ds:itemID="{ABCB909D-0CBF-44EB-9C73-F3837A982BC6}">
+<ds:datastoreItem xmlns:ds="http://schemas.openxmlformats.org/officeDocument/2006/customXml" ds:itemID="{2A24B4A7-8E67-4614-9F38-77F331C71647}">
   <ds:schemaRefs>
     <ds:schemaRef ds:uri="http://schemas.openxmlformats.org/officeDocument/2006/bibliography"/>
   </ds:schemaRefs>
